--- a/fuentes/62330167_CF01_DU.docx
+++ b/fuentes/62330167_CF01_DU.docx
@@ -1,6 +1,6 @@
 
 <file path=word/document.xml><?xml version="1.0" encoding="utf-8"?>
-<w:document xmlns:wpc="http://schemas.microsoft.com/office/word/2010/wordprocessingCanvas" xmlns:cx="http://schemas.microsoft.com/office/drawing/2014/chartex" xmlns:cx1="http://schemas.microsoft.com/office/drawing/2015/9/8/chartex" xmlns:cx2="http://schemas.microsoft.com/office/drawing/2015/10/21/chartex" xmlns:cx3="http://schemas.microsoft.com/office/drawing/2016/5/9/chartex" xmlns:cx4="http://schemas.microsoft.com/office/drawing/2016/5/10/chartex" xmlns:cx5="http://schemas.microsoft.com/office/drawing/2016/5/11/chartex" xmlns:cx6="http://schemas.microsoft.com/office/drawing/2016/5/12/chartex" xmlns:cx7="http://schemas.microsoft.com/office/drawing/2016/5/13/chartex" xmlns:cx8="http://schemas.microsoft.com/office/drawing/2016/5/14/chartex" xmlns:mc="http://schemas.openxmlformats.org/markup-compatibility/2006" xmlns:aink="http://schemas.microsoft.com/office/drawing/2016/ink" xmlns:am3d="http://schemas.microsoft.com/office/drawing/2017/model3d" xmlns:o="urn:schemas-microsoft-com:office:office" xmlns:oel="http://schemas.microsoft.com/office/2019/extlst" xmlns:r="http://schemas.openxmlformats.org/officeDocument/2006/relationships" xmlns:m="http://schemas.openxmlformats.org/officeDocument/2006/math" xmlns:v="urn:schemas-microsoft-com:vml" xmlns:wp14="http://schemas.microsoft.com/office/word/2010/wordprocessingDrawing" xmlns:wp="http://schemas.openxmlformats.org/drawingml/2006/wordprocessingDrawing" xmlns:w10="urn:schemas-microsoft-com:office:word" xmlns:w="http://schemas.openxmlformats.org/wordprocessingml/2006/main" xmlns:w14="http://schemas.microsoft.com/office/word/2010/wordml" xmlns:w15="http://schemas.microsoft.com/office/word/2012/wordml" xmlns:w16cei="http://schemas.microsoft.com/office/word/2026/wordml/cei" xmlns:w16cex="http://schemas.microsoft.com/office/word/2018/wordml/cex" xmlns:w16cid="http://schemas.microsoft.com/office/word/2016/wordml/cid" xmlns:w16="http://schemas.microsoft.com/office/word/2018/wordml" xmlns:w16du="http://schemas.microsoft.com/office/word/2023/wordml/word16du" xmlns:w16sdtdh="http://schemas.microsoft.com/office/word/2020/wordml/sdtdatahash" xmlns:w16sdtfl="http://schemas.microsoft.com/office/word/2024/wordml/sdtformatlock" xmlns:w16se="http://schemas.microsoft.com/office/word/2015/wordml/symex" xmlns:wpg="http://schemas.microsoft.com/office/word/2010/wordprocessingGroup" xmlns:wpi="http://schemas.microsoft.com/office/word/2010/wordprocessingInk" xmlns:wne="http://schemas.microsoft.com/office/word/2006/wordml" xmlns:wps="http://schemas.microsoft.com/office/word/2010/wordprocessingShape" mc:Ignorable="w14 w15 w16se w16cid w16 w16cex w16sdtdh w16sdtfl w16du wp14">
+<w:document xmlns:wpc="http://schemas.microsoft.com/office/word/2010/wordprocessingCanvas" xmlns:cx="http://schemas.microsoft.com/office/drawing/2014/chartex" xmlns:cx1="http://schemas.microsoft.com/office/drawing/2015/9/8/chartex" xmlns:cx2="http://schemas.microsoft.com/office/drawing/2015/10/21/chartex" xmlns:cx3="http://schemas.microsoft.com/office/drawing/2016/5/9/chartex" xmlns:cx4="http://schemas.microsoft.com/office/drawing/2016/5/10/chartex" xmlns:cx5="http://schemas.microsoft.com/office/drawing/2016/5/11/chartex" xmlns:cx6="http://schemas.microsoft.com/office/drawing/2016/5/12/chartex" xmlns:cx7="http://schemas.microsoft.com/office/drawing/2016/5/13/chartex" xmlns:cx8="http://schemas.microsoft.com/office/drawing/2016/5/14/chartex" xmlns:mc="http://schemas.openxmlformats.org/markup-compatibility/2006" xmlns:aink="http://schemas.microsoft.com/office/drawing/2016/ink" xmlns:am3d="http://schemas.microsoft.com/office/drawing/2017/model3d" xmlns:o="urn:schemas-microsoft-com:office:office" xmlns:r="http://schemas.openxmlformats.org/officeDocument/2006/relationships" xmlns:m="http://schemas.openxmlformats.org/officeDocument/2006/math" xmlns:v="urn:schemas-microsoft-com:vml" xmlns:wp14="http://schemas.microsoft.com/office/word/2010/wordprocessingDrawing" xmlns:wp="http://schemas.openxmlformats.org/drawingml/2006/wordprocessingDrawing" xmlns:w10="urn:schemas-microsoft-com:office:word" xmlns:w="http://schemas.openxmlformats.org/wordprocessingml/2006/main" xmlns:w14="http://schemas.microsoft.com/office/word/2010/wordml" xmlns:w15="http://schemas.microsoft.com/office/word/2012/wordml" xmlns:w16cex="http://schemas.microsoft.com/office/word/2018/wordml/cex" xmlns:w16cid="http://schemas.microsoft.com/office/word/2016/wordml/cid" xmlns:w16="http://schemas.microsoft.com/office/word/2018/wordml" xmlns:w16sdtdh="http://schemas.microsoft.com/office/word/2020/wordml/sdtdatahash" xmlns:w16se="http://schemas.microsoft.com/office/word/2015/wordml/symex" xmlns:wpg="http://schemas.microsoft.com/office/word/2010/wordprocessingGroup" xmlns:wpi="http://schemas.microsoft.com/office/word/2010/wordprocessingInk" xmlns:wne="http://schemas.microsoft.com/office/word/2006/wordml" xmlns:wps="http://schemas.microsoft.com/office/word/2010/wordprocessingShape" mc:Ignorable="w14 w15 w16se w16cid w16 w16cex w16sdtdh wp14">
   <w:body>
     <w:p>
       <w:pPr>
@@ -205,7 +205,7 @@
               </wp:anchor>
             </w:drawing>
           </mc:Choice>
-          <mc:Fallback>
+          <mc:Fallback xmlns:oel="http://schemas.microsoft.com/office/2019/extlst" xmlns:w16cei="http://schemas.microsoft.com/office/word/2026/wordml/cei" xmlns:w16du="http://schemas.microsoft.com/office/word/2023/wordml/word16du" xmlns:w16sdtfl="http://schemas.microsoft.com/office/word/2024/wordml/sdtformatlock">
             <w:pict>
               <v:rect w14:anchorId="4C256C62" id="Rectángulo 3" o:spid="_x0000_s1026" alt="&quot;&quot;" style="position:absolute;margin-left:-55.95pt;margin-top:26.4pt;width:613.85pt;height:164.25pt;z-index:-251655168;visibility:visible;mso-wrap-style:square;mso-height-percent:0;mso-wrap-distance-left:9pt;mso-wrap-distance-top:0;mso-wrap-distance-right:9pt;mso-wrap-distance-bottom:0;mso-position-horizontal:absolute;mso-position-horizontal-relative:text;mso-position-vertical:absolute;mso-position-vertical-relative:text;mso-height-percent:0;mso-height-relative:margin;v-text-anchor:middle" o:gfxdata="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" fillcolor="#00314d" stroked="f" strokeweight="1pt"/>
             </w:pict>
@@ -318,7 +318,7 @@
                 <v:stroke joinstyle="miter"/>
                 <v:path gradientshapeok="t" o:connecttype="rect"/>
               </v:shapetype>
-              <v:shape id="Cuadro de texto 2" o:spid="_x0000_s1026" type="#_x0000_t202" alt="&quot;&quot;" style="position:absolute;left:0;text-align:left;margin-left:-25.2pt;margin-top:35.55pt;width:549pt;height:102.95pt;z-index:251663360;visibility:visible;mso-wrap-style:square;mso-width-percent:0;mso-height-percent:0;mso-wrap-distance-left:9pt;mso-wrap-distance-top:3.6pt;mso-wrap-distance-right:9pt;mso-wrap-distance-bottom:3.6pt;mso-position-horizontal:absolute;mso-position-horizontal-relative:margin;mso-position-vertical:absolute;mso-position-vertical-relative:text;mso-width-percent:0;mso-height-percent:0;mso-width-relative:margin;mso-height-relative:margin;v-text-anchor:top" o:gfxdata="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" filled="f" stroked="f">
+              <v:shape id="Cuadro de texto 2" o:spid="_x0000_s1026" type="#_x0000_t202" alt="&quot;&quot;" style="position:absolute;left:0;text-align:left;margin-left:-25.2pt;margin-top:35.55pt;width:549pt;height:102.95pt;z-index:251663360;visibility:visible;mso-wrap-style:square;mso-width-percent:0;mso-height-percent:0;mso-wrap-distance-left:9pt;mso-wrap-distance-top:3.6pt;mso-wrap-distance-right:9pt;mso-wrap-distance-bottom:3.6pt;mso-position-horizontal:absolute;mso-position-horizontal-relative:margin;mso-position-vertical:absolute;mso-position-vertical-relative:text;mso-width-percent:0;mso-height-percent:0;mso-width-relative:margin;mso-height-relative:margin;v-text-anchor:top" o:gfxdata="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" filled="f" stroked="f">
                 <v:textbox>
                   <w:txbxContent>
                     <w:p>
@@ -516,6 +516,7 @@
           <w:docPartUnique/>
         </w:docPartObj>
       </w:sdtPr>
+      <w:sdtEndPr/>
       <w:sdtContent>
         <w:p>
           <w:pPr>
@@ -537,9 +538,10 @@
             <w:rPr>
               <w:rFonts w:eastAsiaTheme="minorEastAsia"/>
               <w:noProof/>
-              <w:sz w:val="24"/>
-              <w:szCs w:val="24"/>
-              <w:lang w:val="es-ES" w:eastAsia="es-ES"/>
+              <w:kern w:val="0"/>
+              <w:sz w:val="22"/>
+              <w:lang w:eastAsia="es-CO"/>
+              <w14:ligatures w14:val="none"/>
             </w:rPr>
           </w:pPr>
           <w:r>
@@ -551,7 +553,7 @@
           <w:r>
             <w:fldChar w:fldCharType="separate"/>
           </w:r>
-          <w:hyperlink w:anchor="_Toc228987994" w:history="1">
+          <w:hyperlink w:anchor="_Toc238840249" w:history="1">
             <w:r>
               <w:rPr>
                 <w:rStyle w:val="Hipervnculo"/>
@@ -578,7 +580,7 @@
                 <w:noProof/>
                 <w:webHidden/>
               </w:rPr>
-              <w:instrText xml:space="preserve"> PAGEREF _Toc228987994 \h </w:instrText>
+              <w:instrText xml:space="preserve"> PAGEREF _Toc238840249 \h </w:instrText>
             </w:r>
             <w:r>
               <w:rPr>
@@ -598,7 +600,7 @@
                 <w:noProof/>
                 <w:webHidden/>
               </w:rPr>
-              <w:t>4</w:t>
+              <w:t>3</w:t>
             </w:r>
             <w:r>
               <w:rPr>
@@ -618,18 +620,19 @@
             <w:rPr>
               <w:rFonts w:eastAsiaTheme="minorEastAsia"/>
               <w:noProof/>
-              <w:sz w:val="24"/>
-              <w:szCs w:val="24"/>
-              <w:lang w:val="es-ES" w:eastAsia="es-ES"/>
+              <w:kern w:val="0"/>
+              <w:sz w:val="22"/>
+              <w:lang w:eastAsia="es-CO"/>
+              <w14:ligatures w14:val="none"/>
             </w:rPr>
           </w:pPr>
-          <w:hyperlink w:anchor="_Toc228987995" w:history="1">
+          <w:hyperlink w:anchor="_Toc238840250" w:history="1">
             <w:r>
               <w:rPr>
                 <w:rStyle w:val="Hipervnculo"/>
                 <w:noProof/>
               </w:rPr>
-              <w:t>1. Importancia y utilidad de la contabilidad en una organización</w:t>
+              <w:t>1. Objetivos de Desarrollo Sostenible (sostenibilidad)</w:t>
             </w:r>
             <w:r>
               <w:rPr>
@@ -650,7 +653,7 @@
                 <w:noProof/>
                 <w:webHidden/>
               </w:rPr>
-              <w:instrText xml:space="preserve"> PAGEREF _Toc228987995 \h </w:instrText>
+              <w:instrText xml:space="preserve"> PAGEREF _Toc238840250 \h </w:instrText>
             </w:r>
             <w:r>
               <w:rPr>
@@ -670,79 +673,7 @@
                 <w:noProof/>
                 <w:webHidden/>
               </w:rPr>
-              <w:t>5</w:t>
-            </w:r>
-            <w:r>
-              <w:rPr>
-                <w:noProof/>
-                <w:webHidden/>
-              </w:rPr>
-              <w:fldChar w:fldCharType="end"/>
-            </w:r>
-          </w:hyperlink>
-        </w:p>
-        <w:p>
-          <w:pPr>
-            <w:pStyle w:val="TDC2"/>
-            <w:tabs>
-              <w:tab w:val="right" w:leader="dot" w:pos="9962"/>
-            </w:tabs>
-            <w:rPr>
-              <w:rFonts w:eastAsiaTheme="minorEastAsia"/>
-              <w:noProof/>
-              <w:sz w:val="24"/>
-              <w:szCs w:val="24"/>
-              <w:lang w:val="es-ES" w:eastAsia="es-ES"/>
-            </w:rPr>
-          </w:pPr>
-          <w:hyperlink w:anchor="_Toc228987996" w:history="1">
-            <w:r>
-              <w:rPr>
-                <w:rStyle w:val="Hipervnculo"/>
-                <w:noProof/>
-              </w:rPr>
-              <w:t>1.1. Contabilidad en la organización: concepto, utilidad y usuarios de la información</w:t>
-            </w:r>
-            <w:r>
-              <w:rPr>
-                <w:noProof/>
-                <w:webHidden/>
-              </w:rPr>
-              <w:tab/>
-            </w:r>
-            <w:r>
-              <w:rPr>
-                <w:noProof/>
-                <w:webHidden/>
-              </w:rPr>
-              <w:fldChar w:fldCharType="begin"/>
-            </w:r>
-            <w:r>
-              <w:rPr>
-                <w:noProof/>
-                <w:webHidden/>
-              </w:rPr>
-              <w:instrText xml:space="preserve"> PAGEREF _Toc228987996 \h </w:instrText>
-            </w:r>
-            <w:r>
-              <w:rPr>
-                <w:noProof/>
-                <w:webHidden/>
-              </w:rPr>
-            </w:r>
-            <w:r>
-              <w:rPr>
-                <w:noProof/>
-                <w:webHidden/>
-              </w:rPr>
-              <w:fldChar w:fldCharType="separate"/>
-            </w:r>
-            <w:r>
-              <w:rPr>
-                <w:noProof/>
-                <w:webHidden/>
-              </w:rPr>
-              <w:t>5</w:t>
+              <w:t>4</w:t>
             </w:r>
             <w:r>
               <w:rPr>
@@ -762,18 +693,19 @@
             <w:rPr>
               <w:rFonts w:eastAsiaTheme="minorEastAsia"/>
               <w:noProof/>
-              <w:sz w:val="24"/>
-              <w:szCs w:val="24"/>
-              <w:lang w:val="es-ES" w:eastAsia="es-ES"/>
+              <w:kern w:val="0"/>
+              <w:sz w:val="22"/>
+              <w:lang w:eastAsia="es-CO"/>
+              <w14:ligatures w14:val="none"/>
             </w:rPr>
           </w:pPr>
-          <w:hyperlink w:anchor="_Toc228987997" w:history="1">
+          <w:hyperlink w:anchor="_Toc238840251" w:history="1">
             <w:r>
               <w:rPr>
                 <w:rStyle w:val="Hipervnculo"/>
                 <w:noProof/>
               </w:rPr>
-              <w:t>2. Soportes contables: finalidad como respaldo del registro</w:t>
+              <w:t>2. Consumidor verde</w:t>
             </w:r>
             <w:r>
               <w:rPr>
@@ -794,151 +726,7 @@
                 <w:noProof/>
                 <w:webHidden/>
               </w:rPr>
-              <w:instrText xml:space="preserve"> PAGEREF _Toc228987997 \h </w:instrText>
-            </w:r>
-            <w:r>
-              <w:rPr>
-                <w:noProof/>
-                <w:webHidden/>
-              </w:rPr>
-            </w:r>
-            <w:r>
-              <w:rPr>
-                <w:noProof/>
-                <w:webHidden/>
-              </w:rPr>
-              <w:fldChar w:fldCharType="separate"/>
-            </w:r>
-            <w:r>
-              <w:rPr>
-                <w:noProof/>
-                <w:webHidden/>
-              </w:rPr>
-              <w:t>9</w:t>
-            </w:r>
-            <w:r>
-              <w:rPr>
-                <w:noProof/>
-                <w:webHidden/>
-              </w:rPr>
-              <w:fldChar w:fldCharType="end"/>
-            </w:r>
-          </w:hyperlink>
-        </w:p>
-        <w:p>
-          <w:pPr>
-            <w:pStyle w:val="TDC2"/>
-            <w:tabs>
-              <w:tab w:val="right" w:leader="dot" w:pos="9962"/>
-            </w:tabs>
-            <w:rPr>
-              <w:rFonts w:eastAsiaTheme="minorEastAsia"/>
-              <w:noProof/>
-              <w:sz w:val="24"/>
-              <w:szCs w:val="24"/>
-              <w:lang w:val="es-ES" w:eastAsia="es-ES"/>
-            </w:rPr>
-          </w:pPr>
-          <w:hyperlink w:anchor="_Toc228987998" w:history="1">
-            <w:r>
-              <w:rPr>
-                <w:rStyle w:val="Hipervnculo"/>
-                <w:noProof/>
-              </w:rPr>
-              <w:t>2.1. Soportes externos: tipos frecuentes y su uso</w:t>
-            </w:r>
-            <w:r>
-              <w:rPr>
-                <w:noProof/>
-                <w:webHidden/>
-              </w:rPr>
-              <w:tab/>
-            </w:r>
-            <w:r>
-              <w:rPr>
-                <w:noProof/>
-                <w:webHidden/>
-              </w:rPr>
-              <w:fldChar w:fldCharType="begin"/>
-            </w:r>
-            <w:r>
-              <w:rPr>
-                <w:noProof/>
-                <w:webHidden/>
-              </w:rPr>
-              <w:instrText xml:space="preserve"> PAGEREF _Toc228987998 \h </w:instrText>
-            </w:r>
-            <w:r>
-              <w:rPr>
-                <w:noProof/>
-                <w:webHidden/>
-              </w:rPr>
-            </w:r>
-            <w:r>
-              <w:rPr>
-                <w:noProof/>
-                <w:webHidden/>
-              </w:rPr>
-              <w:fldChar w:fldCharType="separate"/>
-            </w:r>
-            <w:r>
-              <w:rPr>
-                <w:noProof/>
-                <w:webHidden/>
-              </w:rPr>
-              <w:t>9</w:t>
-            </w:r>
-            <w:r>
-              <w:rPr>
-                <w:noProof/>
-                <w:webHidden/>
-              </w:rPr>
-              <w:fldChar w:fldCharType="end"/>
-            </w:r>
-          </w:hyperlink>
-        </w:p>
-        <w:p>
-          <w:pPr>
-            <w:pStyle w:val="TDC2"/>
-            <w:tabs>
-              <w:tab w:val="right" w:leader="dot" w:pos="9962"/>
-            </w:tabs>
-            <w:rPr>
-              <w:rFonts w:eastAsiaTheme="minorEastAsia"/>
-              <w:noProof/>
-              <w:sz w:val="24"/>
-              <w:szCs w:val="24"/>
-              <w:lang w:val="es-ES" w:eastAsia="es-ES"/>
-            </w:rPr>
-          </w:pPr>
-          <w:hyperlink w:anchor="_Toc228987999" w:history="1">
-            <w:r>
-              <w:rPr>
-                <w:rStyle w:val="Hipervnculo"/>
-                <w:noProof/>
-              </w:rPr>
-              <w:t>2.2. Soportes internos: notas y comprobantes contables</w:t>
-            </w:r>
-            <w:r>
-              <w:rPr>
-                <w:noProof/>
-                <w:webHidden/>
-              </w:rPr>
-              <w:tab/>
-            </w:r>
-            <w:r>
-              <w:rPr>
-                <w:noProof/>
-                <w:webHidden/>
-              </w:rPr>
-              <w:fldChar w:fldCharType="begin"/>
-            </w:r>
-            <w:r>
-              <w:rPr>
-                <w:noProof/>
-                <w:webHidden/>
-              </w:rPr>
-              <w:instrText xml:space="preserve"> PAGEREF _Toc228987999 \h </w:instrText>
+              <w:instrText xml:space="preserve"> PAGEREF _Toc238840251 \h </w:instrText>
             </w:r>
             <w:r>
               <w:rPr>
@@ -978,18 +766,19 @@
             <w:rPr>
               <w:rFonts w:eastAsiaTheme="minorEastAsia"/>
               <w:noProof/>
-              <w:sz w:val="24"/>
-              <w:szCs w:val="24"/>
-              <w:lang w:val="es-ES" w:eastAsia="es-ES"/>
+              <w:kern w:val="0"/>
+              <w:sz w:val="22"/>
+              <w:lang w:eastAsia="es-CO"/>
+              <w14:ligatures w14:val="none"/>
             </w:rPr>
           </w:pPr>
-          <w:hyperlink w:anchor="_Toc228988000" w:history="1">
+          <w:hyperlink w:anchor="_Toc238840252" w:history="1">
             <w:r>
               <w:rPr>
                 <w:rStyle w:val="Hipervnculo"/>
                 <w:noProof/>
               </w:rPr>
-              <w:t>3. Ciclo contable: de la transacción al registro</w:t>
+              <w:t>3. Mercado</w:t>
             </w:r>
             <w:r>
               <w:rPr>
@@ -1010,7 +799,7 @@
                 <w:noProof/>
                 <w:webHidden/>
               </w:rPr>
-              <w:instrText xml:space="preserve"> PAGEREF _Toc228988000 \h </w:instrText>
+              <w:instrText xml:space="preserve"> PAGEREF _Toc238840252 \h </w:instrText>
             </w:r>
             <w:r>
               <w:rPr>
@@ -1030,79 +819,7 @@
                 <w:noProof/>
                 <w:webHidden/>
               </w:rPr>
-              <w:t>14</w:t>
-            </w:r>
-            <w:r>
-              <w:rPr>
-                <w:noProof/>
-                <w:webHidden/>
-              </w:rPr>
-              <w:fldChar w:fldCharType="end"/>
-            </w:r>
-          </w:hyperlink>
-        </w:p>
-        <w:p>
-          <w:pPr>
-            <w:pStyle w:val="TDC2"/>
-            <w:tabs>
-              <w:tab w:val="right" w:leader="dot" w:pos="9962"/>
-            </w:tabs>
-            <w:rPr>
-              <w:rFonts w:eastAsiaTheme="minorEastAsia"/>
-              <w:noProof/>
-              <w:sz w:val="24"/>
-              <w:szCs w:val="24"/>
-              <w:lang w:val="es-ES" w:eastAsia="es-ES"/>
-            </w:rPr>
-          </w:pPr>
-          <w:hyperlink w:anchor="_Toc228988001" w:history="1">
-            <w:r>
-              <w:rPr>
-                <w:rStyle w:val="Hipervnculo"/>
-                <w:noProof/>
-              </w:rPr>
-              <w:t>3.1. Del hecho económico al registro contable: etapas, soportes y control del ciclo contable</w:t>
-            </w:r>
-            <w:r>
-              <w:rPr>
-                <w:noProof/>
-                <w:webHidden/>
-              </w:rPr>
-              <w:tab/>
-            </w:r>
-            <w:r>
-              <w:rPr>
-                <w:noProof/>
-                <w:webHidden/>
-              </w:rPr>
-              <w:fldChar w:fldCharType="begin"/>
-            </w:r>
-            <w:r>
-              <w:rPr>
-                <w:noProof/>
-                <w:webHidden/>
-              </w:rPr>
-              <w:instrText xml:space="preserve"> PAGEREF _Toc228988001 \h </w:instrText>
-            </w:r>
-            <w:r>
-              <w:rPr>
-                <w:noProof/>
-                <w:webHidden/>
-              </w:rPr>
-            </w:r>
-            <w:r>
-              <w:rPr>
-                <w:noProof/>
-                <w:webHidden/>
-              </w:rPr>
-              <w:fldChar w:fldCharType="separate"/>
-            </w:r>
-            <w:r>
-              <w:rPr>
-                <w:noProof/>
-                <w:webHidden/>
-              </w:rPr>
-              <w:t>14</w:t>
+              <w:t>24</w:t>
             </w:r>
             <w:r>
               <w:rPr>
@@ -1122,18 +839,19 @@
             <w:rPr>
               <w:rFonts w:eastAsiaTheme="minorEastAsia"/>
               <w:noProof/>
-              <w:sz w:val="24"/>
-              <w:szCs w:val="24"/>
-              <w:lang w:val="es-ES" w:eastAsia="es-ES"/>
+              <w:kern w:val="0"/>
+              <w:sz w:val="22"/>
+              <w:lang w:eastAsia="es-CO"/>
+              <w14:ligatures w14:val="none"/>
             </w:rPr>
           </w:pPr>
-          <w:hyperlink w:anchor="_Toc228988002" w:history="1">
+          <w:hyperlink w:anchor="_Toc238840253" w:history="1">
             <w:r>
               <w:rPr>
                 <w:rStyle w:val="Hipervnculo"/>
                 <w:noProof/>
               </w:rPr>
-              <w:t>4. Cuenta contable: naturaleza, débitos, créditos y saldos</w:t>
+              <w:t>4. Prospección</w:t>
             </w:r>
             <w:r>
               <w:rPr>
@@ -1154,7 +872,7 @@
                 <w:noProof/>
                 <w:webHidden/>
               </w:rPr>
-              <w:instrText xml:space="preserve"> PAGEREF _Toc228988002 \h </w:instrText>
+              <w:instrText xml:space="preserve"> PAGEREF _Toc238840253 \h </w:instrText>
             </w:r>
             <w:r>
               <w:rPr>
@@ -1174,223 +892,7 @@
                 <w:noProof/>
                 <w:webHidden/>
               </w:rPr>
-              <w:t>17</w:t>
-            </w:r>
-            <w:r>
-              <w:rPr>
-                <w:noProof/>
-                <w:webHidden/>
-              </w:rPr>
-              <w:fldChar w:fldCharType="end"/>
-            </w:r>
-          </w:hyperlink>
-        </w:p>
-        <w:p>
-          <w:pPr>
-            <w:pStyle w:val="TDC2"/>
-            <w:tabs>
-              <w:tab w:val="right" w:leader="dot" w:pos="9962"/>
-            </w:tabs>
-            <w:rPr>
-              <w:rFonts w:eastAsiaTheme="minorEastAsia"/>
-              <w:noProof/>
-              <w:sz w:val="24"/>
-              <w:szCs w:val="24"/>
-              <w:lang w:val="es-ES" w:eastAsia="es-ES"/>
-            </w:rPr>
-          </w:pPr>
-          <w:hyperlink w:anchor="_Toc228988003" w:history="1">
-            <w:r>
-              <w:rPr>
-                <w:rStyle w:val="Hipervnculo"/>
-                <w:noProof/>
-              </w:rPr>
-              <w:t>4.1. Concepto y estructura de la cuenta contable</w:t>
-            </w:r>
-            <w:r>
-              <w:rPr>
-                <w:noProof/>
-                <w:webHidden/>
-              </w:rPr>
-              <w:tab/>
-            </w:r>
-            <w:r>
-              <w:rPr>
-                <w:noProof/>
-                <w:webHidden/>
-              </w:rPr>
-              <w:fldChar w:fldCharType="begin"/>
-            </w:r>
-            <w:r>
-              <w:rPr>
-                <w:noProof/>
-                <w:webHidden/>
-              </w:rPr>
-              <w:instrText xml:space="preserve"> PAGEREF _Toc228988003 \h </w:instrText>
-            </w:r>
-            <w:r>
-              <w:rPr>
-                <w:noProof/>
-                <w:webHidden/>
-              </w:rPr>
-            </w:r>
-            <w:r>
-              <w:rPr>
-                <w:noProof/>
-                <w:webHidden/>
-              </w:rPr>
-              <w:fldChar w:fldCharType="separate"/>
-            </w:r>
-            <w:r>
-              <w:rPr>
-                <w:noProof/>
-                <w:webHidden/>
-              </w:rPr>
-              <w:t>17</w:t>
-            </w:r>
-            <w:r>
-              <w:rPr>
-                <w:noProof/>
-                <w:webHidden/>
-              </w:rPr>
-              <w:fldChar w:fldCharType="end"/>
-            </w:r>
-          </w:hyperlink>
-        </w:p>
-        <w:p>
-          <w:pPr>
-            <w:pStyle w:val="TDC2"/>
-            <w:tabs>
-              <w:tab w:val="right" w:leader="dot" w:pos="9962"/>
-            </w:tabs>
-            <w:rPr>
-              <w:rFonts w:eastAsiaTheme="minorEastAsia"/>
-              <w:noProof/>
-              <w:sz w:val="24"/>
-              <w:szCs w:val="24"/>
-              <w:lang w:val="es-ES" w:eastAsia="es-ES"/>
-            </w:rPr>
-          </w:pPr>
-          <w:hyperlink w:anchor="_Toc228988004" w:history="1">
-            <w:r>
-              <w:rPr>
-                <w:rStyle w:val="Hipervnculo"/>
-                <w:noProof/>
-              </w:rPr>
-              <w:t>4.2. Naturaleza de las cuentas y regla general de aumento/disminución</w:t>
-            </w:r>
-            <w:r>
-              <w:rPr>
-                <w:noProof/>
-                <w:webHidden/>
-              </w:rPr>
-              <w:tab/>
-            </w:r>
-            <w:r>
-              <w:rPr>
-                <w:noProof/>
-                <w:webHidden/>
-              </w:rPr>
-              <w:fldChar w:fldCharType="begin"/>
-            </w:r>
-            <w:r>
-              <w:rPr>
-                <w:noProof/>
-                <w:webHidden/>
-              </w:rPr>
-              <w:instrText xml:space="preserve"> PAGEREF _Toc228988004 \h </w:instrText>
-            </w:r>
-            <w:r>
-              <w:rPr>
-                <w:noProof/>
-                <w:webHidden/>
-              </w:rPr>
-            </w:r>
-            <w:r>
-              <w:rPr>
-                <w:noProof/>
-                <w:webHidden/>
-              </w:rPr>
-              <w:fldChar w:fldCharType="separate"/>
-            </w:r>
-            <w:r>
-              <w:rPr>
-                <w:noProof/>
-                <w:webHidden/>
-              </w:rPr>
-              <w:t>18</w:t>
-            </w:r>
-            <w:r>
-              <w:rPr>
-                <w:noProof/>
-                <w:webHidden/>
-              </w:rPr>
-              <w:fldChar w:fldCharType="end"/>
-            </w:r>
-          </w:hyperlink>
-        </w:p>
-        <w:p>
-          <w:pPr>
-            <w:pStyle w:val="TDC2"/>
-            <w:tabs>
-              <w:tab w:val="right" w:leader="dot" w:pos="9962"/>
-            </w:tabs>
-            <w:rPr>
-              <w:rFonts w:eastAsiaTheme="minorEastAsia"/>
-              <w:noProof/>
-              <w:sz w:val="24"/>
-              <w:szCs w:val="24"/>
-              <w:lang w:val="es-ES" w:eastAsia="es-ES"/>
-            </w:rPr>
-          </w:pPr>
-          <w:hyperlink w:anchor="_Toc228988005" w:history="1">
-            <w:r>
-              <w:rPr>
-                <w:rStyle w:val="Hipervnculo"/>
-                <w:noProof/>
-              </w:rPr>
-              <w:t>4.3. Saldos: cálculo e interpretación básica</w:t>
-            </w:r>
-            <w:r>
-              <w:rPr>
-                <w:noProof/>
-                <w:webHidden/>
-              </w:rPr>
-              <w:tab/>
-            </w:r>
-            <w:r>
-              <w:rPr>
-                <w:noProof/>
-                <w:webHidden/>
-              </w:rPr>
-              <w:fldChar w:fldCharType="begin"/>
-            </w:r>
-            <w:r>
-              <w:rPr>
-                <w:noProof/>
-                <w:webHidden/>
-              </w:rPr>
-              <w:instrText xml:space="preserve"> PAGEREF _Toc228988005 \h </w:instrText>
-            </w:r>
-            <w:r>
-              <w:rPr>
-                <w:noProof/>
-                <w:webHidden/>
-              </w:rPr>
-            </w:r>
-            <w:r>
-              <w:rPr>
-                <w:noProof/>
-                <w:webHidden/>
-              </w:rPr>
-              <w:fldChar w:fldCharType="separate"/>
-            </w:r>
-            <w:r>
-              <w:rPr>
-                <w:noProof/>
-                <w:webHidden/>
-              </w:rPr>
-              <w:t>24</w:t>
+              <w:t>38</w:t>
             </w:r>
             <w:r>
               <w:rPr>
@@ -1410,18 +912,19 @@
             <w:rPr>
               <w:rFonts w:eastAsiaTheme="minorEastAsia"/>
               <w:noProof/>
-              <w:sz w:val="24"/>
-              <w:szCs w:val="24"/>
-              <w:lang w:val="es-ES" w:eastAsia="es-ES"/>
+              <w:kern w:val="0"/>
+              <w:sz w:val="22"/>
+              <w:lang w:eastAsia="es-CO"/>
+              <w14:ligatures w14:val="none"/>
             </w:rPr>
           </w:pPr>
-          <w:hyperlink w:anchor="_Toc228988006" w:history="1">
+          <w:hyperlink w:anchor="_Toc238840254" w:history="1">
             <w:r>
               <w:rPr>
                 <w:rStyle w:val="Hipervnculo"/>
                 <w:noProof/>
               </w:rPr>
-              <w:t>5. Cuenta T: estructura y uso para registrar movimientos</w:t>
+              <w:t>Síntesis</w:t>
             </w:r>
             <w:r>
               <w:rPr>
@@ -1442,7 +945,7 @@
                 <w:noProof/>
                 <w:webHidden/>
               </w:rPr>
-              <w:instrText xml:space="preserve"> PAGEREF _Toc228988006 \h </w:instrText>
+              <w:instrText xml:space="preserve"> PAGEREF _Toc238840254 \h </w:instrText>
             </w:r>
             <w:r>
               <w:rPr>
@@ -1462,223 +965,7 @@
                 <w:noProof/>
                 <w:webHidden/>
               </w:rPr>
-              <w:t>28</w:t>
-            </w:r>
-            <w:r>
-              <w:rPr>
-                <w:noProof/>
-                <w:webHidden/>
-              </w:rPr>
-              <w:fldChar w:fldCharType="end"/>
-            </w:r>
-          </w:hyperlink>
-        </w:p>
-        <w:p>
-          <w:pPr>
-            <w:pStyle w:val="TDC2"/>
-            <w:tabs>
-              <w:tab w:val="right" w:leader="dot" w:pos="9962"/>
-            </w:tabs>
-            <w:rPr>
-              <w:rFonts w:eastAsiaTheme="minorEastAsia"/>
-              <w:noProof/>
-              <w:sz w:val="24"/>
-              <w:szCs w:val="24"/>
-              <w:lang w:val="es-ES" w:eastAsia="es-ES"/>
-            </w:rPr>
-          </w:pPr>
-          <w:hyperlink w:anchor="_Toc228988007" w:history="1">
-            <w:r>
-              <w:rPr>
-                <w:rStyle w:val="Hipervnculo"/>
-                <w:noProof/>
-              </w:rPr>
-              <w:t>5.1. Representación gráfica y relación con la partida doble</w:t>
-            </w:r>
-            <w:r>
-              <w:rPr>
-                <w:noProof/>
-                <w:webHidden/>
-              </w:rPr>
-              <w:tab/>
-            </w:r>
-            <w:r>
-              <w:rPr>
-                <w:noProof/>
-                <w:webHidden/>
-              </w:rPr>
-              <w:fldChar w:fldCharType="begin"/>
-            </w:r>
-            <w:r>
-              <w:rPr>
-                <w:noProof/>
-                <w:webHidden/>
-              </w:rPr>
-              <w:instrText xml:space="preserve"> PAGEREF _Toc228988007 \h </w:instrText>
-            </w:r>
-            <w:r>
-              <w:rPr>
-                <w:noProof/>
-                <w:webHidden/>
-              </w:rPr>
-            </w:r>
-            <w:r>
-              <w:rPr>
-                <w:noProof/>
-                <w:webHidden/>
-              </w:rPr>
-              <w:fldChar w:fldCharType="separate"/>
-            </w:r>
-            <w:r>
-              <w:rPr>
-                <w:noProof/>
-                <w:webHidden/>
-              </w:rPr>
-              <w:t>28</w:t>
-            </w:r>
-            <w:r>
-              <w:rPr>
-                <w:noProof/>
-                <w:webHidden/>
-              </w:rPr>
-              <w:fldChar w:fldCharType="end"/>
-            </w:r>
-          </w:hyperlink>
-        </w:p>
-        <w:p>
-          <w:pPr>
-            <w:pStyle w:val="TDC2"/>
-            <w:tabs>
-              <w:tab w:val="right" w:leader="dot" w:pos="9962"/>
-            </w:tabs>
-            <w:rPr>
-              <w:rFonts w:eastAsiaTheme="minorEastAsia"/>
-              <w:noProof/>
-              <w:sz w:val="24"/>
-              <w:szCs w:val="24"/>
-              <w:lang w:val="es-ES" w:eastAsia="es-ES"/>
-            </w:rPr>
-          </w:pPr>
-          <w:hyperlink w:anchor="_Toc228988008" w:history="1">
-            <w:r>
-              <w:rPr>
-                <w:rStyle w:val="Hipervnculo"/>
-                <w:noProof/>
-              </w:rPr>
-              <w:t>5.2. Procedimiento de registro en cuenta T</w:t>
-            </w:r>
-            <w:r>
-              <w:rPr>
-                <w:noProof/>
-                <w:webHidden/>
-              </w:rPr>
-              <w:tab/>
-            </w:r>
-            <w:r>
-              <w:rPr>
-                <w:noProof/>
-                <w:webHidden/>
-              </w:rPr>
-              <w:fldChar w:fldCharType="begin"/>
-            </w:r>
-            <w:r>
-              <w:rPr>
-                <w:noProof/>
-                <w:webHidden/>
-              </w:rPr>
-              <w:instrText xml:space="preserve"> PAGEREF _Toc228988008 \h </w:instrText>
-            </w:r>
-            <w:r>
-              <w:rPr>
-                <w:noProof/>
-                <w:webHidden/>
-              </w:rPr>
-            </w:r>
-            <w:r>
-              <w:rPr>
-                <w:noProof/>
-                <w:webHidden/>
-              </w:rPr>
-              <w:fldChar w:fldCharType="separate"/>
-            </w:r>
-            <w:r>
-              <w:rPr>
-                <w:noProof/>
-                <w:webHidden/>
-              </w:rPr>
-              <w:t>30</w:t>
-            </w:r>
-            <w:r>
-              <w:rPr>
-                <w:noProof/>
-                <w:webHidden/>
-              </w:rPr>
-              <w:fldChar w:fldCharType="end"/>
-            </w:r>
-          </w:hyperlink>
-        </w:p>
-        <w:p>
-          <w:pPr>
-            <w:pStyle w:val="TDC2"/>
-            <w:tabs>
-              <w:tab w:val="right" w:leader="dot" w:pos="9962"/>
-            </w:tabs>
-            <w:rPr>
-              <w:rFonts w:eastAsiaTheme="minorEastAsia"/>
-              <w:noProof/>
-              <w:sz w:val="24"/>
-              <w:szCs w:val="24"/>
-              <w:lang w:val="es-ES" w:eastAsia="es-ES"/>
-            </w:rPr>
-          </w:pPr>
-          <w:hyperlink w:anchor="_Toc228988009" w:history="1">
-            <w:r>
-              <w:rPr>
-                <w:rStyle w:val="Hipervnculo"/>
-                <w:noProof/>
-              </w:rPr>
-              <w:t>5.3. Determinación de saldos y verificación del equilibrio</w:t>
-            </w:r>
-            <w:r>
-              <w:rPr>
-                <w:noProof/>
-                <w:webHidden/>
-              </w:rPr>
-              <w:tab/>
-            </w:r>
-            <w:r>
-              <w:rPr>
-                <w:noProof/>
-                <w:webHidden/>
-              </w:rPr>
-              <w:fldChar w:fldCharType="begin"/>
-            </w:r>
-            <w:r>
-              <w:rPr>
-                <w:noProof/>
-                <w:webHidden/>
-              </w:rPr>
-              <w:instrText xml:space="preserve"> PAGEREF _Toc228988009 \h </w:instrText>
-            </w:r>
-            <w:r>
-              <w:rPr>
-                <w:noProof/>
-                <w:webHidden/>
-              </w:rPr>
-            </w:r>
-            <w:r>
-              <w:rPr>
-                <w:noProof/>
-                <w:webHidden/>
-              </w:rPr>
-              <w:fldChar w:fldCharType="separate"/>
-            </w:r>
-            <w:r>
-              <w:rPr>
-                <w:noProof/>
-                <w:webHidden/>
-              </w:rPr>
-              <w:t>31</w:t>
+              <w:t>49</w:t>
             </w:r>
             <w:r>
               <w:rPr>
@@ -1698,18 +985,19 @@
             <w:rPr>
               <w:rFonts w:eastAsiaTheme="minorEastAsia"/>
               <w:noProof/>
-              <w:sz w:val="24"/>
-              <w:szCs w:val="24"/>
-              <w:lang w:val="es-ES" w:eastAsia="es-ES"/>
+              <w:kern w:val="0"/>
+              <w:sz w:val="22"/>
+              <w:lang w:eastAsia="es-CO"/>
+              <w14:ligatures w14:val="none"/>
             </w:rPr>
           </w:pPr>
-          <w:hyperlink w:anchor="_Toc228988010" w:history="1">
+          <w:hyperlink w:anchor="_Toc238840255" w:history="1">
             <w:r>
               <w:rPr>
                 <w:rStyle w:val="Hipervnculo"/>
                 <w:noProof/>
               </w:rPr>
-              <w:t>Síntesis</w:t>
+              <w:t>Glosario</w:t>
             </w:r>
             <w:r>
               <w:rPr>
@@ -1730,7 +1018,7 @@
                 <w:noProof/>
                 <w:webHidden/>
               </w:rPr>
-              <w:instrText xml:space="preserve"> PAGEREF _Toc228988010 \h </w:instrText>
+              <w:instrText xml:space="preserve"> PAGEREF _Toc238840255 \h </w:instrText>
             </w:r>
             <w:r>
               <w:rPr>
@@ -1750,7 +1038,7 @@
                 <w:noProof/>
                 <w:webHidden/>
               </w:rPr>
-              <w:t>34</w:t>
+              <w:t>51</w:t>
             </w:r>
             <w:r>
               <w:rPr>
@@ -1770,18 +1058,19 @@
             <w:rPr>
               <w:rFonts w:eastAsiaTheme="minorEastAsia"/>
               <w:noProof/>
-              <w:sz w:val="24"/>
-              <w:szCs w:val="24"/>
-              <w:lang w:val="es-ES" w:eastAsia="es-ES"/>
+              <w:kern w:val="0"/>
+              <w:sz w:val="22"/>
+              <w:lang w:eastAsia="es-CO"/>
+              <w14:ligatures w14:val="none"/>
             </w:rPr>
           </w:pPr>
-          <w:hyperlink w:anchor="_Toc228988011" w:history="1">
+          <w:hyperlink w:anchor="_Toc238840256" w:history="1">
             <w:r>
               <w:rPr>
                 <w:rStyle w:val="Hipervnculo"/>
                 <w:noProof/>
               </w:rPr>
-              <w:t>Glosario</w:t>
+              <w:t>Referencias bibliográficas</w:t>
             </w:r>
             <w:r>
               <w:rPr>
@@ -1802,7 +1091,7 @@
                 <w:noProof/>
                 <w:webHidden/>
               </w:rPr>
-              <w:instrText xml:space="preserve"> PAGEREF _Toc228988011 \h </w:instrText>
+              <w:instrText xml:space="preserve"> PAGEREF _Toc238840256 \h </w:instrText>
             </w:r>
             <w:r>
               <w:rPr>
@@ -1822,7 +1111,7 @@
                 <w:noProof/>
                 <w:webHidden/>
               </w:rPr>
-              <w:t>35</w:t>
+              <w:t>53</w:t>
             </w:r>
             <w:r>
               <w:rPr>
@@ -1842,18 +1131,19 @@
             <w:rPr>
               <w:rFonts w:eastAsiaTheme="minorEastAsia"/>
               <w:noProof/>
-              <w:sz w:val="24"/>
-              <w:szCs w:val="24"/>
-              <w:lang w:val="es-ES" w:eastAsia="es-ES"/>
+              <w:kern w:val="0"/>
+              <w:sz w:val="22"/>
+              <w:lang w:eastAsia="es-CO"/>
+              <w14:ligatures w14:val="none"/>
             </w:rPr>
           </w:pPr>
-          <w:hyperlink w:anchor="_Toc228988012" w:history="1">
+          <w:hyperlink w:anchor="_Toc238840257" w:history="1">
             <w:r>
               <w:rPr>
                 <w:rStyle w:val="Hipervnculo"/>
                 <w:noProof/>
               </w:rPr>
-              <w:t>Referencias bibliográficas</w:t>
+              <w:t>Créditos</w:t>
             </w:r>
             <w:r>
               <w:rPr>
@@ -1874,7 +1164,7 @@
                 <w:noProof/>
                 <w:webHidden/>
               </w:rPr>
-              <w:instrText xml:space="preserve"> PAGEREF _Toc228988012 \h </w:instrText>
+              <w:instrText xml:space="preserve"> PAGEREF _Toc238840257 \h </w:instrText>
             </w:r>
             <w:r>
               <w:rPr>
@@ -1894,79 +1184,7 @@
                 <w:noProof/>
                 <w:webHidden/>
               </w:rPr>
-              <w:t>36</w:t>
-            </w:r>
-            <w:r>
-              <w:rPr>
-                <w:noProof/>
-                <w:webHidden/>
-              </w:rPr>
-              <w:fldChar w:fldCharType="end"/>
-            </w:r>
-          </w:hyperlink>
-        </w:p>
-        <w:p>
-          <w:pPr>
-            <w:pStyle w:val="TDC1"/>
-            <w:tabs>
-              <w:tab w:val="right" w:leader="dot" w:pos="9962"/>
-            </w:tabs>
-            <w:rPr>
-              <w:rFonts w:eastAsiaTheme="minorEastAsia"/>
-              <w:noProof/>
-              <w:sz w:val="24"/>
-              <w:szCs w:val="24"/>
-              <w:lang w:val="es-ES" w:eastAsia="es-ES"/>
-            </w:rPr>
-          </w:pPr>
-          <w:hyperlink w:anchor="_Toc228988013" w:history="1">
-            <w:r>
-              <w:rPr>
-                <w:rStyle w:val="Hipervnculo"/>
-                <w:noProof/>
-              </w:rPr>
-              <w:t>Créditos</w:t>
-            </w:r>
-            <w:r>
-              <w:rPr>
-                <w:noProof/>
-                <w:webHidden/>
-              </w:rPr>
-              <w:tab/>
-            </w:r>
-            <w:r>
-              <w:rPr>
-                <w:noProof/>
-                <w:webHidden/>
-              </w:rPr>
-              <w:fldChar w:fldCharType="begin"/>
-            </w:r>
-            <w:r>
-              <w:rPr>
-                <w:noProof/>
-                <w:webHidden/>
-              </w:rPr>
-              <w:instrText xml:space="preserve"> PAGEREF _Toc228988013 \h </w:instrText>
-            </w:r>
-            <w:r>
-              <w:rPr>
-                <w:noProof/>
-                <w:webHidden/>
-              </w:rPr>
-            </w:r>
-            <w:r>
-              <w:rPr>
-                <w:noProof/>
-                <w:webHidden/>
-              </w:rPr>
-              <w:fldChar w:fldCharType="separate"/>
-            </w:r>
-            <w:r>
-              <w:rPr>
-                <w:noProof/>
-                <w:webHidden/>
-              </w:rPr>
-              <w:t>39</w:t>
+              <w:t>55</w:t>
             </w:r>
             <w:r>
               <w:rPr>
@@ -1994,7 +1212,7 @@
       <w:pPr>
         <w:pStyle w:val="Titulosgenerales"/>
       </w:pPr>
-      <w:bookmarkStart w:id="0" w:name="_Toc228987994"/>
+      <w:bookmarkStart w:id="0" w:name="_Toc238840249"/>
       <w:r>
         <w:lastRenderedPageBreak/>
         <w:t>Introducción</w:t>
@@ -2024,12 +1242,13 @@
       <w:pPr>
         <w:pStyle w:val="Ttulo1"/>
       </w:pPr>
+      <w:bookmarkStart w:id="1" w:name="_Toc238840250"/>
       <w:r>
         <w:lastRenderedPageBreak/>
-        <w:t xml:space="preserve">Objetivos de </w:t>
-      </w:r>
-      <w:r>
-        <w:t>D</w:t>
+        <w:t>Objetivos</w:t>
+      </w:r>
+      <w:r>
+        <w:t xml:space="preserve"> de D</w:t>
       </w:r>
       <w:r>
         <w:t xml:space="preserve">esarrollo </w:t>
@@ -2041,11 +1260,12 @@
         <w:t>ostenible (</w:t>
       </w:r>
       <w:r>
-        <w:t>ODS</w:t>
+        <w:t>sostenibilidad</w:t>
       </w:r>
       <w:r>
         <w:t>)</w:t>
       </w:r>
+      <w:bookmarkEnd w:id="1"/>
     </w:p>
     <w:p>
       <w:r>
@@ -2777,7 +1997,7 @@
     </w:tbl>
     <w:p>
       <w:pPr>
-        <w:ind w:firstLine="0"/>
+        <w:ind w:firstLine="708"/>
       </w:pPr>
       <w:r>
         <w:t>Nota. SENA, (2026).</w:t>
@@ -2816,10 +2036,12 @@
       <w:pPr>
         <w:pStyle w:val="Ttulo1"/>
       </w:pPr>
+      <w:bookmarkStart w:id="2" w:name="_Toc238840251"/>
       <w:r>
         <w:lastRenderedPageBreak/>
         <w:t>Consumidor verde</w:t>
       </w:r>
+      <w:bookmarkEnd w:id="2"/>
     </w:p>
     <w:p>
       <w:r>
@@ -2840,11 +2062,6 @@
     </w:p>
     <w:p>
       <w:pPr>
-        <w:pStyle w:val="Prrafodelista"/>
-        <w:numPr>
-          <w:ilvl w:val="0"/>
-          <w:numId w:val="25"/>
-        </w:numPr>
         <w:rPr>
           <w:b/>
           <w:bCs/>
@@ -2987,11 +2204,6 @@
     </w:p>
     <w:p>
       <w:pPr>
-        <w:pStyle w:val="Prrafodelista"/>
-        <w:numPr>
-          <w:ilvl w:val="0"/>
-          <w:numId w:val="25"/>
-        </w:numPr>
         <w:rPr>
           <w:b/>
           <w:bCs/>
@@ -3052,11 +2264,6 @@
     </w:p>
     <w:p>
       <w:pPr>
-        <w:pStyle w:val="Prrafodelista"/>
-        <w:numPr>
-          <w:ilvl w:val="0"/>
-          <w:numId w:val="25"/>
-        </w:numPr>
         <w:rPr>
           <w:b/>
           <w:bCs/>
@@ -3248,13 +2455,6 @@
       </w:r>
     </w:p>
     <w:p>
-      <w:pPr>
-        <w:pStyle w:val="Prrafodelista"/>
-        <w:numPr>
-          <w:ilvl w:val="0"/>
-          <w:numId w:val="25"/>
-        </w:numPr>
-      </w:pPr>
       <w:r>
         <w:rPr>
           <w:b/>
@@ -3274,10 +2474,6 @@
       </w:r>
     </w:p>
     <w:p>
-      <w:pPr>
-        <w:spacing w:before="0" w:after="160" w:line="259" w:lineRule="auto"/>
-        <w:ind w:firstLine="0"/>
-      </w:pPr>
       <w:r>
         <w:br w:type="page"/>
       </w:r>
@@ -3542,7 +2738,7 @@
     </w:tbl>
     <w:p>
       <w:pPr>
-        <w:ind w:firstLine="0"/>
+        <w:ind w:firstLine="708"/>
       </w:pPr>
       <w:r>
         <w:t>Nota. SENA, (2026).</w:t>
@@ -3573,13 +2769,6 @@
       </w:r>
     </w:p>
     <w:p>
-      <w:pPr>
-        <w:pStyle w:val="Prrafodelista"/>
-        <w:numPr>
-          <w:ilvl w:val="0"/>
-          <w:numId w:val="25"/>
-        </w:numPr>
-      </w:pPr>
       <w:r>
         <w:rPr>
           <w:rStyle w:val="Extranjerismo"/>
@@ -3785,17 +2974,6 @@
     </w:p>
     <w:p>
       <w:pPr>
-        <w:pStyle w:val="Prrafodelista"/>
-        <w:ind w:left="1776" w:firstLine="0"/>
-      </w:pPr>
-    </w:p>
-    <w:p>
-      <w:pPr>
-        <w:pStyle w:val="Prrafodelista"/>
-        <w:numPr>
-          <w:ilvl w:val="0"/>
-          <w:numId w:val="25"/>
-        </w:numPr>
         <w:rPr>
           <w:b/>
           <w:bCs/>
@@ -3816,19 +2994,16 @@
     </w:p>
     <w:p>
       <w:r>
-        <w:t xml:space="preserve">En términos comerciales, la economía circular abre nuevas oportunidades de negocio, como servicios de reutilización, reparación o reciclaje, los consumidores </w:t>
-      </w:r>
-      <w:r>
+        <w:t>En términos comerciales, la economía circular abre nuevas oportunidades de negocio, como servicios de reutilización, reparación o reciclaje, los consumidores valoran cada vez más estas prácticas, ya que les permiten participar activamente en la sostenibilidad.</w:t>
+      </w:r>
+    </w:p>
+    <w:p>
+      <w:r>
+        <w:rPr>
+          <w:b/>
+          <w:bCs/>
+        </w:rPr>
         <w:lastRenderedPageBreak/>
-        <w:t>valoran cada vez más estas prácticas, ya que les permiten participar activamente en la sostenibilidad.</w:t>
-      </w:r>
-    </w:p>
-    <w:p>
-      <w:r>
-        <w:rPr>
-          <w:b/>
-          <w:bCs/>
-        </w:rPr>
         <w:t>Ejemplo aplicado</w:t>
       </w:r>
       <w:r>
@@ -4027,11 +3202,7 @@
               <w:spacing w:line="360" w:lineRule="auto"/>
             </w:pPr>
             <w:r>
-              <w:t xml:space="preserve">Permite recuperar materiales para reincorporarlos en nuevos procesos </w:t>
-            </w:r>
-            <w:r>
-              <w:lastRenderedPageBreak/>
-              <w:t>productivos, reduciendo el impacto ambiental.</w:t>
+              <w:t>Permite recuperar materiales para reincorporarlos en nuevos procesos productivos, reduciendo el impacto ambiental.</w:t>
             </w:r>
           </w:p>
         </w:tc>
@@ -4045,7 +3216,6 @@
               <w:spacing w:line="360" w:lineRule="auto"/>
             </w:pPr>
             <w:r>
-              <w:lastRenderedPageBreak/>
               <w:t>Una empresa textil utiliza fibras recicladas provenientes de prendas usadas para fabricar nuevas colecciones sostenibles.</w:t>
             </w:r>
           </w:p>
@@ -4062,6 +3232,7 @@
               <w:spacing w:line="360" w:lineRule="auto"/>
             </w:pPr>
             <w:r>
+              <w:lastRenderedPageBreak/>
               <w:t>Regenerar</w:t>
             </w:r>
           </w:p>
@@ -4098,29 +3269,21 @@
     </w:tbl>
     <w:p>
       <w:pPr>
+        <w:ind w:firstLine="708"/>
+      </w:pPr>
+      <w:r>
+        <w:t>Nota. SENA, (2026).</w:t>
+      </w:r>
+    </w:p>
+    <w:p>
+      <w:pPr>
         <w:ind w:firstLine="0"/>
       </w:pPr>
       <w:r>
-        <w:t>Nota. SENA, (2026).</w:t>
-      </w:r>
-    </w:p>
-    <w:p>
-      <w:pPr>
-        <w:ind w:firstLine="0"/>
-        <w:rPr>
-          <w:b/>
-          <w:bCs/>
-        </w:rPr>
-      </w:pPr>
-      <w:r>
         <w:tab/>
       </w:r>
       <w:r>
-        <w:rPr>
-          <w:b/>
-          <w:bCs/>
-        </w:rPr>
-        <w:t>Pódcast</w:t>
+        <w:t>Se invita al siguiente pódcast:</w:t>
       </w:r>
     </w:p>
     <w:tbl>
@@ -4150,16 +3313,22 @@
               <w:rPr>
                 <w:b/>
                 <w:bCs/>
-                <w:highlight w:val="yellow"/>
-              </w:rPr>
-              <w:t>Transcripción del pódcast</w:t>
+              </w:rPr>
+              <w:t>Transcripción del pódcast.</w:t>
             </w:r>
             <w:r>
               <w:rPr>
                 <w:b/>
                 <w:bCs/>
               </w:rPr>
-              <w:t>. Sintonía Contable: El lenguaje de los negocios</w:t>
+              <w:t xml:space="preserve"> E</w:t>
+            </w:r>
+            <w:r>
+              <w:rPr>
+                <w:b/>
+                <w:bCs/>
+              </w:rPr>
+              <w:t>strategia del consumidor verde</w:t>
             </w:r>
           </w:p>
         </w:tc>
@@ -4178,16 +3347,17 @@
               <w:t>Hombre:</w:t>
             </w:r>
             <w:r>
-              <w:t xml:space="preserve"> </w:t>
-            </w:r>
-          </w:p>
-          <w:p>
-            <w:pPr>
               <w:rPr>
                 <w:b/>
                 <w:bCs/>
               </w:rPr>
-            </w:pPr>
+              <w:t xml:space="preserve"> </w:t>
+            </w:r>
+            <w:r>
+              <w:t>¡Bienvenidos a este espacio formativo! Cada vez es más común encontrar personas que, antes de comprar un producto, revisan su origen, buscan certificaciones ambientales o quieren saber si la empresa actúa de manera responsable con el medio ambiente.</w:t>
+            </w:r>
+          </w:p>
+          <w:p>
             <w:r>
               <w:rPr>
                 <w:b/>
@@ -4196,7 +3366,275 @@
               <w:t>Mujer:</w:t>
             </w:r>
             <w:r>
+              <w:rPr>
+                <w:b/>
+                <w:bCs/>
+              </w:rPr>
               <w:t xml:space="preserve"> </w:t>
+            </w:r>
+            <w:r>
+              <w:t>Así es, allí es donde aparece la figura del consumidor verde, un perfil que toma decisiones de compra considerando no solo el precio o la calidad, sino también criterios ambientales, sociales y éticos. Esto ha cambiado la forma en que las organizaciones diseñan sus estrategias comerciales.</w:t>
+            </w:r>
+          </w:p>
+          <w:p>
+            <w:r>
+              <w:rPr>
+                <w:b/>
+                <w:bCs/>
+              </w:rPr>
+              <w:t>Hombre:</w:t>
+            </w:r>
+            <w:r>
+              <w:rPr>
+                <w:b/>
+                <w:bCs/>
+              </w:rPr>
+              <w:t xml:space="preserve"> </w:t>
+            </w:r>
+            <w:r>
+              <w:t>Por eso, en este episodio conoceremos por qué el consumidor verde se ha convertido en un actor estratégico y cómo las empresas integran la sostenibilidad dentro de sus propuestas de valor. ¡Bienvenidos!</w:t>
+            </w:r>
+          </w:p>
+          <w:p>
+            <w:r>
+              <w:rPr>
+                <w:b/>
+                <w:bCs/>
+              </w:rPr>
+              <w:lastRenderedPageBreak/>
+              <w:t>Mujer:</w:t>
+            </w:r>
+            <w:r>
+              <w:rPr>
+                <w:b/>
+                <w:bCs/>
+              </w:rPr>
+              <w:t xml:space="preserve"> </w:t>
+            </w:r>
+            <w:r>
+              <w:t>La transformación de los mercados ha demostrado que competir únicamente por precio ya no es suficiente. Hoy muchas personas también evalúan la transparencia, la trazabilidad, las certificaciones y el compromiso ambiental de las organizaciones antes de tomar una decisión de compra.</w:t>
+            </w:r>
+          </w:p>
+          <w:p>
+            <w:r>
+              <w:rPr>
+                <w:b/>
+                <w:bCs/>
+              </w:rPr>
+              <w:t>Hombre:</w:t>
+            </w:r>
+            <w:r>
+              <w:rPr>
+                <w:b/>
+                <w:bCs/>
+              </w:rPr>
+              <w:t xml:space="preserve"> </w:t>
+            </w:r>
+            <w:r>
+              <w:t>Esto significa que la sostenibilidad deja de ser un simple mensaje publicitario y se convierte en un componente estratégico. Las empresas necesitan demostrar que sus prácticas son coherentes con lo que comunican y que realmente generan un impacto positivo.</w:t>
+            </w:r>
+          </w:p>
+          <w:p>
+            <w:r>
+              <w:rPr>
+                <w:b/>
+                <w:bCs/>
+              </w:rPr>
+              <w:t>Mujer:</w:t>
+            </w:r>
+            <w:r>
+              <w:rPr>
+                <w:b/>
+                <w:bCs/>
+              </w:rPr>
+              <w:t xml:space="preserve"> </w:t>
+            </w:r>
+            <w:r>
+              <w:t>Ahora bien, comprender al consumidor verde implica reconocer que sus decisiones no dependen únicamente de la conciencia ambiental. También intervienen factores culturales, emocionales, sociales y económicos, además de aspectos como la confianza, la accesibilidad y la percepción de valor.</w:t>
+            </w:r>
+          </w:p>
+          <w:p>
+            <w:r>
+              <w:rPr>
+                <w:b/>
+                <w:bCs/>
+              </w:rPr>
+              <w:t>Hombre:</w:t>
+            </w:r>
+            <w:r>
+              <w:rPr>
+                <w:b/>
+                <w:bCs/>
+              </w:rPr>
+              <w:t xml:space="preserve"> </w:t>
+            </w:r>
+            <w:r>
+              <w:t xml:space="preserve">Por esa razón, hoy en día, las organizaciones recurren a herramientas como el </w:t>
+            </w:r>
+            <w:r>
+              <w:rPr>
+                <w:rStyle w:val="Extranjerismo"/>
+              </w:rPr>
+              <w:t>storytelling</w:t>
+            </w:r>
+            <w:r>
+              <w:t>, el etiquetado ambiental, las certificaciones verificables y las estrategias de segmentación, con el propósito de comunicar los atributos sostenibles de manera clara y generar mayor credibilidad.</w:t>
+            </w:r>
+          </w:p>
+          <w:p>
+            <w:r>
+              <w:rPr>
+                <w:b/>
+                <w:bCs/>
+              </w:rPr>
+              <w:t>Mujer:</w:t>
+            </w:r>
+            <w:r>
+              <w:rPr>
+                <w:b/>
+                <w:bCs/>
+              </w:rPr>
+              <w:t xml:space="preserve"> </w:t>
+            </w:r>
+            <w:r>
+              <w:t>Sin embargo, cuando una empresa comunica acciones sostenibles que no puede demostrar, se genera desconfianza. Esta práctica afecta la reputación de la marca y dificulta la fidelización de los consumidores.</w:t>
+            </w:r>
+          </w:p>
+          <w:p>
+            <w:r>
+              <w:rPr>
+                <w:b/>
+                <w:bCs/>
+              </w:rPr>
+              <w:t>Hombre:</w:t>
+            </w:r>
+            <w:r>
+              <w:rPr>
+                <w:b/>
+                <w:bCs/>
+              </w:rPr>
+              <w:t xml:space="preserve"> </w:t>
+            </w:r>
+            <w:r>
+              <w:t xml:space="preserve">Por eso, desde una perspectiva estratégica, el consumidor verde también impulsa la innovación empresarial. Su comportamiento orienta el diseño de </w:t>
+            </w:r>
+            <w:r>
+              <w:lastRenderedPageBreak/>
+              <w:t>nuevos productos, la optimización de procesos y la formulación de estrategias comerciales enfocadas en el largo plazo.</w:t>
+            </w:r>
+          </w:p>
+          <w:p>
+            <w:r>
+              <w:rPr>
+                <w:b/>
+                <w:bCs/>
+              </w:rPr>
+              <w:t>Mujer:</w:t>
+            </w:r>
+            <w:r>
+              <w:rPr>
+                <w:b/>
+                <w:bCs/>
+              </w:rPr>
+              <w:t xml:space="preserve"> </w:t>
+            </w:r>
+            <w:r>
+              <w:t>Para lograrlo, las organizaciones utilizan análisis de comportamiento, métricas digitales y estudios de mercado que les permiten identificar tendencias de consumo sostenible y adaptar su oferta a las nuevas expectativas de los clientes.</w:t>
+            </w:r>
+          </w:p>
+          <w:p>
+            <w:r>
+              <w:rPr>
+                <w:b/>
+                <w:bCs/>
+              </w:rPr>
+              <w:t>Hombre:</w:t>
+            </w:r>
+            <w:r>
+              <w:rPr>
+                <w:b/>
+                <w:bCs/>
+              </w:rPr>
+              <w:t xml:space="preserve"> </w:t>
+            </w:r>
+            <w:r>
+              <w:t xml:space="preserve">Además, este perfil de consumidor promueve modelos de negocio basados en economía circular, eficiencia en el uso de los recursos y responsabilidad social, fortaleciendo cadenas de valor más sostenibles y competitivas. </w:t>
+            </w:r>
+          </w:p>
+          <w:p>
+            <w:r>
+              <w:rPr>
+                <w:b/>
+                <w:bCs/>
+              </w:rPr>
+              <w:t>Mujer:</w:t>
+            </w:r>
+            <w:r>
+              <w:rPr>
+                <w:b/>
+                <w:bCs/>
+              </w:rPr>
+              <w:t xml:space="preserve"> </w:t>
+            </w:r>
+            <w:r>
+              <w:t xml:space="preserve">Por eso, en definitiva, comprender al consumidor verde significa entender que la sostenibilidad también genera valor empresarial. </w:t>
+            </w:r>
+          </w:p>
+          <w:p>
+            <w:r>
+              <w:rPr>
+                <w:b/>
+                <w:bCs/>
+              </w:rPr>
+              <w:t>Hombre:</w:t>
+            </w:r>
+            <w:r>
+              <w:rPr>
+                <w:b/>
+                <w:bCs/>
+              </w:rPr>
+              <w:t xml:space="preserve"> </w:t>
+            </w:r>
+            <w:r>
+              <w:t>Y las organizaciones que integran este enfoque fortalecen la confianza de sus clientes, logran diferenciarse en el mercado y construyen ventajas competitivas sostenibles.</w:t>
+            </w:r>
+          </w:p>
+          <w:p>
+            <w:r>
+              <w:rPr>
+                <w:b/>
+                <w:bCs/>
+              </w:rPr>
+              <w:t>Mujer:</w:t>
+            </w:r>
+            <w:r>
+              <w:rPr>
+                <w:b/>
+                <w:bCs/>
+              </w:rPr>
+              <w:t xml:space="preserve"> </w:t>
+            </w:r>
+            <w:r>
+              <w:t xml:space="preserve">Porque hoy el consumidor no solo compra un producto; también valora el compromiso de las empresas con el ambiente, la sociedad y el desarrollo sostenible. </w:t>
+            </w:r>
+          </w:p>
+          <w:p>
+            <w:r>
+              <w:rPr>
+                <w:b/>
+                <w:bCs/>
+              </w:rPr>
+              <w:t>Hombre:</w:t>
+            </w:r>
+            <w:r>
+              <w:rPr>
+                <w:b/>
+                <w:bCs/>
+              </w:rPr>
+              <w:t xml:space="preserve"> </w:t>
+            </w:r>
+            <w:r>
+              <w:t>Gracias por acompañarnos, ¡nos escuchamos en un próximo encuentro!</w:t>
             </w:r>
           </w:p>
           <w:p/>
@@ -4210,11 +3648,20 @@
           <w:bCs/>
         </w:rPr>
       </w:pPr>
-      <w:r>
-        <w:rPr>
-          <w:b/>
-          <w:bCs/>
-        </w:rPr>
+    </w:p>
+    <w:p>
+      <w:pPr>
+        <w:rPr>
+          <w:b/>
+          <w:bCs/>
+        </w:rPr>
+      </w:pPr>
+      <w:r>
+        <w:rPr>
+          <w:b/>
+          <w:bCs/>
+        </w:rPr>
+        <w:lastRenderedPageBreak/>
         <w:t>¿En qué consiste la economía circular?</w:t>
       </w:r>
     </w:p>
@@ -4242,19 +3689,7 @@
           <w:rPr>
             <w:rStyle w:val="Hipervnculo"/>
           </w:rPr>
-          <w:t>www.youtube.com/watch?v=</w:t>
-        </w:r>
-        <w:r>
-          <w:rPr>
-            <w:rStyle w:val="Hipervnculo"/>
-          </w:rPr>
-          <w:t>w</w:t>
-        </w:r>
-        <w:r>
-          <w:rPr>
-            <w:rStyle w:val="Hipervnculo"/>
-          </w:rPr>
-          <w:t>c_65-yf6zU</w:t>
+          <w:t>www.youtube.com/watch?v=wc_65-yf6zU</w:t>
         </w:r>
       </w:hyperlink>
       <w:r>
@@ -4273,7 +3708,6 @@
           <w:b/>
           <w:bCs/>
         </w:rPr>
-        <w:lastRenderedPageBreak/>
         <w:t xml:space="preserve">Cita de reflexión </w:t>
       </w:r>
     </w:p>
@@ -4295,10 +3729,12 @@
       <w:pPr>
         <w:pStyle w:val="Ttulo1"/>
       </w:pPr>
+      <w:bookmarkStart w:id="3" w:name="_Toc238840252"/>
       <w:r>
         <w:lastRenderedPageBreak/>
         <w:t>Mercado</w:t>
       </w:r>
+      <w:bookmarkEnd w:id="3"/>
     </w:p>
     <w:p>
       <w:r>
@@ -4319,11 +3755,6 @@
     </w:p>
     <w:p>
       <w:pPr>
-        <w:pStyle w:val="Prrafodelista"/>
-        <w:numPr>
-          <w:ilvl w:val="0"/>
-          <w:numId w:val="25"/>
-        </w:numPr>
         <w:rPr>
           <w:b/>
           <w:bCs/>
@@ -4367,11 +3798,6 @@
     </w:p>
     <w:p>
       <w:pPr>
-        <w:pStyle w:val="Prrafodelista"/>
-        <w:numPr>
-          <w:ilvl w:val="0"/>
-          <w:numId w:val="25"/>
-        </w:numPr>
         <w:rPr>
           <w:b/>
           <w:bCs/>
@@ -4692,7 +4118,7 @@
     </w:tbl>
     <w:p>
       <w:pPr>
-        <w:ind w:firstLine="0"/>
+        <w:ind w:firstLine="708"/>
       </w:pPr>
       <w:r>
         <w:t>Nota. SENA, (2026).</w:t>
@@ -4718,10 +4144,11 @@
       </w:r>
     </w:p>
     <w:p>
-      <w:pPr>
-        <w:pStyle w:val="Ttulo2"/>
-      </w:pPr>
-      <w:r>
+      <w:r>
+        <w:rPr>
+          <w:b/>
+          <w:bCs/>
+        </w:rPr>
         <w:t>Estrategias</w:t>
       </w:r>
     </w:p>
@@ -4737,11 +4164,6 @@
     </w:p>
     <w:p>
       <w:pPr>
-        <w:pStyle w:val="Prrafodelista"/>
-        <w:numPr>
-          <w:ilvl w:val="0"/>
-          <w:numId w:val="25"/>
-        </w:numPr>
         <w:rPr>
           <w:b/>
           <w:bCs/>
@@ -4885,11 +4307,6 @@
     </w:p>
     <w:p>
       <w:pPr>
-        <w:pStyle w:val="Prrafodelista"/>
-        <w:numPr>
-          <w:ilvl w:val="0"/>
-          <w:numId w:val="30"/>
-        </w:numPr>
         <w:rPr>
           <w:b/>
           <w:bCs/>
@@ -5369,7 +4786,7 @@
     </w:tbl>
     <w:p>
       <w:pPr>
-        <w:ind w:firstLine="0"/>
+        <w:ind w:firstLine="708"/>
       </w:pPr>
       <w:r>
         <w:t>Nota. SENA, (2026).</w:t>
@@ -5397,11 +4814,6 @@
     </w:p>
     <w:p>
       <w:pPr>
-        <w:pStyle w:val="Prrafodelista"/>
-        <w:numPr>
-          <w:ilvl w:val="0"/>
-          <w:numId w:val="33"/>
-        </w:numPr>
         <w:rPr>
           <w:b/>
           <w:bCs/>
@@ -5563,11 +4975,6 @@
     </w:p>
     <w:p>
       <w:pPr>
-        <w:pStyle w:val="Prrafodelista"/>
-        <w:numPr>
-          <w:ilvl w:val="0"/>
-          <w:numId w:val="35"/>
-        </w:numPr>
         <w:rPr>
           <w:b/>
           <w:bCs/>
@@ -5590,12 +4997,16 @@
       <w:r>
         <w:t>La implementación incluye etapas como planificación, ejecución, seguimiento y control, durante estas fases, es fundamental evaluar el desempeño de las estrategias y realizar ajustes según las condiciones del mercado. Por ejemplo, una empresa puede modificar su estrategia comercial si identifica cambios en el comportamiento del consumidor o en las tendencias sostenibles.</w:t>
       </w:r>
+      <w:r>
+        <w:br w:type="page"/>
+      </w:r>
     </w:p>
     <w:p>
       <w:pPr>
         <w:pStyle w:val="Figura"/>
       </w:pPr>
       <w:r>
+        <w:lastRenderedPageBreak/>
         <w:t>Proceso de implementación de estrategias comerciales sostenibles</w:t>
       </w:r>
     </w:p>
@@ -5606,14 +5017,12 @@
       <w:r>
         <w:rPr>
           <w:noProof/>
-          <w:sz w:val="20"/>
-          <w:szCs w:val="20"/>
         </w:rPr>
         <w:drawing>
-          <wp:inline distT="0" distB="0" distL="0" distR="0" wp14:anchorId="02C358FD" wp14:editId="13905165">
-            <wp:extent cx="4203865" cy="2365931"/>
-            <wp:effectExtent l="0" t="0" r="6350" b="0"/>
-            <wp:docPr id="1980883400" name="Imagen 2" descr="SE DEBE AJUSTAR: La figura muestra el proceso de implementación de estrategias comerciales sostenibles."/>
+          <wp:inline distT="0" distB="0" distL="0" distR="0" wp14:anchorId="63D397C5" wp14:editId="61522883">
+            <wp:extent cx="5400000" cy="2585740"/>
+            <wp:effectExtent l="0" t="0" r="0" b="5080"/>
+            <wp:docPr id="1134184945" name="Imagen 3" descr="Presenta cuatro etapas conectadas mediante flechas: Planificación, donde se definen objetivos, recursos, acciones, tiempos y responsables; Ejecución, donde se implementan las acciones, asignan tareas y responsabilidades, comunican la propuesta de valor y se pone en marcha la estrategia; Seguimiento, que comprende el monitoreo del desempeño, análisis de indicadores, detección de desviaciones y generación de informes; y Control, donde se evalúan los resultados, ajustan acciones y estrategias, optimizan procesos y recursos y se promueve la mejora continua. En la parte inferior se destacan los conceptos “Decisiones responsables para un impacto positivo”, “Mejora continua y enfoque sostenible” y “Equipos comprometidos con la sostenibilidad”. La infografía utiliza ilustraciones de personas trabajando, gráficos, elementos naturales y símbolos relacionados con sostenibilidad y gestión."/>
             <wp:cNvGraphicFramePr>
               <a:graphicFrameLocks xmlns:a="http://schemas.openxmlformats.org/drawingml/2006/main" noChangeAspect="1"/>
             </wp:cNvGraphicFramePr>
@@ -5621,33 +5030,29 @@
               <a:graphicData uri="http://schemas.openxmlformats.org/drawingml/2006/picture">
                 <pic:pic xmlns:pic="http://schemas.openxmlformats.org/drawingml/2006/picture">
                   <pic:nvPicPr>
-                    <pic:cNvPr id="1980883400" name="Imagen 2" descr="SE DEBE AJUSTAR: La figura muestra el proceso de implementación de estrategias comerciales sostenibles."/>
-                    <pic:cNvPicPr>
-                      <a:picLocks noChangeAspect="1" noChangeArrowheads="1"/>
-                    </pic:cNvPicPr>
+                    <pic:cNvPr id="1134184945" name="Imagen 3" descr="Presenta cuatro etapas conectadas mediante flechas: Planificación, donde se definen objetivos, recursos, acciones, tiempos y responsables; Ejecución, donde se implementan las acciones, asignan tareas y responsabilidades, comunican la propuesta de valor y se pone en marcha la estrategia; Seguimiento, que comprende el monitoreo del desempeño, análisis de indicadores, detección de desviaciones y generación de informes; y Control, donde se evalúan los resultados, ajustan acciones y estrategias, optimizan procesos y recursos y se promueve la mejora continua. En la parte inferior se destacan los conceptos “Decisiones responsables para un impacto positivo”, “Mejora continua y enfoque sostenible” y “Equipos comprometidos con la sostenibilidad”. La infografía utiliza ilustraciones de personas trabajando, gráficos, elementos naturales y símbolos relacionados con sostenibilidad y gestión."/>
+                    <pic:cNvPicPr/>
                   </pic:nvPicPr>
                   <pic:blipFill>
-                    <a:blip r:embed="rId15" cstate="print">
+                    <a:blip r:embed="rId15">
                       <a:extLst>
                         <a:ext uri="{28A0092B-C50C-407E-A947-70E740481C1C}">
                           <a14:useLocalDpi xmlns:a14="http://schemas.microsoft.com/office/drawing/2010/main" val="0"/>
                         </a:ext>
                       </a:extLst>
                     </a:blip>
-                    <a:srcRect/>
                     <a:stretch>
                       <a:fillRect/>
                     </a:stretch>
                   </pic:blipFill>
-                  <pic:spPr bwMode="auto">
+                  <pic:spPr>
                     <a:xfrm>
                       <a:off x="0" y="0"/>
-                      <a:ext cx="4203865" cy="2365931"/>
+                      <a:ext cx="5400000" cy="2585740"/>
                     </a:xfrm>
                     <a:prstGeom prst="rect">
                       <a:avLst/>
                     </a:prstGeom>
-                    <a:noFill/>
                   </pic:spPr>
                 </pic:pic>
               </a:graphicData>
@@ -5658,57 +5063,54 @@
     </w:p>
     <w:p>
       <w:r>
+        <w:t xml:space="preserve">Nota. </w:t>
+      </w:r>
+      <w:r>
+        <w:t>SENA, (2026).</w:t>
+      </w:r>
+    </w:p>
+    <w:p>
+      <w:r>
+        <w:rPr>
+          <w:b/>
+          <w:bCs/>
+        </w:rPr>
+        <w:t>Tipologías</w:t>
+      </w:r>
+    </w:p>
+    <w:p>
+      <w:r>
+        <w:t>Las tipologías de mercado permiten clasificar los diferentes tipos de mercados según sus características, facilitando su análisis y comprensión, esta clasificación es útil para identificar condiciones específicas que influyen en la comercialización de productos; en el contexto sostenible, las tipologías permiten reconocer mercados donde la sostenibilidad es un factor determinante en la decisión de compra.</w:t>
+      </w:r>
+    </w:p>
+    <w:p>
+      <w:pPr>
+        <w:rPr>
+          <w:b/>
+          <w:bCs/>
+        </w:rPr>
+      </w:pPr>
+      <w:r>
+        <w:rPr>
+          <w:b/>
+          <w:bCs/>
+        </w:rPr>
+        <w:t>Tipos de mercado según el producto</w:t>
+      </w:r>
+    </w:p>
+    <w:p>
+      <w:r>
+        <w:t xml:space="preserve">Lo invitamos a </w:t>
+      </w:r>
+      <w:r>
+        <w:t>explorar</w:t>
+      </w:r>
+      <w:r>
+        <w:t xml:space="preserve"> el siguiente recurso educativo por medio del cual podrá profundizar en temática abordada, el cual corresponde a un video que explica tipos de mercado según producto: consumo, uso, industrial, servicios y financieros, </w:t>
+      </w:r>
+      <w:r>
         <w:lastRenderedPageBreak/>
-        <w:t xml:space="preserve">Nota. </w:t>
-      </w:r>
-      <w:proofErr w:type="spellStart"/>
-      <w:r>
-        <w:t>OpenAI</w:t>
-      </w:r>
-      <w:proofErr w:type="spellEnd"/>
-      <w:r>
-        <w:t>. (2026). Proceso de implementación de estrategias comerciales sostenibles</w:t>
-      </w:r>
-    </w:p>
-    <w:p>
-      <w:pPr>
-        <w:pStyle w:val="Prrafodelista"/>
-        <w:numPr>
-          <w:ilvl w:val="0"/>
-          <w:numId w:val="35"/>
-        </w:numPr>
-      </w:pPr>
-      <w:r>
-        <w:rPr>
-          <w:b/>
-          <w:bCs/>
-        </w:rPr>
-        <w:t>Tipologías</w:t>
-      </w:r>
-    </w:p>
-    <w:p>
-      <w:r>
-        <w:t>Las tipologías de mercado permiten clasificar los diferentes tipos de mercados según sus características, facilitando su análisis y comprensión, esta clasificación es útil para identificar condiciones específicas que influyen en la comercialización de productos; en el contexto sostenible, las tipologías permiten reconocer mercados donde la sostenibilidad es un factor determinante en la decisión de compra.</w:t>
-      </w:r>
-    </w:p>
-    <w:p>
-      <w:pPr>
-        <w:rPr>
-          <w:b/>
-          <w:bCs/>
-        </w:rPr>
-      </w:pPr>
-      <w:r>
-        <w:rPr>
-          <w:b/>
-          <w:bCs/>
-        </w:rPr>
-        <w:t>Tipos de mercado según el producto</w:t>
-      </w:r>
-    </w:p>
-    <w:p>
-      <w:r>
-        <w:t>Lo invitamos a ver el siguiente recurso educativo por medio del cual podrá profundizar en temática abordada, el cual corresponde a un video que explica tipos de mercado según producto: consumo, uso, industrial, servicios y financieros, diferenciando características y aplicación en contextos comerciales.</w:t>
+        <w:t>diferenciando características y aplicación en contextos comerciales.</w:t>
       </w:r>
       <w:r>
         <w:t xml:space="preserve"> </w:t>
@@ -5733,18 +5135,13 @@
     </w:p>
     <w:p>
       <w:pPr>
-        <w:ind w:firstLine="0"/>
-        <w:rPr>
-          <w:b/>
-          <w:bCs/>
-        </w:rPr>
-      </w:pPr>
-      <w:r>
-        <w:rPr>
-          <w:b/>
-          <w:bCs/>
-        </w:rPr>
-        <w:t>Pódcast</w:t>
+        <w:ind w:firstLine="708"/>
+      </w:pPr>
+      <w:r>
+        <w:t>A continuación, s</w:t>
+      </w:r>
+      <w:r>
+        <w:t>e invita al siguiente pódcast:</w:t>
       </w:r>
     </w:p>
     <w:tbl>
@@ -5774,7 +5171,6 @@
               <w:rPr>
                 <w:b/>
                 <w:bCs/>
-                <w:highlight w:val="yellow"/>
               </w:rPr>
               <w:t>Transcripción del pódcast</w:t>
             </w:r>
@@ -5783,8 +5179,24 @@
                 <w:b/>
                 <w:bCs/>
               </w:rPr>
-              <w:t>. Sintonía Contable: El lenguaje de los negocios</w:t>
-            </w:r>
+              <w:t xml:space="preserve">. </w:t>
+            </w:r>
+            <w:bookmarkStart w:id="4" w:name="_Hlk238838830"/>
+            <w:r>
+              <w:rPr>
+                <w:b/>
+                <w:bCs/>
+              </w:rPr>
+              <w:t>Dinámica estratégica del mercado</w:t>
+            </w:r>
+            <w:r>
+              <w:rPr>
+                <w:b/>
+                <w:bCs/>
+              </w:rPr>
+              <w:t>.</w:t>
+            </w:r>
+            <w:bookmarkEnd w:id="4"/>
           </w:p>
         </w:tc>
       </w:tr>
@@ -5799,31 +5211,229 @@
                 <w:b/>
                 <w:bCs/>
               </w:rPr>
-              <w:t>Hombre:</w:t>
-            </w:r>
-            <w:r>
-              <w:t xml:space="preserve"> </w:t>
-            </w:r>
-          </w:p>
-          <w:p>
-            <w:pPr>
+              <w:t>Mujer:</w:t>
+            </w:r>
+            <w:r>
               <w:rPr>
                 <w:b/>
                 <w:bCs/>
               </w:rPr>
-            </w:pPr>
+              <w:t xml:space="preserve"> </w:t>
+            </w:r>
+            <w:r>
+              <w:t xml:space="preserve">Durante años vimos al mercado como un simple espacio para comprar y vender. Pero eso cambió. </w:t>
+            </w:r>
+          </w:p>
+          <w:p>
             <w:r>
               <w:rPr>
                 <w:b/>
                 <w:bCs/>
               </w:rPr>
+              <w:t>Hombre:</w:t>
+            </w:r>
+            <w:r>
+              <w:rPr>
+                <w:b/>
+                <w:bCs/>
+              </w:rPr>
+              <w:t xml:space="preserve"> </w:t>
+            </w:r>
+            <w:r>
+              <w:t>Hoy, con la transformación digital y un consumidor informado, es un entorno dinámico donde las empresas compiten por diferenciarse.</w:t>
+            </w:r>
+          </w:p>
+          <w:p>
+            <w:r>
+              <w:rPr>
+                <w:b/>
+                <w:bCs/>
+              </w:rPr>
               <w:t>Mujer:</w:t>
             </w:r>
             <w:r>
+              <w:rPr>
+                <w:b/>
+                <w:bCs/>
+              </w:rPr>
               <w:t xml:space="preserve"> </w:t>
             </w:r>
-          </w:p>
-          <w:p/>
+            <w:r>
+              <w:t>Hoy el mercado va mucho más allá de vender y comprar. La tecnología, la cultura y el entorno cambian todos los días las reglas.</w:t>
+            </w:r>
+          </w:p>
+          <w:p>
+            <w:r>
+              <w:rPr>
+                <w:b/>
+                <w:bCs/>
+              </w:rPr>
+              <w:t>Hombre:</w:t>
+            </w:r>
+            <w:r>
+              <w:rPr>
+                <w:b/>
+                <w:bCs/>
+              </w:rPr>
+              <w:t xml:space="preserve"> </w:t>
+            </w:r>
+            <w:r>
+              <w:t>Cuando una empresa desconoce esa dinámica y toma decisiones sin mirar lo que pasa a su alrededor, termina desconectada de las necesidades reales de la gente.</w:t>
+            </w:r>
+          </w:p>
+          <w:p>
+            <w:r>
+              <w:rPr>
+                <w:b/>
+                <w:bCs/>
+              </w:rPr>
+              <w:t>Mujer:</w:t>
+            </w:r>
+            <w:r>
+              <w:rPr>
+                <w:b/>
+                <w:bCs/>
+              </w:rPr>
+              <w:t xml:space="preserve"> </w:t>
+            </w:r>
+            <w:r>
+              <w:t>El análisis estratégico del mercado se convierte en una herramienta para reducir esa incertidumbre, optimizar los recursos y enfocar la innovación donde realmente aporta valor.</w:t>
+            </w:r>
+          </w:p>
+          <w:p>
+            <w:r>
+              <w:rPr>
+                <w:b/>
+                <w:bCs/>
+              </w:rPr>
+              <w:t>Hombre:</w:t>
+            </w:r>
+            <w:r>
+              <w:rPr>
+                <w:b/>
+                <w:bCs/>
+              </w:rPr>
+              <w:t xml:space="preserve"> </w:t>
+            </w:r>
+            <w:r>
+              <w:t>Ahora bien, para competir de manera sostenible hay que interpretar variables como la segmentación, el comportamiento del cliente, la competencia y la capacidad adquisitiva.</w:t>
+            </w:r>
+          </w:p>
+          <w:p>
+            <w:r>
+              <w:rPr>
+                <w:b/>
+                <w:bCs/>
+              </w:rPr>
+              <w:lastRenderedPageBreak/>
+              <w:t>Mujer:</w:t>
+            </w:r>
+            <w:r>
+              <w:rPr>
+                <w:b/>
+                <w:bCs/>
+              </w:rPr>
+              <w:t xml:space="preserve"> </w:t>
+            </w:r>
+            <w:r>
+              <w:t>Para eso sirven los estudios de mercado y el análisis de datos aportan la información necesaria para adaptar la propuesta, moverse a los canales correctos y hablarle directo al cliente.</w:t>
+            </w:r>
+          </w:p>
+          <w:p>
+            <w:r>
+              <w:rPr>
+                <w:b/>
+                <w:bCs/>
+              </w:rPr>
+              <w:t>Hombre:</w:t>
+            </w:r>
+            <w:r>
+              <w:rPr>
+                <w:b/>
+                <w:bCs/>
+              </w:rPr>
+              <w:t xml:space="preserve"> </w:t>
+            </w:r>
+            <w:r>
+              <w:t>Al final, el mercado actúa como una prueba de fuego diaria donde se valida si la propuesta comercial y la experiencia del cliente coinciden con lo que el entorno exige.</w:t>
+            </w:r>
+          </w:p>
+          <w:p>
+            <w:r>
+              <w:rPr>
+                <w:b/>
+                <w:bCs/>
+              </w:rPr>
+              <w:t>Mujer:</w:t>
+            </w:r>
+            <w:r>
+              <w:rPr>
+                <w:b/>
+                <w:bCs/>
+              </w:rPr>
+              <w:t xml:space="preserve"> </w:t>
+            </w:r>
+            <w:r>
+              <w:t>Además, las personas hoy exigen sostenibilidad, transparencia y valor agregado real, lo que cambió las reglas del juego para todos.</w:t>
+            </w:r>
+          </w:p>
+          <w:p>
+            <w:r>
+              <w:rPr>
+                <w:b/>
+                <w:bCs/>
+              </w:rPr>
+              <w:t>Hombre:</w:t>
+            </w:r>
+            <w:r>
+              <w:rPr>
+                <w:b/>
+                <w:bCs/>
+              </w:rPr>
+              <w:t xml:space="preserve"> </w:t>
+            </w:r>
+            <w:r>
+              <w:t>De ahí que las empresas con esa capacidad de análisis reaccionen mucho más rápido frente a los cambios económicos, tecnológicos y sociales, fortaleciendo su competitividad.</w:t>
+            </w:r>
+          </w:p>
+          <w:p>
+            <w:r>
+              <w:rPr>
+                <w:b/>
+                <w:bCs/>
+              </w:rPr>
+              <w:t>Mujer:</w:t>
+            </w:r>
+            <w:r>
+              <w:rPr>
+                <w:b/>
+                <w:bCs/>
+              </w:rPr>
+              <w:t xml:space="preserve"> </w:t>
+            </w:r>
+            <w:r>
+              <w:t>Aparte de las ventas, entran en juego percepciones y relaciones de confianza que aseguran la permanencia de la empresa en el tiempo.</w:t>
+            </w:r>
+          </w:p>
+          <w:p>
+            <w:r>
+              <w:rPr>
+                <w:b/>
+                <w:bCs/>
+              </w:rPr>
+              <w:t>Hombre:</w:t>
+            </w:r>
+            <w:r>
+              <w:rPr>
+                <w:b/>
+                <w:bCs/>
+              </w:rPr>
+              <w:t xml:space="preserve"> </w:t>
+            </w:r>
+            <w:r>
+              <w:t>Así que la única forma de mantenerse vigente es entender que el mercado cambia todos los días... y evolucionar con él.</w:t>
+            </w:r>
+          </w:p>
         </w:tc>
       </w:tr>
     </w:tbl>
@@ -5834,6 +5444,31 @@
           <w:bCs/>
         </w:rPr>
       </w:pPr>
+    </w:p>
+    <w:p>
+      <w:pPr>
+        <w:spacing w:before="0" w:after="160" w:line="259" w:lineRule="auto"/>
+        <w:ind w:firstLine="0"/>
+        <w:rPr>
+          <w:b/>
+          <w:bCs/>
+        </w:rPr>
+      </w:pPr>
+      <w:r>
+        <w:rPr>
+          <w:b/>
+          <w:bCs/>
+        </w:rPr>
+        <w:br w:type="page"/>
+      </w:r>
+    </w:p>
+    <w:p>
+      <w:pPr>
+        <w:rPr>
+          <w:b/>
+          <w:bCs/>
+        </w:rPr>
+      </w:pPr>
       <w:r>
         <w:rPr>
           <w:b/>
@@ -5850,13 +5485,19 @@
     </w:p>
     <w:p>
       <w:pPr>
-        <w:ind w:firstLine="0"/>
-      </w:pPr>
-    </w:p>
-    <w:p>
-      <w:pPr>
         <w:spacing w:before="0" w:after="160" w:line="259" w:lineRule="auto"/>
         <w:ind w:firstLine="0"/>
+        <w:rPr>
+          <w:rFonts w:ascii="Calibri" w:eastAsia="Times New Roman" w:hAnsi="Calibri" w:cs="Times New Roman (Títulos en alf"/>
+          <w:b/>
+          <w:color w:val="000000" w:themeColor="text1"/>
+          <w:spacing w:val="-10"/>
+          <w:kern w:val="0"/>
+          <w:sz w:val="36"/>
+          <w:szCs w:val="32"/>
+          <w:lang w:val="es-419" w:eastAsia="es-CO"/>
+          <w14:ligatures w14:val="none"/>
+        </w:rPr>
       </w:pPr>
       <w:r>
         <w:br w:type="page"/>
@@ -5866,10 +5507,12 @@
       <w:pPr>
         <w:pStyle w:val="Ttulo1"/>
       </w:pPr>
+      <w:bookmarkStart w:id="5" w:name="_Toc238840253"/>
       <w:r>
         <w:lastRenderedPageBreak/>
         <w:t>Prospección</w:t>
       </w:r>
+      <w:bookmarkEnd w:id="5"/>
     </w:p>
     <w:p>
       <w:r>
@@ -5878,11 +5521,6 @@
     </w:p>
     <w:p>
       <w:pPr>
-        <w:pStyle w:val="Prrafodelista"/>
-        <w:numPr>
-          <w:ilvl w:val="0"/>
-          <w:numId w:val="35"/>
-        </w:numPr>
         <w:rPr>
           <w:b/>
           <w:bCs/>
@@ -5910,8 +5548,16 @@
       <w:pPr>
         <w:spacing w:before="0" w:after="160" w:line="259" w:lineRule="auto"/>
         <w:ind w:firstLine="0"/>
-      </w:pPr>
-      <w:r>
+        <w:rPr>
+          <w:b/>
+          <w:bCs/>
+        </w:rPr>
+      </w:pPr>
+      <w:r>
+        <w:rPr>
+          <w:b/>
+          <w:bCs/>
+        </w:rPr>
         <w:br w:type="page"/>
       </w:r>
     </w:p>
@@ -6068,13 +5714,6 @@
       </w:r>
     </w:p>
     <w:p>
-      <w:pPr>
-        <w:pStyle w:val="Prrafodelista"/>
-        <w:numPr>
-          <w:ilvl w:val="0"/>
-          <w:numId w:val="35"/>
-        </w:numPr>
-      </w:pPr>
       <w:r>
         <w:rPr>
           <w:b/>
@@ -6351,7 +5990,7 @@
     </w:tbl>
     <w:p>
       <w:pPr>
-        <w:ind w:firstLine="0"/>
+        <w:ind w:firstLine="708"/>
       </w:pPr>
       <w:r>
         <w:t>Nota. SENA, (2026).</w:t>
@@ -6378,13 +6017,6 @@
       </w:r>
     </w:p>
     <w:p>
-      <w:pPr>
-        <w:pStyle w:val="Prrafodelista"/>
-        <w:numPr>
-          <w:ilvl w:val="0"/>
-          <w:numId w:val="35"/>
-        </w:numPr>
-      </w:pPr>
       <w:r>
         <w:rPr>
           <w:b/>
@@ -6567,13 +6199,6 @@
       </w:r>
     </w:p>
     <w:p>
-      <w:pPr>
-        <w:pStyle w:val="Prrafodelista"/>
-        <w:numPr>
-          <w:ilvl w:val="0"/>
-          <w:numId w:val="35"/>
-        </w:numPr>
-      </w:pPr>
       <w:r>
         <w:rPr>
           <w:b/>
@@ -6862,169 +6487,82 @@
     </w:tbl>
     <w:p>
       <w:pPr>
+        <w:ind w:firstLine="708"/>
+      </w:pPr>
+      <w:r>
+        <w:t>Nota. SENA, (2026).</w:t>
+      </w:r>
+    </w:p>
+    <w:p>
+      <w:pPr>
+        <w:rPr>
+          <w:b/>
+          <w:bCs/>
+        </w:rPr>
+      </w:pPr>
+      <w:r>
+        <w:rPr>
+          <w:b/>
+          <w:bCs/>
+        </w:rPr>
+        <w:t>Prospección de clientes</w:t>
+      </w:r>
+    </w:p>
+    <w:p>
+      <w:r>
+        <w:t>L</w:t>
+      </w:r>
+      <w:r>
+        <w:t xml:space="preserve">o invitamos a </w:t>
+      </w:r>
+      <w:r>
+        <w:t>consultar</w:t>
+      </w:r>
+      <w:r>
+        <w:t xml:space="preserve"> el siguiente recurso educativo por medio del cual podrá profundizar en temática abordada, el cual corresponde a un video que explica la prospección de clientes, destacando su importancia, canales, análisis, clasificación, estrategias, seguimiento y técnicas para generar oportunidades comerciales efectivas.</w:t>
+      </w:r>
+      <w:r>
+        <w:t xml:space="preserve"> </w:t>
+      </w:r>
+    </w:p>
+    <w:p>
+      <w:pPr>
+        <w:spacing w:before="0" w:after="160" w:line="259" w:lineRule="auto"/>
         <w:ind w:firstLine="0"/>
       </w:pPr>
       <w:r>
-        <w:t>Nota. SENA, (2026).</w:t>
-      </w:r>
-    </w:p>
-    <w:p>
-      <w:pPr>
-        <w:rPr>
-          <w:b/>
-          <w:bCs/>
-        </w:rPr>
-      </w:pPr>
-      <w:r>
-        <w:rPr>
-          <w:b/>
-          <w:bCs/>
-        </w:rPr>
+        <w:br w:type="page"/>
+      </w:r>
+    </w:p>
+    <w:p>
+      <w:pPr>
+        <w:pStyle w:val="Video"/>
+      </w:pPr>
+      <w:r>
+        <w:lastRenderedPageBreak/>
         <w:t>Prospección de clientes</w:t>
       </w:r>
     </w:p>
     <w:p>
-      <w:r>
-        <w:t>L</w:t>
-      </w:r>
-      <w:r>
-        <w:t xml:space="preserve">o invitamos a </w:t>
-      </w:r>
-      <w:r>
-        <w:t>consultar</w:t>
-      </w:r>
-      <w:r>
-        <w:t xml:space="preserve"> el siguiente recurso educativo por medio del cual podrá profundizar en temática abordada, el cual corresponde a un video que explica la prospección de clientes, destacando su importancia, canales, análisis, clasificación, estrategias, seguimiento y técnicas para generar oportunidades comerciales efectivas.</w:t>
-      </w:r>
-      <w:r>
-        <w:t xml:space="preserve"> </w:t>
-      </w:r>
-      <w:r>
-        <w:t>Enlace</w:t>
-      </w:r>
-      <w:r>
-        <w:t xml:space="preserve">: </w:t>
-      </w:r>
-      <w:hyperlink r:id="rId17" w:history="1">
-        <w:r>
-          <w:rPr>
-            <w:rStyle w:val="Hipervnculo"/>
-          </w:rPr>
-          <w:t>https://www.youtube.com/watch?v=50E2sAVgx5c</w:t>
-        </w:r>
-      </w:hyperlink>
-      <w:r>
-        <w:t xml:space="preserve"> </w:t>
-      </w:r>
-    </w:p>
-    <w:p>
-      <w:r>
-        <w:rPr>
-          <w:b/>
-          <w:bCs/>
-        </w:rPr>
-        <w:t>Clave estratégica.</w:t>
-      </w:r>
-      <w:r>
-        <w:rPr>
-          <w:b/>
-          <w:bCs/>
-        </w:rPr>
-        <w:t xml:space="preserve"> </w:t>
-      </w:r>
-      <w:r>
-        <w:t>Los conceptos de sostenibilidad, consumidor verde, mercado y prospección no funcionan de manera aislada, sino que se interrelacionan, permitiendo comprender cómo las características del consumidor influyen en la identificación de oportunidades comerciales dentro de contextos sostenibles.</w:t>
-      </w:r>
-    </w:p>
-    <w:p>
-      <w:pPr>
-        <w:rPr>
-          <w:b/>
-          <w:bCs/>
-        </w:rPr>
-      </w:pPr>
-      <w:r>
-        <w:rPr>
-          <w:b/>
-          <w:bCs/>
-        </w:rPr>
-        <w:t xml:space="preserve">Cita de reflexión </w:t>
-      </w:r>
-    </w:p>
-    <w:p>
-      <w:r>
-        <w:t>“La verdadera integridad en la gestión comercial se evidencia al reconocer al otro con respeto, transparencia y responsabilidad, construyendo relaciones basadas en confianza y propósito.”</w:t>
-      </w:r>
-      <w:r>
-        <w:t>.</w:t>
-      </w:r>
-    </w:p>
-    <w:p>
-      <w:pPr>
-        <w:pStyle w:val="Titulosgenerales"/>
-        <w:ind w:left="-360"/>
-        <w:rPr>
-          <w:u w:val="single"/>
-        </w:rPr>
-      </w:pPr>
-      <w:bookmarkStart w:id="1" w:name="_Toc228988010"/>
-      <w:r>
-        <w:lastRenderedPageBreak/>
-        <w:t>Síntesis</w:t>
-      </w:r>
-      <w:bookmarkEnd w:id="1"/>
-      <w:r>
-        <w:t xml:space="preserve"> </w:t>
-      </w:r>
-    </w:p>
-    <w:p>
-      <w:pPr>
+      <w:pPr>
+        <w:ind w:hanging="142"/>
+        <w:jc w:val="center"/>
+      </w:pPr>
+      <w:r>
         <w:rPr>
           <w:noProof/>
-          <w:lang w:eastAsia="es-CO"/>
-        </w:rPr>
-      </w:pPr>
-      <w:r>
-        <w:rPr>
-          <w:noProof/>
-          <w:lang w:eastAsia="es-CO"/>
-        </w:rPr>
-        <w:t>El componente formativo Perfil del cliente ofrece al aprendiz los fundamentos conceptuales y aplicados de la sostenibilidad, el consumidor verde, el mercado y la prospección, permitiendo comprender cómo las decisiones de consumo y las dinámicas comerciales se relacionan con el entorno. A través de estos elementos, se facilita la identificación de características del consumidor sostenible y el análisis de variables que influyen en la toma de decisiones dentro de contextos comerciales responsables.</w:t>
-      </w:r>
-    </w:p>
-    <w:p>
-      <w:pPr>
-        <w:rPr>
-          <w:noProof/>
-          <w:lang w:eastAsia="es-CO"/>
-        </w:rPr>
-      </w:pPr>
-      <w:r>
-        <w:rPr>
-          <w:noProof/>
-          <w:lang w:eastAsia="es-CO"/>
-        </w:rPr>
-        <w:t>Asimismo, el componente fortalece la capacidad del aprendiz para analizar el mercado, segmentar consumidores y reconocer oportunidades comerciales sostenibles en función del contexto local. Mediante el uso de herramientas, métodos y técnicas de prospección, se promueve la toma de decisiones fundamentadas que integran criterios ambientales, sociales y económicos, contribuyendo al desarrollo de competencias necesarias para la caracterización del cliente y la identificación de oportunidades en negocios sostenibles.</w:t>
-      </w:r>
-    </w:p>
-    <w:p>
-      <w:pPr>
-        <w:rPr>
-          <w:noProof/>
-          <w:lang w:eastAsia="es-CO"/>
-        </w:rPr>
-      </w:pPr>
-      <w:r>
-        <w:rPr>
-          <w:noProof/>
-          <w:lang w:eastAsia="es-CO"/>
-        </w:rPr>
-        <w:lastRenderedPageBreak/>
+        </w:rPr>
         <w:drawing>
-          <wp:inline distT="0" distB="0" distL="0" distR="0" wp14:anchorId="0DB9121C" wp14:editId="391B5CD9">
-            <wp:extent cx="5415148" cy="4064272"/>
-            <wp:effectExtent l="0" t="0" r="0" b="0"/>
-            <wp:docPr id="697045805" name="Imagen 1"/>
+          <wp:inline distT="0" distB="0" distL="0" distR="0" wp14:anchorId="0DEBEF3C" wp14:editId="6652428D">
+            <wp:extent cx="4679792" cy="2632383"/>
+            <wp:effectExtent l="0" t="0" r="6985" b="0"/>
+            <wp:docPr id="1" name="Imagen 1">
+              <a:extLst xmlns:a="http://schemas.openxmlformats.org/drawingml/2006/main">
+                <a:ext uri="{C183D7F6-B498-43B3-948B-1728B52AA6E4}">
+                  <adec:decorative xmlns:adec="http://schemas.microsoft.com/office/drawing/2017/decorative" val="1"/>
+                </a:ext>
+              </a:extLst>
+            </wp:docPr>
             <wp:cNvGraphicFramePr>
               <a:graphicFrameLocks xmlns:a="http://schemas.openxmlformats.org/drawingml/2006/main" noChangeAspect="1"/>
             </wp:cNvGraphicFramePr>
@@ -7032,11 +6570,23 @@
               <a:graphicData uri="http://schemas.openxmlformats.org/drawingml/2006/picture">
                 <pic:pic xmlns:pic="http://schemas.openxmlformats.org/drawingml/2006/picture">
                   <pic:nvPicPr>
-                    <pic:cNvPr id="697045805" name=""/>
+                    <pic:cNvPr id="1" name="Imagen 1">
+                      <a:extLst>
+                        <a:ext uri="{C183D7F6-B498-43B3-948B-1728B52AA6E4}">
+                          <adec:decorative xmlns:adec="http://schemas.microsoft.com/office/drawing/2017/decorative" val="1"/>
+                        </a:ext>
+                      </a:extLst>
+                    </pic:cNvPr>
                     <pic:cNvPicPr/>
                   </pic:nvPicPr>
                   <pic:blipFill>
-                    <a:blip r:embed="rId18"/>
+                    <a:blip r:embed="rId17" cstate="print">
+                      <a:extLst>
+                        <a:ext uri="{28A0092B-C50C-407E-A947-70E740481C1C}">
+                          <a14:useLocalDpi xmlns:a14="http://schemas.microsoft.com/office/drawing/2010/main" val="0"/>
+                        </a:ext>
+                      </a:extLst>
+                    </a:blip>
                     <a:stretch>
                       <a:fillRect/>
                     </a:stretch>
@@ -7044,7 +6594,7 @@
                   <pic:spPr>
                     <a:xfrm>
                       <a:off x="0" y="0"/>
-                      <a:ext cx="5418615" cy="4066874"/>
+                      <a:ext cx="4679792" cy="2632383"/>
                     </a:xfrm>
                     <a:prstGeom prst="rect">
                       <a:avLst/>
@@ -7059,211 +6609,498 @@
     </w:p>
     <w:p>
       <w:pPr>
+        <w:ind w:firstLine="0"/>
+        <w:jc w:val="center"/>
+      </w:pPr>
+      <w:hyperlink r:id="rId18" w:history="1">
+        <w:r>
+          <w:rPr>
+            <w:rStyle w:val="Hipervnculo"/>
+            <w:b/>
+          </w:rPr>
+          <w:t>Enlace de reproducción del video</w:t>
+        </w:r>
+      </w:hyperlink>
+    </w:p>
+    <w:tbl>
+      <w:tblPr>
+        <w:tblStyle w:val="Tablaconcuadrcula"/>
+        <w:tblW w:w="0" w:type="auto"/>
+        <w:tblLook w:val="04A0" w:firstRow="1" w:lastRow="0" w:firstColumn="1" w:lastColumn="0" w:noHBand="0" w:noVBand="1"/>
+      </w:tblPr>
+      <w:tblGrid>
+        <w:gridCol w:w="9962"/>
+      </w:tblGrid>
+      <w:tr>
+        <w:trPr>
+          <w:tblHeader/>
+        </w:trPr>
+        <w:tc>
+          <w:tcPr>
+            <w:tcW w:w="9972" w:type="dxa"/>
+          </w:tcPr>
+          <w:p>
+            <w:pPr>
+              <w:ind w:firstLine="0"/>
+            </w:pPr>
+            <w:r>
+              <w:rPr>
+                <w:b/>
+              </w:rPr>
+              <w:t xml:space="preserve">Transcripción del video. </w:t>
+            </w:r>
+            <w:r>
+              <w:rPr>
+                <w:b/>
+              </w:rPr>
+              <w:t>Prospección de clientes</w:t>
+            </w:r>
+            <w:r>
+              <w:rPr>
+                <w:b/>
+              </w:rPr>
+              <w:t>.</w:t>
+            </w:r>
+          </w:p>
+        </w:tc>
+      </w:tr>
+      <w:tr>
+        <w:tc>
+          <w:tcPr>
+            <w:tcW w:w="9972" w:type="dxa"/>
+          </w:tcPr>
+          <w:p>
+            <w:r>
+              <w:t>La prospección de clientes es uno de los procesos más importantes en las organizaciones. Mediante este se busca aumentar las ventas y generar oportunidades de negocio, lo cual aporta al crecimiento y el sostenimiento de la empresa en el mercado.</w:t>
+            </w:r>
+          </w:p>
+          <w:p>
+            <w:r>
+              <w:t>Existen diversos medios para hacer la prospección de los clientes; entre estos están el teléfono, es el canal más clásico</w:t>
+            </w:r>
+            <w:r>
+              <w:t xml:space="preserve"> o celular, </w:t>
+            </w:r>
+            <w:r>
+              <w:t>el correo electrónico, las redes sociales, entrevistas, entre otros.</w:t>
+            </w:r>
+          </w:p>
+          <w:p>
+            <w:r>
+              <w:lastRenderedPageBreak/>
+              <w:t>A continuación, presentamos algunos consejos para prospectar clientes en el proceso de venta:</w:t>
+            </w:r>
+          </w:p>
+          <w:p>
+            <w:r>
+              <w:t xml:space="preserve">Uno, al momento de realizar la tarea de prospección de clientes, debe enfocarse en realizar previamente el análisis y clasificación de los clientes potenciales o </w:t>
+            </w:r>
+            <w:r>
+              <w:rPr>
+                <w:rStyle w:val="Extranjerismo"/>
+              </w:rPr>
+              <w:t>leads</w:t>
+            </w:r>
+            <w:r>
+              <w:t>.</w:t>
+            </w:r>
+          </w:p>
+          <w:p>
+            <w:r>
+              <w:t>Dos, haz una lista de clientes y filtra según la probabilidad de negocio. Procede a llamar a los que considera tienen mayor probabilidad de obtener algo en concreto.</w:t>
+            </w:r>
+          </w:p>
+          <w:p>
+            <w:r>
+              <w:t>Tres, flexibilidad en el horario, con el fin de lograr el contacto en los tiempos disponibles de los clientes potenciales</w:t>
+            </w:r>
+            <w:r>
+              <w:t>, n</w:t>
+            </w:r>
+            <w:r>
+              <w:t>o debes dejar llamadas, correos o contactos en trámite, porque se pierde definitivamente la posibilidad de obtener algún negocio.</w:t>
+            </w:r>
+          </w:p>
+          <w:p>
+            <w:r>
+              <w:t>Cuatro, cuando establezca contacto con los clientes, genere confianza. Permita que la conversación sea similar a estar hablando con un amigo.</w:t>
+            </w:r>
+          </w:p>
+          <w:p>
+            <w:r>
+              <w:t>Cinco, el estudio de mercado es fundamental para pensar en nuevas estrategias y reconocer la competencia directa.</w:t>
+            </w:r>
+          </w:p>
+          <w:p>
+            <w:r>
+              <w:t>Seis, agregar una estrategia de publicidad, ya sea volantes o cartas de venta, que se conviertan en una excelente herramienta.</w:t>
+            </w:r>
+          </w:p>
+          <w:p>
+            <w:r>
+              <w:t>Siete, busca y solicita referidos. Esto aumentará el número de prospectos.</w:t>
+            </w:r>
+          </w:p>
+          <w:p>
+            <w:r>
+              <w:lastRenderedPageBreak/>
+              <w:t>Ocho, insista estratégicamente sin llegar a incordiar. Es claro que debes saber llevar la situación. Recuerda que la mayoría de los negocios se realizan a la quinta llamada o en encuentros posteriores.</w:t>
+            </w:r>
+          </w:p>
+          <w:p>
+            <w:r>
+              <w:t>Nueve, establece metas de ventas. Casi siempre se definen por periodos. Se recomienda que lo distribuya de manera anual, mensual y semanal.</w:t>
+            </w:r>
+          </w:p>
+          <w:p>
+            <w:r>
+              <w:t xml:space="preserve">Diez, conoce tu ciclo de ventas. </w:t>
+            </w:r>
+            <w:r>
+              <w:t>Organízalo</w:t>
+            </w:r>
+            <w:r>
+              <w:t xml:space="preserve"> de tal manera que no dejes ningún cliente fuera de la agenda.</w:t>
+            </w:r>
+          </w:p>
+          <w:p>
+            <w:r>
+              <w:t>Once, elimina todas las distracciones posibles y concéntrate en ejercer la actividad de negociación.</w:t>
+            </w:r>
+          </w:p>
+          <w:p>
+            <w:r>
+              <w:t xml:space="preserve">Doce, no descartes los clientes que dicen no. Es importante entender y escuchar las necesidades de los prospectos, así asesorarlos en la solución o producto más adecuado para </w:t>
+            </w:r>
+            <w:r>
+              <w:t>él</w:t>
+            </w:r>
+            <w:r>
+              <w:t>.</w:t>
+            </w:r>
+          </w:p>
+          <w:p>
+            <w:r>
+              <w:t xml:space="preserve">Aplicando </w:t>
+            </w:r>
+            <w:r>
+              <w:t>estos consejos, podrás realizar una buena labor en la prospección de clientes y mejorar significativamente las ventas.</w:t>
+            </w:r>
+          </w:p>
+        </w:tc>
+      </w:tr>
+    </w:tbl>
+    <w:p>
+      <w:r>
+        <w:rPr>
+          <w:b/>
+          <w:bCs/>
+        </w:rPr>
+        <w:lastRenderedPageBreak/>
+        <w:t>Clave estratégica.</w:t>
+      </w:r>
+      <w:r>
+        <w:rPr>
+          <w:b/>
+          <w:bCs/>
+        </w:rPr>
+        <w:t xml:space="preserve"> </w:t>
+      </w:r>
+      <w:r>
+        <w:t>Los conceptos de sostenibilidad, consumidor verde, mercado y prospección no funcionan de manera aislada, sino que se interrelacionan, permitiendo comprender cómo las características del consumidor influyen en la identificación de oportunidades comerciales dentro de contextos sostenibles.</w:t>
+      </w:r>
+    </w:p>
+    <w:p>
+      <w:pPr>
+        <w:spacing w:before="0" w:after="160" w:line="259" w:lineRule="auto"/>
+        <w:ind w:firstLine="0"/>
+        <w:rPr>
+          <w:b/>
+          <w:bCs/>
+        </w:rPr>
+      </w:pPr>
+      <w:r>
+        <w:rPr>
+          <w:b/>
+          <w:bCs/>
+        </w:rPr>
+        <w:br w:type="page"/>
+      </w:r>
+    </w:p>
+    <w:p>
+      <w:pPr>
+        <w:rPr>
+          <w:b/>
+          <w:bCs/>
+        </w:rPr>
+      </w:pPr>
+      <w:r>
+        <w:rPr>
+          <w:b/>
+          <w:bCs/>
+        </w:rPr>
+        <w:lastRenderedPageBreak/>
+        <w:t xml:space="preserve">Cita de reflexión </w:t>
+      </w:r>
+    </w:p>
+    <w:p>
+      <w:r>
+        <w:t>“La verdadera integridad en la gestión comercial se evidencia al reconocer al otro con respeto, transparencia y responsabilidad, construyendo relaciones basadas en confianza y propósito.”</w:t>
+      </w:r>
+      <w:r>
+        <w:t>.</w:t>
+      </w:r>
+    </w:p>
+    <w:p>
+      <w:pPr>
         <w:pStyle w:val="Titulosgenerales"/>
-      </w:pPr>
-      <w:bookmarkStart w:id="2" w:name="_Toc228988011"/>
+        <w:ind w:left="-360"/>
+        <w:rPr>
+          <w:u w:val="single"/>
+        </w:rPr>
+      </w:pPr>
+      <w:bookmarkStart w:id="6" w:name="_Toc238840254"/>
+      <w:r>
+        <w:lastRenderedPageBreak/>
+        <w:t>Síntesis</w:t>
+      </w:r>
+      <w:bookmarkEnd w:id="6"/>
+      <w:r>
+        <w:t xml:space="preserve"> </w:t>
+      </w:r>
+    </w:p>
+    <w:p>
+      <w:pPr>
+        <w:rPr>
+          <w:noProof/>
+          <w:lang w:eastAsia="es-CO"/>
+        </w:rPr>
+      </w:pPr>
+      <w:r>
+        <w:rPr>
+          <w:noProof/>
+          <w:lang w:eastAsia="es-CO"/>
+        </w:rPr>
+        <w:t xml:space="preserve">El componente formativo </w:t>
+      </w:r>
+      <w:r>
+        <w:rPr>
+          <w:noProof/>
+          <w:lang w:eastAsia="es-CO"/>
+        </w:rPr>
+        <w:t xml:space="preserve">Perfil del </w:t>
+      </w:r>
+      <w:r>
+        <w:rPr>
+          <w:noProof/>
+          <w:lang w:eastAsia="es-CO"/>
+        </w:rPr>
+        <w:t>consumidor</w:t>
+      </w:r>
+      <w:r>
+        <w:rPr>
+          <w:noProof/>
+          <w:lang w:eastAsia="es-CO"/>
+        </w:rPr>
+        <w:t xml:space="preserve"> ofrece al aprendiz los fundamentos conceptuales y aplicados de la sostenibilidad, el consumidor verde, el mercado y la prospección, permitiendo comprender cómo las decisiones de consumo y las dinámicas comerciales se relacionan con el entorno. A través de estos elementos, se facilita la identificación de características del consumidor sostenible y el análisis de variables que influyen en la toma de decisiones dentro de contextos comerciales responsables.</w:t>
+      </w:r>
+    </w:p>
+    <w:p>
+      <w:pPr>
+        <w:rPr>
+          <w:noProof/>
+          <w:lang w:eastAsia="es-CO"/>
+        </w:rPr>
+      </w:pPr>
+      <w:r>
+        <w:rPr>
+          <w:noProof/>
+          <w:lang w:eastAsia="es-CO"/>
+        </w:rPr>
+        <w:t>Asimismo, el componente fortalece la capacidad del aprendiz para analizar el mercado, segmentar consumidores y reconocer oportunidades comerciales sostenibles en función del contexto local. Mediante el uso de herramientas, métodos y técnicas de prospección, se promueve la toma de decisiones fundamentadas que integran criterios ambientales, sociales y económicos, contribuyendo al desarrollo de competencias necesarias para la caracterización del cliente y la identificación de oportunidades en negocios sostenibles.</w:t>
+      </w:r>
+    </w:p>
+    <w:p>
+      <w:pPr>
+        <w:rPr>
+          <w:noProof/>
+          <w:lang w:eastAsia="es-CO"/>
+        </w:rPr>
+      </w:pPr>
+      <w:r>
+        <w:rPr>
+          <w:noProof/>
+          <w:lang w:eastAsia="es-CO"/>
+        </w:rPr>
+        <w:lastRenderedPageBreak/>
+        <w:drawing>
+          <wp:inline distT="0" distB="0" distL="0" distR="0" wp14:anchorId="20404D98" wp14:editId="4FF441D6">
+            <wp:extent cx="5800165" cy="2897756"/>
+            <wp:effectExtent l="0" t="0" r="0" b="0"/>
+            <wp:docPr id="850495476" name="Gráfico 4" descr="Estructura jerárquica que sintetiza el contenido del componente formativo Perfil del consumidor, el cual se organiza en cuatro unidades. Inicia con objetivos desarrollo sostenible (sostenibilidad), en donde se desarrolla tipos, aplicación y marco normativo. El capítulo dos corresponde a consumidor verde, allí se desarrollan el contenido sobre tipos, sostenibilidad, ciclo de vida del producto, ecodiseño, ecofriendly y economía circular. El capítulo tres corresponde a mercado, en donde se aborda su concepto, segmentación, estrategias, procedimiento de identificación, técnicas de selección y de evaluación, variables y culmina con proceso de implementación, y tipologías. Por último, está el capítulo de prospección, donde se desarrollan sus objetivos, métodos, herramientas y técnicas."/>
+            <wp:cNvGraphicFramePr>
+              <a:graphicFrameLocks xmlns:a="http://schemas.openxmlformats.org/drawingml/2006/main" noChangeAspect="1"/>
+            </wp:cNvGraphicFramePr>
+            <a:graphic xmlns:a="http://schemas.openxmlformats.org/drawingml/2006/main">
+              <a:graphicData uri="http://schemas.openxmlformats.org/drawingml/2006/picture">
+                <pic:pic xmlns:pic="http://schemas.openxmlformats.org/drawingml/2006/picture">
+                  <pic:nvPicPr>
+                    <pic:cNvPr id="850495476" name="Gráfico 4" descr="Estructura jerárquica que sintetiza el contenido del componente formativo Perfil del consumidor, el cual se organiza en cuatro unidades. Inicia con objetivos desarrollo sostenible (sostenibilidad), en donde se desarrolla tipos, aplicación y marco normativo. El capítulo dos corresponde a consumidor verde, allí se desarrollan el contenido sobre tipos, sostenibilidad, ciclo de vida del producto, ecodiseño, ecofriendly y economía circular. El capítulo tres corresponde a mercado, en donde se aborda su concepto, segmentación, estrategias, procedimiento de identificación, técnicas de selección y de evaluación, variables y culmina con proceso de implementación, y tipologías. Por último, está el capítulo de prospección, donde se desarrollan sus objetivos, métodos, herramientas y técnicas."/>
+                    <pic:cNvPicPr/>
+                  </pic:nvPicPr>
+                  <pic:blipFill>
+                    <a:blip r:embed="rId19">
+                      <a:extLst>
+                        <a:ext uri="{96DAC541-7B7A-43D3-8B79-37D633B846F1}">
+                          <asvg:svgBlip xmlns:asvg="http://schemas.microsoft.com/office/drawing/2016/SVG/main" r:embed="rId20"/>
+                        </a:ext>
+                      </a:extLst>
+                    </a:blip>
+                    <a:stretch>
+                      <a:fillRect/>
+                    </a:stretch>
+                  </pic:blipFill>
+                  <pic:spPr>
+                    <a:xfrm>
+                      <a:off x="0" y="0"/>
+                      <a:ext cx="5801062" cy="2898204"/>
+                    </a:xfrm>
+                    <a:prstGeom prst="rect">
+                      <a:avLst/>
+                    </a:prstGeom>
+                  </pic:spPr>
+                </pic:pic>
+              </a:graphicData>
+            </a:graphic>
+          </wp:inline>
+        </w:drawing>
+      </w:r>
+    </w:p>
+    <w:p>
+      <w:pPr>
+        <w:rPr>
+          <w:noProof/>
+          <w:lang w:eastAsia="es-CO"/>
+        </w:rPr>
+      </w:pPr>
+    </w:p>
+    <w:p>
+      <w:pPr>
+        <w:pStyle w:val="Titulosgenerales"/>
+      </w:pPr>
+      <w:bookmarkStart w:id="7" w:name="_Toc238840255"/>
       <w:r>
         <w:lastRenderedPageBreak/>
         <w:t>Glosario</w:t>
       </w:r>
-      <w:bookmarkEnd w:id="2"/>
-    </w:p>
-    <w:p>
-      <w:r>
-        <w:rPr>
-          <w:b/>
-          <w:bCs/>
-        </w:rPr>
-        <w:t>Biocomercio</w:t>
-      </w:r>
-      <w:r>
-        <w:rPr>
-          <w:b/>
-          <w:bCs/>
-        </w:rPr>
-        <w:t>:</w:t>
-      </w:r>
-      <w:r>
-        <w:t xml:space="preserve"> </w:t>
-      </w:r>
-      <w:r>
-        <w:t>actividad económica basada en el uso sostenible de biodiversidad con criterios ambientales, sociales y económicos responsables.</w:t>
-      </w:r>
-    </w:p>
-    <w:p>
-      <w:r>
-        <w:rPr>
-          <w:b/>
-          <w:bCs/>
-        </w:rPr>
-        <w:t>Consumidor verde</w:t>
-      </w:r>
-      <w:r>
-        <w:rPr>
-          <w:b/>
-          <w:bCs/>
-        </w:rPr>
-        <w:t>:</w:t>
-      </w:r>
-      <w:r>
-        <w:t xml:space="preserve"> </w:t>
-      </w:r>
-      <w:r>
-        <w:t>persona que considera el impacto ambiental y social al tomar decisiones de compra responsables.</w:t>
-      </w:r>
-    </w:p>
-    <w:p>
-      <w:r>
-        <w:rPr>
-          <w:b/>
-          <w:bCs/>
-        </w:rPr>
-        <w:t>Desarrollo sostenible</w:t>
-      </w:r>
-      <w:r>
-        <w:rPr>
-          <w:b/>
-          <w:bCs/>
-        </w:rPr>
-        <w:t>:</w:t>
-      </w:r>
-      <w:r>
-        <w:t xml:space="preserve"> </w:t>
-      </w:r>
-      <w:r>
-        <w:t>modelo que equilibra necesidades actuales sin comprometer recursos de futuras generaciones.</w:t>
-      </w:r>
-    </w:p>
-    <w:p>
-      <w:r>
-        <w:rPr>
-          <w:b/>
-          <w:bCs/>
-        </w:rPr>
-        <w:t>Ecodiseño</w:t>
-      </w:r>
-      <w:r>
-        <w:rPr>
-          <w:b/>
-          <w:bCs/>
-        </w:rPr>
-        <w:t>:</w:t>
-      </w:r>
-      <w:r>
-        <w:t xml:space="preserve"> </w:t>
-      </w:r>
-      <w:r>
-        <w:t>diseño de productos considerando su impacto ambiental durante todo su ciclo de vida.</w:t>
-      </w:r>
-    </w:p>
-    <w:p>
-      <w:r>
-        <w:rPr>
-          <w:b/>
-          <w:bCs/>
-        </w:rPr>
-        <w:t>Economía circular</w:t>
-      </w:r>
-      <w:r>
-        <w:rPr>
-          <w:b/>
-          <w:bCs/>
-        </w:rPr>
-        <w:t>:</w:t>
-      </w:r>
-      <w:r>
-        <w:t xml:space="preserve"> </w:t>
-      </w:r>
-      <w:r>
-        <w:t>modelo que promueve reutilización, reciclaje y reducción de residuos en procesos productivos.</w:t>
-      </w:r>
-    </w:p>
-    <w:p>
-      <w:r>
-        <w:rPr>
-          <w:b/>
-          <w:bCs/>
-        </w:rPr>
-        <w:t>Mercado</w:t>
-      </w:r>
-      <w:r>
-        <w:rPr>
-          <w:b/>
-          <w:bCs/>
-        </w:rPr>
-        <w:t>:</w:t>
-      </w:r>
-      <w:r>
-        <w:t xml:space="preserve"> </w:t>
-      </w:r>
-      <w:r>
-        <w:t>espacio donde interactúan compradores y vendedores para intercambiar bienes o servicios.</w:t>
-      </w:r>
-    </w:p>
-    <w:p>
-      <w:r>
-        <w:rPr>
-          <w:b/>
-          <w:bCs/>
-        </w:rPr>
-        <w:t>Prospección</w:t>
-      </w:r>
-      <w:r>
-        <w:rPr>
-          <w:b/>
-          <w:bCs/>
-        </w:rPr>
-        <w:t>:</w:t>
-      </w:r>
-      <w:r>
-        <w:t xml:space="preserve"> </w:t>
-      </w:r>
-      <w:r>
-        <w:t>proceso de identificación de clientes potenciales para oportunidades comerciales.</w:t>
-      </w:r>
-    </w:p>
-    <w:p>
-      <w:r>
-        <w:rPr>
-          <w:b/>
-          <w:bCs/>
-        </w:rPr>
-        <w:t>Segmentación</w:t>
-      </w:r>
-      <w:r>
-        <w:rPr>
-          <w:b/>
-          <w:bCs/>
-        </w:rPr>
-        <w:t>:</w:t>
-      </w:r>
-      <w:r>
-        <w:t xml:space="preserve"> </w:t>
-      </w:r>
-      <w:r>
-        <w:t>división del mercado en grupos con características similares para estrategias específicas.</w:t>
-      </w:r>
-    </w:p>
-    <w:p>
-      <w:r>
-        <w:rPr>
-          <w:b/>
-          <w:bCs/>
-        </w:rPr>
-        <w:t>Sostenibilidad</w:t>
-      </w:r>
-      <w:r>
-        <w:rPr>
-          <w:b/>
-          <w:bCs/>
-        </w:rPr>
-        <w:t>:</w:t>
-      </w:r>
-      <w:r>
-        <w:t xml:space="preserve"> </w:t>
-      </w:r>
-      <w:r>
-        <w:t>uso responsable de recursos integrando aspectos económicos, sociales y ambientales.</w:t>
+      <w:bookmarkEnd w:id="7"/>
+    </w:p>
+    <w:p>
+      <w:r>
+        <w:rPr>
+          <w:b/>
+          <w:bCs/>
+        </w:rPr>
+        <w:t>Biocomercio:</w:t>
+      </w:r>
+      <w:r>
+        <w:t xml:space="preserve"> actividad económica basada en el uso sostenible de biodiversidad con criterios ambientales, sociales y económicos responsables.</w:t>
+      </w:r>
+    </w:p>
+    <w:p>
+      <w:r>
+        <w:rPr>
+          <w:b/>
+          <w:bCs/>
+        </w:rPr>
+        <w:t>Consumidor verde:</w:t>
+      </w:r>
+      <w:r>
+        <w:t xml:space="preserve"> persona que considera el impacto ambiental y social al tomar decisiones de compra responsables.</w:t>
+      </w:r>
+    </w:p>
+    <w:p>
+      <w:r>
+        <w:rPr>
+          <w:b/>
+          <w:bCs/>
+        </w:rPr>
+        <w:t>Desarrollo sostenible:</w:t>
+      </w:r>
+      <w:r>
+        <w:t xml:space="preserve"> modelo que equilibra necesidades actuales sin comprometer recursos de futuras generaciones.</w:t>
+      </w:r>
+    </w:p>
+    <w:p>
+      <w:r>
+        <w:rPr>
+          <w:b/>
+          <w:bCs/>
+        </w:rPr>
+        <w:t>Ecodiseño:</w:t>
+      </w:r>
+      <w:r>
+        <w:t xml:space="preserve"> diseño de productos considerando su impacto ambiental durante todo su ciclo de vida.</w:t>
+      </w:r>
+    </w:p>
+    <w:p>
+      <w:r>
+        <w:rPr>
+          <w:b/>
+          <w:bCs/>
+        </w:rPr>
+        <w:t>Economía circular:</w:t>
+      </w:r>
+      <w:r>
+        <w:t xml:space="preserve"> modelo que promueve reutilización, reciclaje y reducción de residuos en procesos productivos.</w:t>
+      </w:r>
+    </w:p>
+    <w:p>
+      <w:r>
+        <w:rPr>
+          <w:b/>
+          <w:bCs/>
+        </w:rPr>
+        <w:t>Mercado:</w:t>
+      </w:r>
+      <w:r>
+        <w:t xml:space="preserve"> espacio donde interactúan compradores y vendedores para intercambiar bienes o servicios.</w:t>
+      </w:r>
+    </w:p>
+    <w:p>
+      <w:r>
+        <w:rPr>
+          <w:b/>
+          <w:bCs/>
+        </w:rPr>
+        <w:t>Prospección:</w:t>
+      </w:r>
+      <w:r>
+        <w:t xml:space="preserve"> proceso de identificación de clientes potenciales para oportunidades comerciales.</w:t>
+      </w:r>
+    </w:p>
+    <w:p>
+      <w:r>
+        <w:rPr>
+          <w:b/>
+          <w:bCs/>
+        </w:rPr>
+        <w:t>Segmentación:</w:t>
+      </w:r>
+      <w:r>
+        <w:t xml:space="preserve"> división del mercado en grupos con características similares para estrategias específicas.</w:t>
+      </w:r>
+    </w:p>
+    <w:p>
+      <w:r>
+        <w:rPr>
+          <w:b/>
+          <w:bCs/>
+        </w:rPr>
+        <w:t>Sostenibilidad:</w:t>
+      </w:r>
+      <w:r>
+        <w:t xml:space="preserve"> uso responsable de recursos integrando aspectos económicos, sociales y ambientales.</w:t>
       </w:r>
     </w:p>
     <w:p>
@@ -7279,20 +7116,10 @@
           <w:bCs/>
         </w:rPr>
         <w:lastRenderedPageBreak/>
-        <w:t>Variables de mercado</w:t>
-      </w:r>
-      <w:r>
-        <w:rPr>
-          <w:b/>
-          <w:bCs/>
-        </w:rPr>
-        <w:t>:</w:t>
-      </w:r>
-      <w:r>
-        <w:t xml:space="preserve"> </w:t>
-      </w:r>
-      <w:r>
-        <w:t>factores que influyen en el comportamiento del consumidor y decisiones comerciales.</w:t>
+        <w:t>Variables de mercado:</w:t>
+      </w:r>
+      <w:r>
+        <w:t xml:space="preserve"> factores que influyen en el comportamiento del consumidor y decisiones comerciales.</w:t>
       </w:r>
     </w:p>
     <w:p/>
@@ -7305,12 +7132,12 @@
       <w:pPr>
         <w:pStyle w:val="Titulosgenerales"/>
       </w:pPr>
-      <w:bookmarkStart w:id="3" w:name="_Toc228988012"/>
+      <w:bookmarkStart w:id="8" w:name="_Toc238840256"/>
       <w:r>
         <w:lastRenderedPageBreak/>
         <w:t>Referencias bibliográficas</w:t>
       </w:r>
-      <w:bookmarkEnd w:id="3"/>
+      <w:bookmarkEnd w:id="8"/>
       <w:r>
         <w:t xml:space="preserve"> </w:t>
       </w:r>
@@ -7322,46 +7149,35 @@
       </w:r>
       <w:proofErr w:type="spellEnd"/>
       <w:r>
-        <w:t>. (s.f.). Tema 8: La comunicación comercial. Apuntes de Investigación Empresarial.</w:t>
-      </w:r>
-      <w:r>
-        <w:t xml:space="preserve"> </w:t>
-      </w:r>
-      <w:hyperlink r:id="rId19" w:history="1">
+        <w:t xml:space="preserve">. (s.f.). Tema 8: La comunicación comercial. Apuntes de Investigación Empresarial. </w:t>
+      </w:r>
+    </w:p>
+    <w:p>
+      <w:hyperlink r:id="rId21" w:history="1">
         <w:r>
           <w:rPr>
             <w:rStyle w:val="Hipervnculo"/>
           </w:rPr>
-          <w:t>https://www.docsity.com/es/docs/tema-8-la-comunicacion-comercial-la-comunicacion-comercial/3402209/</w:t>
+          <w:t>https://www.docsity.com/es/docs/tema-8-investigacion-comercial-1/9485284/</w:t>
         </w:r>
       </w:hyperlink>
-      <w:r>
-        <w:t xml:space="preserve"> </w:t>
-      </w:r>
-    </w:p>
-    <w:p>
-      <w:r>
-        <w:t xml:space="preserve">Domínguez Casas, Á. M. (2017). Los programas de fidelización </w:t>
+    </w:p>
+    <w:p>
+      <w:r>
+        <w:t xml:space="preserve">Domínguez Casas, Á. M. (2017). Los programas de fidelización online: un estudio desde el </w:t>
       </w:r>
       <w:r>
         <w:rPr>
           <w:rStyle w:val="Extranjerismo"/>
         </w:rPr>
-        <w:t>online</w:t>
-      </w:r>
-      <w:r>
-        <w:t xml:space="preserve">: un estudio desde el </w:t>
-      </w:r>
-      <w:r>
-        <w:rPr>
-          <w:rStyle w:val="Extranjerismo"/>
-        </w:rPr>
         <w:t>engagement marketing</w:t>
       </w:r>
       <w:r>
         <w:t xml:space="preserve"> y las comunidades de marca [Tesis doctoral, Universidad de Valladolid]. </w:t>
       </w:r>
-      <w:hyperlink r:id="rId20" w:history="1">
+    </w:p>
+    <w:p>
+      <w:hyperlink r:id="rId22" w:history="1">
         <w:r>
           <w:rPr>
             <w:rStyle w:val="Hipervnculo"/>
@@ -7369,9 +7185,6 @@
           <w:t>https://dialnet.unirioja.es/servlet/tesis?codigo=155310</w:t>
         </w:r>
       </w:hyperlink>
-      <w:r>
-        <w:t xml:space="preserve"> </w:t>
-      </w:r>
     </w:p>
     <w:p>
       <w:r>
@@ -7394,232 +7207,84 @@
       <w:r>
         <w:t>?</w:t>
       </w:r>
-      <w:r>
-        <w:t xml:space="preserve"> </w:t>
-      </w:r>
-      <w:hyperlink r:id="rId21" w:history="1">
-        <w:r>
-          <w:rPr>
-            <w:rStyle w:val="Hipervnculo"/>
-          </w:rPr>
-          <w:t>https://ellenmacarthurfoundation.org/topics/circular-economy-introduction/overview</w:t>
-        </w:r>
-      </w:hyperlink>
-      <w:r>
-        <w:t xml:space="preserve"> </w:t>
-      </w:r>
-    </w:p>
-    <w:p>
-      <w:r>
-        <w:t xml:space="preserve">International </w:t>
-      </w:r>
-      <w:proofErr w:type="spellStart"/>
-      <w:r>
-        <w:t>Organization</w:t>
-      </w:r>
-      <w:proofErr w:type="spellEnd"/>
-      <w:r>
-        <w:t xml:space="preserve"> </w:t>
-      </w:r>
-      <w:proofErr w:type="spellStart"/>
-      <w:r>
-        <w:t>for</w:t>
-      </w:r>
-      <w:proofErr w:type="spellEnd"/>
-      <w:r>
-        <w:t xml:space="preserve"> </w:t>
-      </w:r>
-      <w:proofErr w:type="spellStart"/>
-      <w:r>
-        <w:t>Standardization</w:t>
-      </w:r>
-      <w:proofErr w:type="spellEnd"/>
-      <w:r>
-        <w:t xml:space="preserve">. (s.f.). ISO 14001 </w:t>
-      </w:r>
-      <w:proofErr w:type="spellStart"/>
-      <w:r>
-        <w:t>Environmental</w:t>
-      </w:r>
-      <w:proofErr w:type="spellEnd"/>
-      <w:r>
-        <w:t xml:space="preserve"> Management.</w:t>
-      </w:r>
-      <w:r>
-        <w:t xml:space="preserve"> </w:t>
-      </w:r>
-      <w:hyperlink r:id="rId22" w:history="1">
-        <w:r>
-          <w:rPr>
-            <w:rStyle w:val="Hipervnculo"/>
-          </w:rPr>
-          <w:t>https://www.iso.org/iso-14001-environmental-management.html</w:t>
-        </w:r>
-      </w:hyperlink>
-      <w:r>
-        <w:t xml:space="preserve"> </w:t>
-      </w:r>
-    </w:p>
-    <w:p>
-      <w:r>
-        <w:t xml:space="preserve">Manzanal, M., Chávez, E., &amp; Rivero, A. (2020). Los elementos de la negociación: ¿cómo intervienen dentro de las etapas? Revista CEA, 4(1). </w:t>
-      </w:r>
+    </w:p>
+    <w:p>
       <w:hyperlink r:id="rId23" w:history="1">
         <w:r>
           <w:rPr>
             <w:rStyle w:val="Hipervnculo"/>
           </w:rPr>
-          <w:t>https://www.academia.edu/85655717/Los_elementos_de_la_negociaci%C3%B3n_c%C3%B3mo_intervienen_dentro_de_las_etapas</w:t>
+          <w:t>https://www.ellenmacarthurfoundation.org/topics/circular-economy-introduction/overview</w:t>
         </w:r>
       </w:hyperlink>
-      <w:r>
-        <w:t xml:space="preserve"> </w:t>
-      </w:r>
-    </w:p>
-    <w:p>
-      <w:r>
-        <w:t>Miranda Plata, P. A. (2020). Creación e implementación de formatos para el seguimiento de los procesos del área comercial. Universidad Santo Tomás.</w:t>
-      </w:r>
-      <w:r>
-        <w:t xml:space="preserve"> </w:t>
-      </w:r>
+    </w:p>
+    <w:p>
+      <w:r>
+        <w:t xml:space="preserve">Manzanal, M., Chávez, E., &amp; Rivero, A. (2020). Los elementos de la negociación: ¿cómo intervienen dentro de las etapas? Revista CEA, 4(1). </w:t>
+      </w:r>
+    </w:p>
+    <w:p>
       <w:hyperlink r:id="rId24" w:history="1">
         <w:r>
           <w:rPr>
             <w:rStyle w:val="Hipervnculo"/>
           </w:rPr>
-          <w:t>https://repository.usta.edu.co/bitstreams/e621c052-d5e3-4a71-a432-c15eef450ce2/download</w:t>
+          <w:t>https://revistas.uns.edu.ar/cea/article/view/2444</w:t>
         </w:r>
       </w:hyperlink>
-      <w:r>
-        <w:t xml:space="preserve"> </w:t>
-      </w:r>
-    </w:p>
-    <w:p>
-      <w:r>
-        <w:t xml:space="preserve">Nike. (s.f.). </w:t>
-      </w:r>
-      <w:proofErr w:type="spellStart"/>
-      <w:r>
-        <w:t>Move</w:t>
-      </w:r>
-      <w:proofErr w:type="spellEnd"/>
-      <w:r>
-        <w:t xml:space="preserve"> </w:t>
-      </w:r>
-      <w:proofErr w:type="spellStart"/>
-      <w:r>
-        <w:t>to</w:t>
-      </w:r>
-      <w:proofErr w:type="spellEnd"/>
-      <w:r>
-        <w:t xml:space="preserve"> Zero. </w:t>
-      </w:r>
+    </w:p>
+    <w:p>
+      <w:r>
+        <w:t xml:space="preserve">Miranda Plata, P. A. (2020). Creación e implementación de formatos para el seguimiento de los procesos del área comercial. Universidad Santo Tomás. </w:t>
+      </w:r>
+    </w:p>
+    <w:p>
+      <w:r>
+        <w:t xml:space="preserve">Naciones Unidas. (s.f.). Objetivos de Desarrollo Sostenible. </w:t>
+      </w:r>
+    </w:p>
+    <w:p>
       <w:hyperlink r:id="rId25" w:history="1">
         <w:r>
           <w:rPr>
             <w:rStyle w:val="Hipervnculo"/>
           </w:rPr>
-          <w:t>https://www.nike.com/sustainability</w:t>
+          <w:t>https://www.un.org/sustainabledevelopment/es/sustainable-development-goals/</w:t>
         </w:r>
       </w:hyperlink>
+    </w:p>
+    <w:p>
+      <w:r>
+        <w:lastRenderedPageBreak/>
+        <w:t xml:space="preserve">Salcedo, J. (2021). Estrategias y táctica de negociación. Universidad San Marcos. </w:t>
+      </w:r>
+    </w:p>
+    <w:p>
+      <w:proofErr w:type="spellStart"/>
+      <w:r>
+        <w:t>United</w:t>
+      </w:r>
+      <w:proofErr w:type="spellEnd"/>
       <w:r>
         <w:t xml:space="preserve"> </w:t>
       </w:r>
-      <w:r>
-        <w:t xml:space="preserve"> </w:t>
-      </w:r>
-      <w:r>
-        <w:t xml:space="preserve"> </w:t>
-      </w:r>
-    </w:p>
-    <w:p>
-      <w:r>
-        <w:lastRenderedPageBreak/>
-        <w:t xml:space="preserve">    Niño Sierra, D. F. (s.f.). Fidelización del cliente. Fundación Universitaria UNIEMPRESARIAL. </w:t>
-      </w:r>
-      <w:r>
-        <w:t>T</w:t>
-      </w:r>
-      <w:r>
-        <w:t>ema</w:t>
-      </w:r>
-      <w:r>
-        <w:tab/>
-        <w:t>Referencia APA 7</w:t>
-      </w:r>
-      <w:r>
-        <w:t xml:space="preserve">. </w:t>
-      </w:r>
+      <w:proofErr w:type="spellStart"/>
+      <w:r>
+        <w:t>Nations</w:t>
+      </w:r>
+      <w:proofErr w:type="spellEnd"/>
+      <w:r>
+        <w:t xml:space="preserve">. (s.f.). </w:t>
+      </w:r>
+      <w:r>
+        <w:rPr>
+          <w:rStyle w:val="Extranjerismo"/>
+        </w:rPr>
+        <w:t>Sustainable Development Goals.</w:t>
+      </w:r>
+    </w:p>
+    <w:p>
       <w:hyperlink r:id="rId26" w:history="1">
-        <w:r>
-          <w:rPr>
-            <w:rStyle w:val="Hipervnculo"/>
-          </w:rPr>
-          <w:t>https://bibliotecadigital.ccb.org.co/bitstreams/a4b5d64d-a649-4170-8d61-6b8b400e6dbd/download</w:t>
-        </w:r>
-      </w:hyperlink>
-      <w:r>
-        <w:t xml:space="preserve"> </w:t>
-      </w:r>
-    </w:p>
-    <w:p>
-      <w:r>
-        <w:t xml:space="preserve">Naciones Unidas. (s.f.). Objetivos de Desarrollo Sostenible. </w:t>
-      </w:r>
-      <w:hyperlink r:id="rId27" w:history="1">
-        <w:r>
-          <w:rPr>
-            <w:rStyle w:val="Hipervnculo"/>
-          </w:rPr>
-          <w:t>https://sdgs.un.org/es/goals</w:t>
-        </w:r>
-      </w:hyperlink>
-      <w:r>
-        <w:t xml:space="preserve"> </w:t>
-      </w:r>
-    </w:p>
-    <w:p>
-      <w:r>
-        <w:t>Salcedo, J. (2021). Estrategias y táctica de negociación. Universidad San Marcos.</w:t>
-      </w:r>
-      <w:r>
-        <w:t xml:space="preserve"> </w:t>
-      </w:r>
-      <w:hyperlink r:id="rId28" w:history="1">
-        <w:r>
-          <w:rPr>
-            <w:rStyle w:val="Hipervnculo"/>
-          </w:rPr>
-          <w:t>https://repositorio.usam.ac.cr/xmlui/bitstream/handle/11506/1771/LEC%20HAB%20BLA%200003%202021.pdf?sequence=1</w:t>
-        </w:r>
-      </w:hyperlink>
-      <w:r>
-        <w:t xml:space="preserve"> </w:t>
-      </w:r>
-    </w:p>
-    <w:p>
-      <w:proofErr w:type="spellStart"/>
-      <w:r>
-        <w:t>United</w:t>
-      </w:r>
-      <w:proofErr w:type="spellEnd"/>
-      <w:r>
-        <w:t xml:space="preserve"> Nations. (s.f.). </w:t>
-      </w:r>
-      <w:r>
-        <w:rPr>
-          <w:rStyle w:val="Extranjerismo"/>
-        </w:rPr>
-        <w:t>Sustainable Development Goals</w:t>
-      </w:r>
-      <w:r>
-        <w:t>.</w:t>
-      </w:r>
-      <w:r>
-        <w:t xml:space="preserve"> </w:t>
-      </w:r>
-      <w:hyperlink r:id="rId29" w:history="1">
         <w:r>
           <w:rPr>
             <w:rStyle w:val="Hipervnculo"/>
@@ -7627,30 +7292,24 @@
           <w:t>https://sdgs.un.org/goals</w:t>
         </w:r>
       </w:hyperlink>
+    </w:p>
+    <w:p/>
+    <w:p/>
+    <w:p>
       <w:r>
         <w:t xml:space="preserve"> </w:t>
       </w:r>
-      <w:r>
-        <w:t> </w:t>
-      </w:r>
-    </w:p>
-    <w:p/>
-    <w:p>
-      <w:pPr>
-        <w:pStyle w:val="Prrafodelista"/>
-        <w:ind w:left="993" w:firstLine="0"/>
-      </w:pPr>
     </w:p>
     <w:p>
       <w:pPr>
         <w:pStyle w:val="Titulosgenerales"/>
       </w:pPr>
-      <w:bookmarkStart w:id="4" w:name="_Toc228988013"/>
+      <w:bookmarkStart w:id="9" w:name="_Toc238840257"/>
       <w:r>
         <w:lastRenderedPageBreak/>
         <w:t>Créditos</w:t>
       </w:r>
-      <w:bookmarkEnd w:id="4"/>
+      <w:bookmarkEnd w:id="9"/>
     </w:p>
     <w:tbl>
       <w:tblPr>
@@ -7676,15 +7335,9 @@
           </w:tcPr>
           <w:p>
             <w:pPr>
-              <w:ind w:firstLine="0"/>
-              <w:rPr>
-                <w:lang w:eastAsia="es-CO"/>
-              </w:rPr>
-            </w:pPr>
-            <w:r>
-              <w:rPr>
-                <w:lang w:eastAsia="es-CO"/>
-              </w:rPr>
+              <w:pStyle w:val="TextoTablas"/>
+            </w:pPr>
+            <w:r>
               <w:t>Nombre</w:t>
             </w:r>
           </w:p>
@@ -7695,15 +7348,9 @@
           </w:tcPr>
           <w:p>
             <w:pPr>
-              <w:ind w:firstLine="0"/>
-              <w:rPr>
-                <w:lang w:eastAsia="es-CO"/>
-              </w:rPr>
-            </w:pPr>
-            <w:r>
-              <w:rPr>
-                <w:lang w:eastAsia="es-CO"/>
-              </w:rPr>
+              <w:pStyle w:val="TextoTablas"/>
+            </w:pPr>
+            <w:r>
               <w:t>Cargo</w:t>
             </w:r>
           </w:p>
@@ -7714,27 +7361,15 @@
           </w:tcPr>
           <w:p>
             <w:pPr>
-              <w:ind w:firstLine="0"/>
-              <w:rPr>
-                <w:lang w:eastAsia="es-CO"/>
-              </w:rPr>
-            </w:pPr>
-            <w:r>
-              <w:rPr>
-                <w:lang w:eastAsia="es-CO"/>
-              </w:rPr>
+              <w:pStyle w:val="TextoTablas"/>
+            </w:pPr>
+            <w:r>
               <w:t>Centro de Formación</w:t>
             </w:r>
             <w:r>
-              <w:rPr>
-                <w:lang w:eastAsia="es-CO"/>
-              </w:rPr>
               <w:t xml:space="preserve"> y </w:t>
             </w:r>
             <w:r>
-              <w:rPr>
-                <w:lang w:eastAsia="es-CO"/>
-              </w:rPr>
               <w:t>Regional</w:t>
             </w:r>
           </w:p>
@@ -7755,6 +7390,9 @@
                 <w:lang w:val="es-CO"/>
               </w:rPr>
             </w:pPr>
+            <w:r>
+              <w:t>Claudia Johanna Gómez Pérez</w:t>
+            </w:r>
           </w:p>
         </w:tc>
         <w:tc>
@@ -7768,6 +7406,9 @@
                 <w:lang w:val="es-CO"/>
               </w:rPr>
             </w:pPr>
+            <w:r>
+              <w:t>Profesional G06. Responsable Ecosistema Virtual de Recursos Educativos Digitales</w:t>
+            </w:r>
           </w:p>
         </w:tc>
         <w:tc>
@@ -7781,6 +7422,9 @@
                 <w:lang w:val="es-CO"/>
               </w:rPr>
             </w:pPr>
+            <w:r>
+              <w:t xml:space="preserve">Centro Agroturístico – Regional Santander  </w:t>
+            </w:r>
           </w:p>
         </w:tc>
       </w:tr>
@@ -7796,6 +7440,9 @@
                 <w:lang w:val="es-CO"/>
               </w:rPr>
             </w:pPr>
+            <w:r>
+              <w:t xml:space="preserve">Miguel De Jesús Paredes Maestre </w:t>
+            </w:r>
           </w:p>
         </w:tc>
         <w:tc>
@@ -7809,6 +7456,9 @@
                 <w:lang w:val="es-CO"/>
               </w:rPr>
             </w:pPr>
+            <w:r>
+              <w:t xml:space="preserve">Responsable de línea de producción </w:t>
+            </w:r>
           </w:p>
         </w:tc>
         <w:tc>
@@ -7822,6 +7472,9 @@
                 <w:lang w:val="es-CO"/>
               </w:rPr>
             </w:pPr>
+            <w:r>
+              <w:t xml:space="preserve">Centro de Comercio y Servicios – Regional Atlántico   </w:t>
+            </w:r>
           </w:p>
         </w:tc>
       </w:tr>
@@ -7840,6 +7493,9 @@
                 <w:lang w:val="es-CO"/>
               </w:rPr>
             </w:pPr>
+            <w:r>
+              <w:t xml:space="preserve">Nicolás Cruz Ríos </w:t>
+            </w:r>
           </w:p>
         </w:tc>
         <w:tc>
@@ -7853,6 +7509,9 @@
                 <w:lang w:val="es-CO"/>
               </w:rPr>
             </w:pPr>
+            <w:r>
+              <w:t>Experto Temático Comercio y servicio</w:t>
+            </w:r>
           </w:p>
         </w:tc>
         <w:tc>
@@ -7866,6 +7525,9 @@
                 <w:lang w:val="es-CO"/>
               </w:rPr>
             </w:pPr>
+            <w:r>
+              <w:t xml:space="preserve">Centro de Comercio y Servicios – Regional Atlántico     </w:t>
+            </w:r>
           </w:p>
         </w:tc>
       </w:tr>
@@ -7881,6 +7543,9 @@
                 <w:lang w:val="es-CO"/>
               </w:rPr>
             </w:pPr>
+            <w:r>
+              <w:t>Carolina Coca Salazar</w:t>
+            </w:r>
           </w:p>
         </w:tc>
         <w:tc>
@@ -7894,6 +7559,9 @@
                 <w:lang w:val="es-CO"/>
               </w:rPr>
             </w:pPr>
+            <w:r>
+              <w:t>Evaluadora instruccional</w:t>
+            </w:r>
           </w:p>
         </w:tc>
         <w:tc>
@@ -7907,6 +7575,9 @@
                 <w:lang w:val="es-CO"/>
               </w:rPr>
             </w:pPr>
+            <w:r>
+              <w:t xml:space="preserve">Centro de Comercio y Servicios – Regional Atlántico       </w:t>
+            </w:r>
           </w:p>
         </w:tc>
       </w:tr>
@@ -7925,6 +7596,9 @@
                 <w:lang w:val="es-CO"/>
               </w:rPr>
             </w:pPr>
+            <w:r>
+              <w:t>Carmen Alicia Martínez Torres</w:t>
+            </w:r>
           </w:p>
         </w:tc>
         <w:tc>
@@ -7938,6 +7612,15 @@
                 <w:lang w:val="es-CO"/>
               </w:rPr>
             </w:pPr>
+            <w:r>
+              <w:t>Diseñador</w:t>
+            </w:r>
+            <w:r>
+              <w:t>a</w:t>
+            </w:r>
+            <w:r>
+              <w:t xml:space="preserve"> de contenidos digitales</w:t>
+            </w:r>
           </w:p>
         </w:tc>
         <w:tc>
@@ -7951,6 +7634,9 @@
                 <w:lang w:val="es-CO"/>
               </w:rPr>
             </w:pPr>
+            <w:r>
+              <w:t xml:space="preserve">Centro de Comercio y Servicios – Regional Atlántico       </w:t>
+            </w:r>
           </w:p>
         </w:tc>
       </w:tr>
@@ -7966,6 +7652,9 @@
                 <w:lang w:val="es-CO"/>
               </w:rPr>
             </w:pPr>
+            <w:r>
+              <w:t>Fabio Fonseca Arguelles</w:t>
+            </w:r>
           </w:p>
         </w:tc>
         <w:tc>
@@ -7979,6 +7668,15 @@
                 <w:lang w:val="es-CO"/>
               </w:rPr>
             </w:pPr>
+            <w:r>
+              <w:t xml:space="preserve">Desarrollador </w:t>
+            </w:r>
+            <w:r>
+              <w:rPr>
+                <w:rStyle w:val="Extranjerismo"/>
+              </w:rPr>
+              <w:t>full stack</w:t>
+            </w:r>
           </w:p>
         </w:tc>
         <w:tc>
@@ -7992,6 +7690,9 @@
                 <w:lang w:val="es-CO"/>
               </w:rPr>
             </w:pPr>
+            <w:r>
+              <w:t xml:space="preserve">Centro de Comercio y Servicios – Regional Atlántico       </w:t>
+            </w:r>
           </w:p>
         </w:tc>
       </w:tr>
@@ -8007,6 +7708,9 @@
             <w:pPr>
               <w:pStyle w:val="TextoTablas"/>
             </w:pPr>
+            <w:r>
+              <w:t>Alexander Rafael Acosta Bedoya</w:t>
+            </w:r>
           </w:p>
         </w:tc>
         <w:tc>
@@ -8020,6 +7724,9 @@
                 <w:lang w:val="es-CO"/>
               </w:rPr>
             </w:pPr>
+            <w:r>
+              <w:t>Animador y productor audiovisual</w:t>
+            </w:r>
           </w:p>
         </w:tc>
         <w:tc>
@@ -8033,6 +7740,9 @@
                 <w:lang w:val="es-CO"/>
               </w:rPr>
             </w:pPr>
+            <w:r>
+              <w:t xml:space="preserve">Centro de Comercio y Servicios – Regional Atlántico       </w:t>
+            </w:r>
           </w:p>
         </w:tc>
       </w:tr>
@@ -8045,6 +7755,9 @@
             <w:pPr>
               <w:pStyle w:val="TextoTablas"/>
             </w:pPr>
+            <w:r>
+              <w:t>Nelson Iván Vera Briceño</w:t>
+            </w:r>
           </w:p>
         </w:tc>
         <w:tc>
@@ -8058,6 +7771,9 @@
                 <w:lang w:val="es-CO"/>
               </w:rPr>
             </w:pPr>
+            <w:r>
+              <w:t>Animador y productor audiovisual</w:t>
+            </w:r>
           </w:p>
         </w:tc>
         <w:tc>
@@ -8071,6 +7787,9 @@
                 <w:lang w:val="es-CO"/>
               </w:rPr>
             </w:pPr>
+            <w:r>
+              <w:t xml:space="preserve">Centro de Comercio y Servicios – Regional Atlántico       </w:t>
+            </w:r>
           </w:p>
         </w:tc>
       </w:tr>
@@ -8086,6 +7805,9 @@
             <w:pPr>
               <w:pStyle w:val="TextoTablas"/>
             </w:pPr>
+            <w:r>
+              <w:t>Luz Karime Amaya Cabra</w:t>
+            </w:r>
           </w:p>
         </w:tc>
         <w:tc>
@@ -8099,6 +7821,15 @@
                 <w:lang w:val="es-CO"/>
               </w:rPr>
             </w:pPr>
+            <w:r>
+              <w:t>Evaluador</w:t>
+            </w:r>
+            <w:r>
+              <w:t>a</w:t>
+            </w:r>
+            <w:r>
+              <w:t xml:space="preserve"> de contenidos inclusivos y accesibles</w:t>
+            </w:r>
           </w:p>
         </w:tc>
         <w:tc>
@@ -8112,6 +7843,9 @@
                 <w:lang w:val="es-CO"/>
               </w:rPr>
             </w:pPr>
+            <w:r>
+              <w:t xml:space="preserve">Centro de Comercio y Servicios – Regional Atlántico       </w:t>
+            </w:r>
           </w:p>
         </w:tc>
       </w:tr>
@@ -8127,6 +7861,9 @@
                 <w:lang w:val="es-CO"/>
               </w:rPr>
             </w:pPr>
+            <w:r>
+              <w:t>Laura Daniela Burgos Rueda</w:t>
+            </w:r>
           </w:p>
         </w:tc>
         <w:tc>
@@ -8140,6 +7877,15 @@
                 <w:lang w:val="es-CO"/>
               </w:rPr>
             </w:pPr>
+            <w:r>
+              <w:t>Evaluador</w:t>
+            </w:r>
+            <w:r>
+              <w:t>a</w:t>
+            </w:r>
+            <w:r>
+              <w:t xml:space="preserve"> de contenidos inclusivos y accesibles</w:t>
+            </w:r>
           </w:p>
         </w:tc>
         <w:tc>
@@ -8153,6 +7899,9 @@
                 <w:lang w:val="es-CO"/>
               </w:rPr>
             </w:pPr>
+            <w:r>
+              <w:t xml:space="preserve">Centro de Comercio y Servicios – Regional Atlántico       </w:t>
+            </w:r>
           </w:p>
         </w:tc>
       </w:tr>
@@ -8171,6 +7920,9 @@
                 <w:lang w:val="es-CO"/>
               </w:rPr>
             </w:pPr>
+            <w:r>
+              <w:t>Jonathan Adié Villafañe</w:t>
+            </w:r>
           </w:p>
         </w:tc>
         <w:tc>
@@ -8184,6 +7936,9 @@
                 <w:lang w:val="es-CO"/>
               </w:rPr>
             </w:pPr>
+            <w:r>
+              <w:t>Validador y vinculador de recursos educativos digitales</w:t>
+            </w:r>
           </w:p>
         </w:tc>
         <w:tc>
@@ -8197,6 +7952,9 @@
                 <w:lang w:val="es-CO"/>
               </w:rPr>
             </w:pPr>
+            <w:r>
+              <w:t xml:space="preserve">Centro de Comercio y Servicios – Regional Atlántico       </w:t>
+            </w:r>
           </w:p>
         </w:tc>
       </w:tr>
@@ -8212,6 +7970,10 @@
                 <w:lang w:val="es-CO"/>
               </w:rPr>
             </w:pPr>
+            <w:r>
+              <w:lastRenderedPageBreak/>
+              <w:t>Karine Isabel Ospino Fritz</w:t>
+            </w:r>
           </w:p>
         </w:tc>
         <w:tc>
@@ -8225,6 +7987,21 @@
                 <w:lang w:val="es-CO"/>
               </w:rPr>
             </w:pPr>
+            <w:r>
+              <w:t>Validador</w:t>
+            </w:r>
+            <w:r>
+              <w:t>a</w:t>
+            </w:r>
+            <w:r>
+              <w:t xml:space="preserve"> y vinculador</w:t>
+            </w:r>
+            <w:r>
+              <w:t>a</w:t>
+            </w:r>
+            <w:r>
+              <w:t xml:space="preserve"> de recursos educativos digitales</w:t>
+            </w:r>
           </w:p>
         </w:tc>
         <w:tc>
@@ -8238,135 +8015,9 @@
                 <w:lang w:val="es-CO"/>
               </w:rPr>
             </w:pPr>
-          </w:p>
-        </w:tc>
-      </w:tr>
-      <w:tr>
-        <w:trPr>
-          <w:cnfStyle w:val="000000100000" w:firstRow="0" w:lastRow="0" w:firstColumn="0" w:lastColumn="0" w:oddVBand="0" w:evenVBand="0" w:oddHBand="1" w:evenHBand="0" w:firstRowFirstColumn="0" w:firstRowLastColumn="0" w:lastRowFirstColumn="0" w:lastRowLastColumn="0"/>
-        </w:trPr>
-        <w:tc>
-          <w:tcPr>
-            <w:tcW w:w="2830" w:type="dxa"/>
-          </w:tcPr>
-          <w:p>
-            <w:pPr>
-              <w:pStyle w:val="TextoTablas"/>
-              <w:rPr>
-                <w:lang w:val="es-CO"/>
-              </w:rPr>
-            </w:pPr>
-          </w:p>
-        </w:tc>
-        <w:tc>
-          <w:tcPr>
-            <w:tcW w:w="3261" w:type="dxa"/>
-          </w:tcPr>
-          <w:p>
-            <w:pPr>
-              <w:pStyle w:val="TextoTablas"/>
-              <w:rPr>
-                <w:lang w:val="es-CO"/>
-              </w:rPr>
-            </w:pPr>
-          </w:p>
-        </w:tc>
-        <w:tc>
-          <w:tcPr>
-            <w:tcW w:w="3969" w:type="dxa"/>
-          </w:tcPr>
-          <w:p>
-            <w:pPr>
-              <w:pStyle w:val="TextoTablas"/>
-              <w:rPr>
-                <w:lang w:val="es-CO"/>
-              </w:rPr>
-            </w:pPr>
-          </w:p>
-        </w:tc>
-      </w:tr>
-      <w:tr>
-        <w:tc>
-          <w:tcPr>
-            <w:tcW w:w="2830" w:type="dxa"/>
-          </w:tcPr>
-          <w:p>
-            <w:pPr>
-              <w:pStyle w:val="TextoTablas"/>
-              <w:rPr>
-                <w:lang w:val="es-CO"/>
-              </w:rPr>
-            </w:pPr>
-          </w:p>
-        </w:tc>
-        <w:tc>
-          <w:tcPr>
-            <w:tcW w:w="3261" w:type="dxa"/>
-          </w:tcPr>
-          <w:p>
-            <w:pPr>
-              <w:pStyle w:val="TextoTablas"/>
-              <w:rPr>
-                <w:lang w:val="es-CO"/>
-              </w:rPr>
-            </w:pPr>
-          </w:p>
-        </w:tc>
-        <w:tc>
-          <w:tcPr>
-            <w:tcW w:w="3969" w:type="dxa"/>
-          </w:tcPr>
-          <w:p>
-            <w:pPr>
-              <w:pStyle w:val="TextoTablas"/>
-              <w:rPr>
-                <w:lang w:val="es-CO"/>
-              </w:rPr>
-            </w:pPr>
-          </w:p>
-        </w:tc>
-      </w:tr>
-      <w:tr>
-        <w:trPr>
-          <w:cnfStyle w:val="000000100000" w:firstRow="0" w:lastRow="0" w:firstColumn="0" w:lastColumn="0" w:oddVBand="0" w:evenVBand="0" w:oddHBand="1" w:evenHBand="0" w:firstRowFirstColumn="0" w:firstRowLastColumn="0" w:lastRowFirstColumn="0" w:lastRowLastColumn="0"/>
-        </w:trPr>
-        <w:tc>
-          <w:tcPr>
-            <w:tcW w:w="2830" w:type="dxa"/>
-          </w:tcPr>
-          <w:p>
-            <w:pPr>
-              <w:pStyle w:val="TextoTablas"/>
-              <w:rPr>
-                <w:lang w:val="es-CO"/>
-              </w:rPr>
-            </w:pPr>
-          </w:p>
-        </w:tc>
-        <w:tc>
-          <w:tcPr>
-            <w:tcW w:w="3261" w:type="dxa"/>
-          </w:tcPr>
-          <w:p>
-            <w:pPr>
-              <w:pStyle w:val="TextoTablas"/>
-              <w:rPr>
-                <w:lang w:val="es-CO"/>
-              </w:rPr>
-            </w:pPr>
-          </w:p>
-        </w:tc>
-        <w:tc>
-          <w:tcPr>
-            <w:tcW w:w="3969" w:type="dxa"/>
-          </w:tcPr>
-          <w:p>
-            <w:pPr>
-              <w:pStyle w:val="TextoTablas"/>
-              <w:rPr>
-                <w:lang w:val="es-CO"/>
-              </w:rPr>
-            </w:pPr>
+            <w:r>
+              <w:t xml:space="preserve">Centro de Comercio y Servicios – Regional Atlántico       </w:t>
+            </w:r>
           </w:p>
         </w:tc>
       </w:tr>
@@ -8379,8 +8030,8 @@
       </w:pPr>
     </w:p>
     <w:sectPr>
-      <w:headerReference w:type="default" r:id="rId30"/>
-      <w:footerReference w:type="default" r:id="rId31"/>
+      <w:headerReference w:type="default" r:id="rId27"/>
+      <w:footerReference w:type="default" r:id="rId28"/>
       <w:pgSz w:w="12240" w:h="15840"/>
       <w:pgMar w:top="1701" w:right="1134" w:bottom="1134" w:left="1134" w:header="709" w:footer="737" w:gutter="0"/>
       <w:pgNumType w:start="1"/>
@@ -8393,7 +8044,7 @@
 </file>
 
 <file path=word/endnotes.xml><?xml version="1.0" encoding="utf-8"?>
-<w:endnotes xmlns:wpc="http://schemas.microsoft.com/office/word/2010/wordprocessingCanvas" xmlns:cx="http://schemas.microsoft.com/office/drawing/2014/chartex" xmlns:cx1="http://schemas.microsoft.com/office/drawing/2015/9/8/chartex" xmlns:cx2="http://schemas.microsoft.com/office/drawing/2015/10/21/chartex" xmlns:cx3="http://schemas.microsoft.com/office/drawing/2016/5/9/chartex" xmlns:cx4="http://schemas.microsoft.com/office/drawing/2016/5/10/chartex" xmlns:cx5="http://schemas.microsoft.com/office/drawing/2016/5/11/chartex" xmlns:cx6="http://schemas.microsoft.com/office/drawing/2016/5/12/chartex" xmlns:cx7="http://schemas.microsoft.com/office/drawing/2016/5/13/chartex" xmlns:cx8="http://schemas.microsoft.com/office/drawing/2016/5/14/chartex" xmlns:mc="http://schemas.openxmlformats.org/markup-compatibility/2006" xmlns:aink="http://schemas.microsoft.com/office/drawing/2016/ink" xmlns:am3d="http://schemas.microsoft.com/office/drawing/2017/model3d" xmlns:o="urn:schemas-microsoft-com:office:office" xmlns:oel="http://schemas.microsoft.com/office/2019/extlst" xmlns:r="http://schemas.openxmlformats.org/officeDocument/2006/relationships" xmlns:m="http://schemas.openxmlformats.org/officeDocument/2006/math" xmlns:v="urn:schemas-microsoft-com:vml" xmlns:wp14="http://schemas.microsoft.com/office/word/2010/wordprocessingDrawing" xmlns:wp="http://schemas.openxmlformats.org/drawingml/2006/wordprocessingDrawing" xmlns:w10="urn:schemas-microsoft-com:office:word" xmlns:w="http://schemas.openxmlformats.org/wordprocessingml/2006/main" xmlns:w14="http://schemas.microsoft.com/office/word/2010/wordml" xmlns:w15="http://schemas.microsoft.com/office/word/2012/wordml" xmlns:w16cei="http://schemas.microsoft.com/office/word/2026/wordml/cei" xmlns:w16cex="http://schemas.microsoft.com/office/word/2018/wordml/cex" xmlns:w16cid="http://schemas.microsoft.com/office/word/2016/wordml/cid" xmlns:w16="http://schemas.microsoft.com/office/word/2018/wordml" xmlns:w16du="http://schemas.microsoft.com/office/word/2023/wordml/word16du" xmlns:w16sdtdh="http://schemas.microsoft.com/office/word/2020/wordml/sdtdatahash" xmlns:w16sdtfl="http://schemas.microsoft.com/office/word/2024/wordml/sdtformatlock" xmlns:w16se="http://schemas.microsoft.com/office/word/2015/wordml/symex" xmlns:wpg="http://schemas.microsoft.com/office/word/2010/wordprocessingGroup" xmlns:wpi="http://schemas.microsoft.com/office/word/2010/wordprocessingInk" xmlns:wne="http://schemas.microsoft.com/office/word/2006/wordml" xmlns:wps="http://schemas.microsoft.com/office/word/2010/wordprocessingShape" mc:Ignorable="w14 w15 w16se w16cid w16 w16cex w16sdtdh w16sdtfl w16du wp14">
+<w:endnotes xmlns:wpc="http://schemas.microsoft.com/office/word/2010/wordprocessingCanvas" xmlns:cx="http://schemas.microsoft.com/office/drawing/2014/chartex" xmlns:cx1="http://schemas.microsoft.com/office/drawing/2015/9/8/chartex" xmlns:cx2="http://schemas.microsoft.com/office/drawing/2015/10/21/chartex" xmlns:cx3="http://schemas.microsoft.com/office/drawing/2016/5/9/chartex" xmlns:cx4="http://schemas.microsoft.com/office/drawing/2016/5/10/chartex" xmlns:cx5="http://schemas.microsoft.com/office/drawing/2016/5/11/chartex" xmlns:cx6="http://schemas.microsoft.com/office/drawing/2016/5/12/chartex" xmlns:cx7="http://schemas.microsoft.com/office/drawing/2016/5/13/chartex" xmlns:cx8="http://schemas.microsoft.com/office/drawing/2016/5/14/chartex" xmlns:mc="http://schemas.openxmlformats.org/markup-compatibility/2006" xmlns:aink="http://schemas.microsoft.com/office/drawing/2016/ink" xmlns:am3d="http://schemas.microsoft.com/office/drawing/2017/model3d" xmlns:o="urn:schemas-microsoft-com:office:office" xmlns:r="http://schemas.openxmlformats.org/officeDocument/2006/relationships" xmlns:m="http://schemas.openxmlformats.org/officeDocument/2006/math" xmlns:v="urn:schemas-microsoft-com:vml" xmlns:wp14="http://schemas.microsoft.com/office/word/2010/wordprocessingDrawing" xmlns:wp="http://schemas.openxmlformats.org/drawingml/2006/wordprocessingDrawing" xmlns:w10="urn:schemas-microsoft-com:office:word" xmlns:w="http://schemas.openxmlformats.org/wordprocessingml/2006/main" xmlns:w14="http://schemas.microsoft.com/office/word/2010/wordml" xmlns:w15="http://schemas.microsoft.com/office/word/2012/wordml" xmlns:w16cex="http://schemas.microsoft.com/office/word/2018/wordml/cex" xmlns:w16cid="http://schemas.microsoft.com/office/word/2016/wordml/cid" xmlns:w16="http://schemas.microsoft.com/office/word/2018/wordml" xmlns:w16sdtdh="http://schemas.microsoft.com/office/word/2020/wordml/sdtdatahash" xmlns:w16se="http://schemas.microsoft.com/office/word/2015/wordml/symex" xmlns:wpg="http://schemas.microsoft.com/office/word/2010/wordprocessingGroup" xmlns:wpi="http://schemas.microsoft.com/office/word/2010/wordprocessingInk" xmlns:wne="http://schemas.microsoft.com/office/word/2006/wordml" xmlns:wps="http://schemas.microsoft.com/office/word/2010/wordprocessingShape" mc:Ignorable="w14 w15 w16se w16cid w16 w16cex w16sdtdh wp14">
   <w:endnote w:type="separator" w:id="-1">
     <w:p>
       <w:pPr>
@@ -8420,7 +8071,7 @@
 </file>
 
 <file path=word/footer1.xml><?xml version="1.0" encoding="utf-8"?>
-<w:ftr xmlns:wpc="http://schemas.microsoft.com/office/word/2010/wordprocessingCanvas" xmlns:cx="http://schemas.microsoft.com/office/drawing/2014/chartex" xmlns:cx1="http://schemas.microsoft.com/office/drawing/2015/9/8/chartex" xmlns:cx2="http://schemas.microsoft.com/office/drawing/2015/10/21/chartex" xmlns:cx3="http://schemas.microsoft.com/office/drawing/2016/5/9/chartex" xmlns:cx4="http://schemas.microsoft.com/office/drawing/2016/5/10/chartex" xmlns:cx5="http://schemas.microsoft.com/office/drawing/2016/5/11/chartex" xmlns:cx6="http://schemas.microsoft.com/office/drawing/2016/5/12/chartex" xmlns:cx7="http://schemas.microsoft.com/office/drawing/2016/5/13/chartex" xmlns:cx8="http://schemas.microsoft.com/office/drawing/2016/5/14/chartex" xmlns:mc="http://schemas.openxmlformats.org/markup-compatibility/2006" xmlns:aink="http://schemas.microsoft.com/office/drawing/2016/ink" xmlns:am3d="http://schemas.microsoft.com/office/drawing/2017/model3d" xmlns:o="urn:schemas-microsoft-com:office:office" xmlns:oel="http://schemas.microsoft.com/office/2019/extlst" xmlns:r="http://schemas.openxmlformats.org/officeDocument/2006/relationships" xmlns:m="http://schemas.openxmlformats.org/officeDocument/2006/math" xmlns:v="urn:schemas-microsoft-com:vml" xmlns:wp14="http://schemas.microsoft.com/office/word/2010/wordprocessingDrawing" xmlns:wp="http://schemas.openxmlformats.org/drawingml/2006/wordprocessingDrawing" xmlns:w10="urn:schemas-microsoft-com:office:word" xmlns:w="http://schemas.openxmlformats.org/wordprocessingml/2006/main" xmlns:w14="http://schemas.microsoft.com/office/word/2010/wordml" xmlns:w15="http://schemas.microsoft.com/office/word/2012/wordml" xmlns:w16cei="http://schemas.microsoft.com/office/word/2026/wordml/cei" xmlns:w16cex="http://schemas.microsoft.com/office/word/2018/wordml/cex" xmlns:w16cid="http://schemas.microsoft.com/office/word/2016/wordml/cid" xmlns:w16="http://schemas.microsoft.com/office/word/2018/wordml" xmlns:w16du="http://schemas.microsoft.com/office/word/2023/wordml/word16du" xmlns:w16sdtdh="http://schemas.microsoft.com/office/word/2020/wordml/sdtdatahash" xmlns:w16sdtfl="http://schemas.microsoft.com/office/word/2024/wordml/sdtformatlock" xmlns:w16se="http://schemas.microsoft.com/office/word/2015/wordml/symex" xmlns:wpg="http://schemas.microsoft.com/office/word/2010/wordprocessingGroup" xmlns:wpi="http://schemas.microsoft.com/office/word/2010/wordprocessingInk" xmlns:wne="http://schemas.microsoft.com/office/word/2006/wordml" xmlns:wps="http://schemas.microsoft.com/office/word/2010/wordprocessingShape" mc:Ignorable="w14 w15 w16se w16cid w16 w16cex w16sdtdh w16sdtfl w16du wp14">
+<w:ftr xmlns:wpc="http://schemas.microsoft.com/office/word/2010/wordprocessingCanvas" xmlns:cx="http://schemas.microsoft.com/office/drawing/2014/chartex" xmlns:cx1="http://schemas.microsoft.com/office/drawing/2015/9/8/chartex" xmlns:cx2="http://schemas.microsoft.com/office/drawing/2015/10/21/chartex" xmlns:cx3="http://schemas.microsoft.com/office/drawing/2016/5/9/chartex" xmlns:cx4="http://schemas.microsoft.com/office/drawing/2016/5/10/chartex" xmlns:cx5="http://schemas.microsoft.com/office/drawing/2016/5/11/chartex" xmlns:cx6="http://schemas.microsoft.com/office/drawing/2016/5/12/chartex" xmlns:cx7="http://schemas.microsoft.com/office/drawing/2016/5/13/chartex" xmlns:cx8="http://schemas.microsoft.com/office/drawing/2016/5/14/chartex" xmlns:mc="http://schemas.openxmlformats.org/markup-compatibility/2006" xmlns:aink="http://schemas.microsoft.com/office/drawing/2016/ink" xmlns:am3d="http://schemas.microsoft.com/office/drawing/2017/model3d" xmlns:o="urn:schemas-microsoft-com:office:office" xmlns:r="http://schemas.openxmlformats.org/officeDocument/2006/relationships" xmlns:m="http://schemas.openxmlformats.org/officeDocument/2006/math" xmlns:v="urn:schemas-microsoft-com:vml" xmlns:wp14="http://schemas.microsoft.com/office/word/2010/wordprocessingDrawing" xmlns:wp="http://schemas.openxmlformats.org/drawingml/2006/wordprocessingDrawing" xmlns:w10="urn:schemas-microsoft-com:office:word" xmlns:w="http://schemas.openxmlformats.org/wordprocessingml/2006/main" xmlns:w14="http://schemas.microsoft.com/office/word/2010/wordml" xmlns:w15="http://schemas.microsoft.com/office/word/2012/wordml" xmlns:w16cex="http://schemas.microsoft.com/office/word/2018/wordml/cex" xmlns:w16cid="http://schemas.microsoft.com/office/word/2016/wordml/cid" xmlns:w16="http://schemas.microsoft.com/office/word/2018/wordml" xmlns:w16sdtdh="http://schemas.microsoft.com/office/word/2020/wordml/sdtdatahash" xmlns:w16se="http://schemas.microsoft.com/office/word/2015/wordml/symex" xmlns:wpg="http://schemas.microsoft.com/office/word/2010/wordprocessingGroup" xmlns:wpi="http://schemas.microsoft.com/office/word/2010/wordprocessingInk" xmlns:wne="http://schemas.microsoft.com/office/word/2006/wordml" xmlns:wps="http://schemas.microsoft.com/office/word/2010/wordprocessingShape" mc:Ignorable="w14 w15 w16se w16cid w16 w16cex w16sdtdh wp14">
   <w:sdt>
     <w:sdtPr>
       <w:id w:val="-1465197936"/>
@@ -8429,6 +8080,7 @@
         <w:docPartUnique/>
       </w:docPartObj>
     </w:sdtPr>
+    <w:sdtEndPr/>
     <w:sdtContent>
       <w:p>
         <w:pPr>
@@ -8466,7 +8118,7 @@
 </file>
 
 <file path=word/footnotes.xml><?xml version="1.0" encoding="utf-8"?>
-<w:footnotes xmlns:wpc="http://schemas.microsoft.com/office/word/2010/wordprocessingCanvas" xmlns:cx="http://schemas.microsoft.com/office/drawing/2014/chartex" xmlns:cx1="http://schemas.microsoft.com/office/drawing/2015/9/8/chartex" xmlns:cx2="http://schemas.microsoft.com/office/drawing/2015/10/21/chartex" xmlns:cx3="http://schemas.microsoft.com/office/drawing/2016/5/9/chartex" xmlns:cx4="http://schemas.microsoft.com/office/drawing/2016/5/10/chartex" xmlns:cx5="http://schemas.microsoft.com/office/drawing/2016/5/11/chartex" xmlns:cx6="http://schemas.microsoft.com/office/drawing/2016/5/12/chartex" xmlns:cx7="http://schemas.microsoft.com/office/drawing/2016/5/13/chartex" xmlns:cx8="http://schemas.microsoft.com/office/drawing/2016/5/14/chartex" xmlns:mc="http://schemas.openxmlformats.org/markup-compatibility/2006" xmlns:aink="http://schemas.microsoft.com/office/drawing/2016/ink" xmlns:am3d="http://schemas.microsoft.com/office/drawing/2017/model3d" xmlns:o="urn:schemas-microsoft-com:office:office" xmlns:oel="http://schemas.microsoft.com/office/2019/extlst" xmlns:r="http://schemas.openxmlformats.org/officeDocument/2006/relationships" xmlns:m="http://schemas.openxmlformats.org/officeDocument/2006/math" xmlns:v="urn:schemas-microsoft-com:vml" xmlns:wp14="http://schemas.microsoft.com/office/word/2010/wordprocessingDrawing" xmlns:wp="http://schemas.openxmlformats.org/drawingml/2006/wordprocessingDrawing" xmlns:w10="urn:schemas-microsoft-com:office:word" xmlns:w="http://schemas.openxmlformats.org/wordprocessingml/2006/main" xmlns:w14="http://schemas.microsoft.com/office/word/2010/wordml" xmlns:w15="http://schemas.microsoft.com/office/word/2012/wordml" xmlns:w16cei="http://schemas.microsoft.com/office/word/2026/wordml/cei" xmlns:w16cex="http://schemas.microsoft.com/office/word/2018/wordml/cex" xmlns:w16cid="http://schemas.microsoft.com/office/word/2016/wordml/cid" xmlns:w16="http://schemas.microsoft.com/office/word/2018/wordml" xmlns:w16du="http://schemas.microsoft.com/office/word/2023/wordml/word16du" xmlns:w16sdtdh="http://schemas.microsoft.com/office/word/2020/wordml/sdtdatahash" xmlns:w16sdtfl="http://schemas.microsoft.com/office/word/2024/wordml/sdtformatlock" xmlns:w16se="http://schemas.microsoft.com/office/word/2015/wordml/symex" xmlns:wpg="http://schemas.microsoft.com/office/word/2010/wordprocessingGroup" xmlns:wpi="http://schemas.microsoft.com/office/word/2010/wordprocessingInk" xmlns:wne="http://schemas.microsoft.com/office/word/2006/wordml" xmlns:wps="http://schemas.microsoft.com/office/word/2010/wordprocessingShape" mc:Ignorable="w14 w15 w16se w16cid w16 w16cex w16sdtdh w16sdtfl w16du wp14">
+<w:footnotes xmlns:wpc="http://schemas.microsoft.com/office/word/2010/wordprocessingCanvas" xmlns:cx="http://schemas.microsoft.com/office/drawing/2014/chartex" xmlns:cx1="http://schemas.microsoft.com/office/drawing/2015/9/8/chartex" xmlns:cx2="http://schemas.microsoft.com/office/drawing/2015/10/21/chartex" xmlns:cx3="http://schemas.microsoft.com/office/drawing/2016/5/9/chartex" xmlns:cx4="http://schemas.microsoft.com/office/drawing/2016/5/10/chartex" xmlns:cx5="http://schemas.microsoft.com/office/drawing/2016/5/11/chartex" xmlns:cx6="http://schemas.microsoft.com/office/drawing/2016/5/12/chartex" xmlns:cx7="http://schemas.microsoft.com/office/drawing/2016/5/13/chartex" xmlns:cx8="http://schemas.microsoft.com/office/drawing/2016/5/14/chartex" xmlns:mc="http://schemas.openxmlformats.org/markup-compatibility/2006" xmlns:aink="http://schemas.microsoft.com/office/drawing/2016/ink" xmlns:am3d="http://schemas.microsoft.com/office/drawing/2017/model3d" xmlns:o="urn:schemas-microsoft-com:office:office" xmlns:r="http://schemas.openxmlformats.org/officeDocument/2006/relationships" xmlns:m="http://schemas.openxmlformats.org/officeDocument/2006/math" xmlns:v="urn:schemas-microsoft-com:vml" xmlns:wp14="http://schemas.microsoft.com/office/word/2010/wordprocessingDrawing" xmlns:wp="http://schemas.openxmlformats.org/drawingml/2006/wordprocessingDrawing" xmlns:w10="urn:schemas-microsoft-com:office:word" xmlns:w="http://schemas.openxmlformats.org/wordprocessingml/2006/main" xmlns:w14="http://schemas.microsoft.com/office/word/2010/wordml" xmlns:w15="http://schemas.microsoft.com/office/word/2012/wordml" xmlns:w16cex="http://schemas.microsoft.com/office/word/2018/wordml/cex" xmlns:w16cid="http://schemas.microsoft.com/office/word/2016/wordml/cid" xmlns:w16="http://schemas.microsoft.com/office/word/2018/wordml" xmlns:w16sdtdh="http://schemas.microsoft.com/office/word/2020/wordml/sdtdatahash" xmlns:w16se="http://schemas.microsoft.com/office/word/2015/wordml/symex" xmlns:wpg="http://schemas.microsoft.com/office/word/2010/wordprocessingGroup" xmlns:wpi="http://schemas.microsoft.com/office/word/2010/wordprocessingInk" xmlns:wne="http://schemas.microsoft.com/office/word/2006/wordml" xmlns:wps="http://schemas.microsoft.com/office/word/2010/wordprocessingShape" mc:Ignorable="w14 w15 w16se w16cid w16 w16cex w16sdtdh wp14">
   <w:footnote w:type="separator" w:id="-1">
     <w:p>
       <w:pPr>
@@ -8493,7 +8145,7 @@
 </file>
 
 <file path=word/header1.xml><?xml version="1.0" encoding="utf-8"?>
-<w:hdr xmlns:wpc="http://schemas.microsoft.com/office/word/2010/wordprocessingCanvas" xmlns:cx="http://schemas.microsoft.com/office/drawing/2014/chartex" xmlns:cx1="http://schemas.microsoft.com/office/drawing/2015/9/8/chartex" xmlns:cx2="http://schemas.microsoft.com/office/drawing/2015/10/21/chartex" xmlns:cx3="http://schemas.microsoft.com/office/drawing/2016/5/9/chartex" xmlns:cx4="http://schemas.microsoft.com/office/drawing/2016/5/10/chartex" xmlns:cx5="http://schemas.microsoft.com/office/drawing/2016/5/11/chartex" xmlns:cx6="http://schemas.microsoft.com/office/drawing/2016/5/12/chartex" xmlns:cx7="http://schemas.microsoft.com/office/drawing/2016/5/13/chartex" xmlns:cx8="http://schemas.microsoft.com/office/drawing/2016/5/14/chartex" xmlns:mc="http://schemas.openxmlformats.org/markup-compatibility/2006" xmlns:aink="http://schemas.microsoft.com/office/drawing/2016/ink" xmlns:am3d="http://schemas.microsoft.com/office/drawing/2017/model3d" xmlns:o="urn:schemas-microsoft-com:office:office" xmlns:oel="http://schemas.microsoft.com/office/2019/extlst" xmlns:r="http://schemas.openxmlformats.org/officeDocument/2006/relationships" xmlns:m="http://schemas.openxmlformats.org/officeDocument/2006/math" xmlns:v="urn:schemas-microsoft-com:vml" xmlns:wp14="http://schemas.microsoft.com/office/word/2010/wordprocessingDrawing" xmlns:wp="http://schemas.openxmlformats.org/drawingml/2006/wordprocessingDrawing" xmlns:w10="urn:schemas-microsoft-com:office:word" xmlns:w="http://schemas.openxmlformats.org/wordprocessingml/2006/main" xmlns:w14="http://schemas.microsoft.com/office/word/2010/wordml" xmlns:w15="http://schemas.microsoft.com/office/word/2012/wordml" xmlns:w16cei="http://schemas.microsoft.com/office/word/2026/wordml/cei" xmlns:w16cex="http://schemas.microsoft.com/office/word/2018/wordml/cex" xmlns:w16cid="http://schemas.microsoft.com/office/word/2016/wordml/cid" xmlns:w16="http://schemas.microsoft.com/office/word/2018/wordml" xmlns:w16du="http://schemas.microsoft.com/office/word/2023/wordml/word16du" xmlns:w16sdtdh="http://schemas.microsoft.com/office/word/2020/wordml/sdtdatahash" xmlns:w16sdtfl="http://schemas.microsoft.com/office/word/2024/wordml/sdtformatlock" xmlns:w16se="http://schemas.microsoft.com/office/word/2015/wordml/symex" xmlns:wpg="http://schemas.microsoft.com/office/word/2010/wordprocessingGroup" xmlns:wpi="http://schemas.microsoft.com/office/word/2010/wordprocessingInk" xmlns:wne="http://schemas.microsoft.com/office/word/2006/wordml" xmlns:wps="http://schemas.microsoft.com/office/word/2010/wordprocessingShape" mc:Ignorable="w14 w15 w16se w16cid w16 w16cex w16sdtdh w16sdtfl w16du wp14">
+<w:hdr xmlns:wpc="http://schemas.microsoft.com/office/word/2010/wordprocessingCanvas" xmlns:cx="http://schemas.microsoft.com/office/drawing/2014/chartex" xmlns:cx1="http://schemas.microsoft.com/office/drawing/2015/9/8/chartex" xmlns:cx2="http://schemas.microsoft.com/office/drawing/2015/10/21/chartex" xmlns:cx3="http://schemas.microsoft.com/office/drawing/2016/5/9/chartex" xmlns:cx4="http://schemas.microsoft.com/office/drawing/2016/5/10/chartex" xmlns:cx5="http://schemas.microsoft.com/office/drawing/2016/5/11/chartex" xmlns:cx6="http://schemas.microsoft.com/office/drawing/2016/5/12/chartex" xmlns:cx7="http://schemas.microsoft.com/office/drawing/2016/5/13/chartex" xmlns:cx8="http://schemas.microsoft.com/office/drawing/2016/5/14/chartex" xmlns:mc="http://schemas.openxmlformats.org/markup-compatibility/2006" xmlns:aink="http://schemas.microsoft.com/office/drawing/2016/ink" xmlns:am3d="http://schemas.microsoft.com/office/drawing/2017/model3d" xmlns:o="urn:schemas-microsoft-com:office:office" xmlns:r="http://schemas.openxmlformats.org/officeDocument/2006/relationships" xmlns:m="http://schemas.openxmlformats.org/officeDocument/2006/math" xmlns:v="urn:schemas-microsoft-com:vml" xmlns:wp14="http://schemas.microsoft.com/office/word/2010/wordprocessingDrawing" xmlns:wp="http://schemas.openxmlformats.org/drawingml/2006/wordprocessingDrawing" xmlns:w10="urn:schemas-microsoft-com:office:word" xmlns:w="http://schemas.openxmlformats.org/wordprocessingml/2006/main" xmlns:w14="http://schemas.microsoft.com/office/word/2010/wordml" xmlns:w15="http://schemas.microsoft.com/office/word/2012/wordml" xmlns:w16cex="http://schemas.microsoft.com/office/word/2018/wordml/cex" xmlns:w16cid="http://schemas.microsoft.com/office/word/2016/wordml/cid" xmlns:w16="http://schemas.microsoft.com/office/word/2018/wordml" xmlns:w16sdtdh="http://schemas.microsoft.com/office/word/2020/wordml/sdtdatahash" xmlns:w16se="http://schemas.microsoft.com/office/word/2015/wordml/symex" xmlns:wpg="http://schemas.microsoft.com/office/word/2010/wordprocessingGroup" xmlns:wpi="http://schemas.microsoft.com/office/word/2010/wordprocessingInk" xmlns:wne="http://schemas.microsoft.com/office/word/2006/wordml" xmlns:wps="http://schemas.microsoft.com/office/word/2010/wordprocessingShape" mc:Ignorable="w14 w15 w16se w16cid w16 w16cex w16sdtdh wp14">
   <w:p>
     <w:pPr>
       <w:pStyle w:val="Encabezado"/>
@@ -8580,7 +8232,7 @@
 </file>
 
 <file path=word/numbering.xml><?xml version="1.0" encoding="utf-8"?>
-<w:numbering xmlns:wpc="http://schemas.microsoft.com/office/word/2010/wordprocessingCanvas" xmlns:cx="http://schemas.microsoft.com/office/drawing/2014/chartex" xmlns:cx1="http://schemas.microsoft.com/office/drawing/2015/9/8/chartex" xmlns:cx2="http://schemas.microsoft.com/office/drawing/2015/10/21/chartex" xmlns:cx3="http://schemas.microsoft.com/office/drawing/2016/5/9/chartex" xmlns:cx4="http://schemas.microsoft.com/office/drawing/2016/5/10/chartex" xmlns:cx5="http://schemas.microsoft.com/office/drawing/2016/5/11/chartex" xmlns:cx6="http://schemas.microsoft.com/office/drawing/2016/5/12/chartex" xmlns:cx7="http://schemas.microsoft.com/office/drawing/2016/5/13/chartex" xmlns:cx8="http://schemas.microsoft.com/office/drawing/2016/5/14/chartex" xmlns:mc="http://schemas.openxmlformats.org/markup-compatibility/2006" xmlns:aink="http://schemas.microsoft.com/office/drawing/2016/ink" xmlns:am3d="http://schemas.microsoft.com/office/drawing/2017/model3d" xmlns:o="urn:schemas-microsoft-com:office:office" xmlns:oel="http://schemas.microsoft.com/office/2019/extlst" xmlns:r="http://schemas.openxmlformats.org/officeDocument/2006/relationships" xmlns:m="http://schemas.openxmlformats.org/officeDocument/2006/math" xmlns:v="urn:schemas-microsoft-com:vml" xmlns:wp14="http://schemas.microsoft.com/office/word/2010/wordprocessingDrawing" xmlns:wp="http://schemas.openxmlformats.org/drawingml/2006/wordprocessingDrawing" xmlns:w10="urn:schemas-microsoft-com:office:word" xmlns:w="http://schemas.openxmlformats.org/wordprocessingml/2006/main" xmlns:w14="http://schemas.microsoft.com/office/word/2010/wordml" xmlns:w15="http://schemas.microsoft.com/office/word/2012/wordml" xmlns:w16cei="http://schemas.microsoft.com/office/word/2026/wordml/cei" xmlns:w16cex="http://schemas.microsoft.com/office/word/2018/wordml/cex" xmlns:w16cid="http://schemas.microsoft.com/office/word/2016/wordml/cid" xmlns:w16="http://schemas.microsoft.com/office/word/2018/wordml" xmlns:w16du="http://schemas.microsoft.com/office/word/2023/wordml/word16du" xmlns:w16sdtdh="http://schemas.microsoft.com/office/word/2020/wordml/sdtdatahash" xmlns:w16sdtfl="http://schemas.microsoft.com/office/word/2024/wordml/sdtformatlock" xmlns:w16se="http://schemas.microsoft.com/office/word/2015/wordml/symex" xmlns:wpg="http://schemas.microsoft.com/office/word/2010/wordprocessingGroup" xmlns:wpi="http://schemas.microsoft.com/office/word/2010/wordprocessingInk" xmlns:wne="http://schemas.microsoft.com/office/word/2006/wordml" xmlns:wps="http://schemas.microsoft.com/office/word/2010/wordprocessingShape" mc:Ignorable="w14 w15 w16se w16cid w16 w16cex w16sdtdh w16sdtfl w16du wp14">
+<w:numbering xmlns:wpc="http://schemas.microsoft.com/office/word/2010/wordprocessingCanvas" xmlns:cx="http://schemas.microsoft.com/office/drawing/2014/chartex" xmlns:cx1="http://schemas.microsoft.com/office/drawing/2015/9/8/chartex" xmlns:cx2="http://schemas.microsoft.com/office/drawing/2015/10/21/chartex" xmlns:cx3="http://schemas.microsoft.com/office/drawing/2016/5/9/chartex" xmlns:cx4="http://schemas.microsoft.com/office/drawing/2016/5/10/chartex" xmlns:cx5="http://schemas.microsoft.com/office/drawing/2016/5/11/chartex" xmlns:cx6="http://schemas.microsoft.com/office/drawing/2016/5/12/chartex" xmlns:cx7="http://schemas.microsoft.com/office/drawing/2016/5/13/chartex" xmlns:cx8="http://schemas.microsoft.com/office/drawing/2016/5/14/chartex" xmlns:mc="http://schemas.openxmlformats.org/markup-compatibility/2006" xmlns:aink="http://schemas.microsoft.com/office/drawing/2016/ink" xmlns:am3d="http://schemas.microsoft.com/office/drawing/2017/model3d" xmlns:o="urn:schemas-microsoft-com:office:office" xmlns:r="http://schemas.openxmlformats.org/officeDocument/2006/relationships" xmlns:m="http://schemas.openxmlformats.org/officeDocument/2006/math" xmlns:v="urn:schemas-microsoft-com:vml" xmlns:wp14="http://schemas.microsoft.com/office/word/2010/wordprocessingDrawing" xmlns:wp="http://schemas.openxmlformats.org/drawingml/2006/wordprocessingDrawing" xmlns:w10="urn:schemas-microsoft-com:office:word" xmlns:w="http://schemas.openxmlformats.org/wordprocessingml/2006/main" xmlns:w14="http://schemas.microsoft.com/office/word/2010/wordml" xmlns:w15="http://schemas.microsoft.com/office/word/2012/wordml" xmlns:w16cex="http://schemas.microsoft.com/office/word/2018/wordml/cex" xmlns:w16cid="http://schemas.microsoft.com/office/word/2016/wordml/cid" xmlns:w16="http://schemas.microsoft.com/office/word/2018/wordml" xmlns:w16sdtdh="http://schemas.microsoft.com/office/word/2020/wordml/sdtdatahash" xmlns:w16se="http://schemas.microsoft.com/office/word/2015/wordml/symex" xmlns:wpg="http://schemas.microsoft.com/office/word/2010/wordprocessingGroup" xmlns:wpi="http://schemas.microsoft.com/office/word/2010/wordprocessingInk" xmlns:wne="http://schemas.microsoft.com/office/word/2006/wordml" xmlns:wps="http://schemas.microsoft.com/office/word/2010/wordprocessingShape" mc:Ignorable="w14 w15 w16se w16cid w16 w16cex w16sdtdh wp14">
   <w:abstractNum w:abstractNumId="0" w15:restartNumberingAfterBreak="0">
     <w:nsid w:val="FFFFFF89"/>
     <w:multiLevelType w:val="singleLevel"/>
@@ -12592,115 +12244,115 @@
       </w:rPr>
     </w:lvl>
   </w:abstractNum>
-  <w:num w:numId="1" w16cid:durableId="440223276">
+  <w:num w:numId="1">
     <w:abstractNumId w:val="0"/>
   </w:num>
-  <w:num w:numId="2" w16cid:durableId="859007238">
+  <w:num w:numId="2">
     <w:abstractNumId w:val="13"/>
   </w:num>
-  <w:num w:numId="3" w16cid:durableId="399407231">
+  <w:num w:numId="3">
     <w:abstractNumId w:val="25"/>
   </w:num>
-  <w:num w:numId="4" w16cid:durableId="1547716419">
+  <w:num w:numId="4">
     <w:abstractNumId w:val="19"/>
   </w:num>
-  <w:num w:numId="5" w16cid:durableId="919483626">
+  <w:num w:numId="5">
     <w:abstractNumId w:val="21"/>
   </w:num>
-  <w:num w:numId="6" w16cid:durableId="1259944412">
+  <w:num w:numId="6">
     <w:abstractNumId w:val="14"/>
   </w:num>
-  <w:num w:numId="7" w16cid:durableId="35010516">
+  <w:num w:numId="7">
     <w:abstractNumId w:val="28"/>
   </w:num>
-  <w:num w:numId="8" w16cid:durableId="477305200">
+  <w:num w:numId="8">
     <w:abstractNumId w:val="22"/>
   </w:num>
-  <w:num w:numId="9" w16cid:durableId="1283077258">
+  <w:num w:numId="9">
     <w:abstractNumId w:val="8"/>
   </w:num>
-  <w:num w:numId="10" w16cid:durableId="53740224">
+  <w:num w:numId="10">
     <w:abstractNumId w:val="36"/>
   </w:num>
-  <w:num w:numId="11" w16cid:durableId="449319836">
+  <w:num w:numId="11">
     <w:abstractNumId w:val="17"/>
   </w:num>
-  <w:num w:numId="12" w16cid:durableId="1776320303">
+  <w:num w:numId="12">
     <w:abstractNumId w:val="20"/>
   </w:num>
-  <w:num w:numId="13" w16cid:durableId="409276396">
+  <w:num w:numId="13">
     <w:abstractNumId w:val="12"/>
   </w:num>
-  <w:num w:numId="14" w16cid:durableId="1964917159">
+  <w:num w:numId="14">
     <w:abstractNumId w:val="4"/>
   </w:num>
-  <w:num w:numId="15" w16cid:durableId="1695154973">
+  <w:num w:numId="15">
     <w:abstractNumId w:val="2"/>
   </w:num>
-  <w:num w:numId="16" w16cid:durableId="873037599">
+  <w:num w:numId="16">
     <w:abstractNumId w:val="3"/>
   </w:num>
-  <w:num w:numId="17" w16cid:durableId="1761483515">
+  <w:num w:numId="17">
     <w:abstractNumId w:val="10"/>
   </w:num>
-  <w:num w:numId="18" w16cid:durableId="455679871">
+  <w:num w:numId="18">
     <w:abstractNumId w:val="29"/>
   </w:num>
-  <w:num w:numId="19" w16cid:durableId="58982488">
+  <w:num w:numId="19">
     <w:abstractNumId w:val="23"/>
   </w:num>
-  <w:num w:numId="20" w16cid:durableId="1492523382">
+  <w:num w:numId="20">
     <w:abstractNumId w:val="24"/>
   </w:num>
-  <w:num w:numId="21" w16cid:durableId="1638801643">
+  <w:num w:numId="21">
     <w:abstractNumId w:val="31"/>
   </w:num>
-  <w:num w:numId="22" w16cid:durableId="284848421">
+  <w:num w:numId="22">
     <w:abstractNumId w:val="32"/>
   </w:num>
-  <w:num w:numId="23" w16cid:durableId="1613322189">
+  <w:num w:numId="23">
     <w:abstractNumId w:val="5"/>
   </w:num>
-  <w:num w:numId="24" w16cid:durableId="2139950893">
+  <w:num w:numId="24">
     <w:abstractNumId w:val="30"/>
   </w:num>
-  <w:num w:numId="25" w16cid:durableId="1710105403">
+  <w:num w:numId="25">
     <w:abstractNumId w:val="18"/>
   </w:num>
-  <w:num w:numId="26" w16cid:durableId="747116298">
+  <w:num w:numId="26">
     <w:abstractNumId w:val="6"/>
   </w:num>
-  <w:num w:numId="27" w16cid:durableId="2118602474">
+  <w:num w:numId="27">
     <w:abstractNumId w:val="26"/>
   </w:num>
-  <w:num w:numId="28" w16cid:durableId="665402498">
+  <w:num w:numId="28">
     <w:abstractNumId w:val="11"/>
   </w:num>
-  <w:num w:numId="29" w16cid:durableId="445855547">
+  <w:num w:numId="29">
     <w:abstractNumId w:val="33"/>
   </w:num>
-  <w:num w:numId="30" w16cid:durableId="1260987208">
+  <w:num w:numId="30">
     <w:abstractNumId w:val="15"/>
   </w:num>
-  <w:num w:numId="31" w16cid:durableId="1743676105">
+  <w:num w:numId="31">
     <w:abstractNumId w:val="35"/>
   </w:num>
-  <w:num w:numId="32" w16cid:durableId="798454668">
+  <w:num w:numId="32">
     <w:abstractNumId w:val="1"/>
   </w:num>
-  <w:num w:numId="33" w16cid:durableId="1770394573">
+  <w:num w:numId="33">
     <w:abstractNumId w:val="7"/>
   </w:num>
-  <w:num w:numId="34" w16cid:durableId="1376349847">
+  <w:num w:numId="34">
     <w:abstractNumId w:val="9"/>
   </w:num>
-  <w:num w:numId="35" w16cid:durableId="1547446559">
+  <w:num w:numId="35">
     <w:abstractNumId w:val="27"/>
   </w:num>
-  <w:num w:numId="36" w16cid:durableId="919798966">
+  <w:num w:numId="36">
     <w:abstractNumId w:val="34"/>
   </w:num>
-  <w:num w:numId="37" w16cid:durableId="673535155">
+  <w:num w:numId="37">
     <w:abstractNumId w:val="16"/>
   </w:num>
   <w:numIdMacAtCleanup w:val="21"/>
@@ -12708,7 +12360,7 @@
 </file>
 
 <file path=word/styles.xml><?xml version="1.0" encoding="utf-8"?>
-<w:styles xmlns:mc="http://schemas.openxmlformats.org/markup-compatibility/2006" xmlns:r="http://schemas.openxmlformats.org/officeDocument/2006/relationships" xmlns:w="http://schemas.openxmlformats.org/wordprocessingml/2006/main" xmlns:w14="http://schemas.microsoft.com/office/word/2010/wordml" xmlns:w15="http://schemas.microsoft.com/office/word/2012/wordml" xmlns:w16cex="http://schemas.microsoft.com/office/word/2018/wordml/cex" xmlns:w16cid="http://schemas.microsoft.com/office/word/2016/wordml/cid" xmlns:w16="http://schemas.microsoft.com/office/word/2018/wordml" xmlns:w16du="http://schemas.microsoft.com/office/word/2023/wordml/word16du" xmlns:w16sdtdh="http://schemas.microsoft.com/office/word/2020/wordml/sdtdatahash" xmlns:w16sdtfl="http://schemas.microsoft.com/office/word/2024/wordml/sdtformatlock" xmlns:w16se="http://schemas.microsoft.com/office/word/2015/wordml/symex" mc:Ignorable="w14 w15 w16se w16cid w16 w16cex w16sdtdh w16sdtfl w16du">
+<w:styles xmlns:mc="http://schemas.openxmlformats.org/markup-compatibility/2006" xmlns:r="http://schemas.openxmlformats.org/officeDocument/2006/relationships" xmlns:w="http://schemas.openxmlformats.org/wordprocessingml/2006/main" xmlns:w14="http://schemas.microsoft.com/office/word/2010/wordml" xmlns:w15="http://schemas.microsoft.com/office/word/2012/wordml" xmlns:w16cex="http://schemas.microsoft.com/office/word/2018/wordml/cex" xmlns:w16cid="http://schemas.microsoft.com/office/word/2016/wordml/cid" xmlns:w16="http://schemas.microsoft.com/office/word/2018/wordml" xmlns:w16sdtdh="http://schemas.microsoft.com/office/word/2020/wordml/sdtdatahash" xmlns:w16se="http://schemas.microsoft.com/office/word/2015/wordml/symex" mc:Ignorable="w14 w15 w16se w16cid w16 w16cex w16sdtdh">
   <w:docDefaults>
     <w:rPrDefault>
       <w:rPr>
@@ -14056,7 +13708,7 @@
       </w:rPr>
     </w:tblStylePr>
   </w:style>
-  <w:style w:type="character" w:styleId="Fuerte">
+  <w:style w:type="character" w:styleId="Textoennegrita">
     <w:name w:val="Strong"/>
     <w:basedOn w:val="Fuentedeprrafopredeter"/>
     <w:uiPriority w:val="22"/>
@@ -14449,6 +14101,30 @@
 </file>
 
 <file path=customXml/item1.xml><?xml version="1.0" encoding="utf-8"?>
+<b:Sources xmlns:b="http://schemas.openxmlformats.org/officeDocument/2006/bibliography" xmlns="http://schemas.openxmlformats.org/officeDocument/2006/bibliography" SelectedStyle="\APASixthEditionOfficeOnline.xsl" StyleName="APA" Version="6"/>
+</file>
+
+<file path=customXml/item2.xml><?xml version="1.0" encoding="utf-8"?>
+<?mso-contentType ?>
+<FormTemplates xmlns="http://schemas.microsoft.com/sharepoint/v3/contenttype/forms">
+  <Display>DocumentLibraryForm</Display>
+  <Edit>DocumentLibraryForm</Edit>
+  <New>DocumentLibraryForm</New>
+</FormTemplates>
+</file>
+
+<file path=customXml/item3.xml><?xml version="1.0" encoding="utf-8"?>
+<p:properties xmlns:p="http://schemas.microsoft.com/office/2006/metadata/properties" xmlns:xsi="http://www.w3.org/2001/XMLSchema-instance" xmlns:pc="http://schemas.microsoft.com/office/infopath/2007/PartnerControls">
+  <documentManagement>
+    <TaxCatchAll xmlns="67a0edcd-0de5-43ed-8c27-e32f38a00c91" xsi:nil="true"/>
+    <lcf76f155ced4ddcb4097134ff3c332f xmlns="42760c81-fd8e-4d59-8953-7cdb9f38b14f">
+      <Terms xmlns="http://schemas.microsoft.com/office/infopath/2007/PartnerControls"/>
+    </lcf76f155ced4ddcb4097134ff3c332f>
+  </documentManagement>
+</p:properties>
+</file>
+
+<file path=customXml/item4.xml><?xml version="1.0" encoding="utf-8"?>
 <ct:contentTypeSchema xmlns:ct="http://schemas.microsoft.com/office/2006/metadata/contentType" xmlns:ma="http://schemas.microsoft.com/office/2006/metadata/properties/metaAttributes" ct:_="" ma:_="" ma:contentTypeName="Documento" ma:contentTypeID="0x01010005252A1EF3BD024F856B47B579AB5244" ma:contentTypeVersion="12" ma:contentTypeDescription="Crear nuevo documento." ma:contentTypeScope="" ma:versionID="32d0e18b85ac20c34eab62df21c0cf58">
   <xsd:schema xmlns:xsd="http://www.w3.org/2001/XMLSchema" xmlns:xs="http://www.w3.org/2001/XMLSchema" xmlns:p="http://schemas.microsoft.com/office/2006/metadata/properties" xmlns:ns2="42760c81-fd8e-4d59-8953-7cdb9f38b14f" xmlns:ns3="67a0edcd-0de5-43ed-8c27-e32f38a00c91" targetNamespace="http://schemas.microsoft.com/office/2006/metadata/properties" ma:root="true" ma:fieldsID="cc2c149e99f10870fd5bc3964e5386d3" ns2:_="" ns3:_="">
     <xsd:import namespace="42760c81-fd8e-4d59-8953-7cdb9f38b14f"/>
@@ -14649,35 +14325,7 @@
 </ct:contentTypeSchema>
 </file>
 
-<file path=customXml/item2.xml><?xml version="1.0" encoding="utf-8"?>
-<b:Sources xmlns:b="http://schemas.openxmlformats.org/officeDocument/2006/bibliography" xmlns="http://schemas.openxmlformats.org/officeDocument/2006/bibliography" SelectedStyle="\APASixthEditionOfficeOnline.xsl" StyleName="APA" Version="6"/>
-</file>
-
-<file path=customXml/item3.xml><?xml version="1.0" encoding="utf-8"?>
-<?mso-contentType ?>
-<FormTemplates xmlns="http://schemas.microsoft.com/sharepoint/v3/contenttype/forms">
-  <Display>DocumentLibraryForm</Display>
-  <Edit>DocumentLibraryForm</Edit>
-  <New>DocumentLibraryForm</New>
-</FormTemplates>
-</file>
-
-<file path=customXml/item4.xml><?xml version="1.0" encoding="utf-8"?>
-<p:properties xmlns:p="http://schemas.microsoft.com/office/2006/metadata/properties" xmlns:xsi="http://www.w3.org/2001/XMLSchema-instance" xmlns:pc="http://schemas.microsoft.com/office/infopath/2007/PartnerControls">
-  <documentManagement>
-    <TaxCatchAll xmlns="67a0edcd-0de5-43ed-8c27-e32f38a00c91" xsi:nil="true"/>
-    <lcf76f155ced4ddcb4097134ff3c332f xmlns="42760c81-fd8e-4d59-8953-7cdb9f38b14f">
-      <Terms xmlns="http://schemas.microsoft.com/office/infopath/2007/PartnerControls"/>
-    </lcf76f155ced4ddcb4097134ff3c332f>
-  </documentManagement>
-</p:properties>
-</file>
-
 <file path=customXml/itemProps1.xml><?xml version="1.0" encoding="utf-8"?>
-<ds:datastoreItem xmlns:ds="http://schemas.openxmlformats.org/officeDocument/2006/customXml" ds:itemID="{D5849BDB-47F8-4853-ADB9-D1D004609CD6}"/>
-</file>
-
-<file path=customXml/itemProps2.xml><?xml version="1.0" encoding="utf-8"?>
 <ds:datastoreItem xmlns:ds="http://schemas.openxmlformats.org/officeDocument/2006/customXml" ds:itemID="{EAE431FD-7059-4C09-804B-C9D69EB7B213}">
   <ds:schemaRefs>
     <ds:schemaRef ds:uri="http://schemas.openxmlformats.org/officeDocument/2006/bibliography"/>
@@ -14685,7 +14333,7 @@
 </ds:datastoreItem>
 </file>
 
-<file path=customXml/itemProps3.xml><?xml version="1.0" encoding="utf-8"?>
+<file path=customXml/itemProps2.xml><?xml version="1.0" encoding="utf-8"?>
 <ds:datastoreItem xmlns:ds="http://schemas.openxmlformats.org/officeDocument/2006/customXml" ds:itemID="{10663269-2064-4804-8290-36D4A57F5557}">
   <ds:schemaRefs>
     <ds:schemaRef ds:uri="http://schemas.microsoft.com/sharepoint/v3/contenttype/forms"/>
@@ -14693,13 +14341,32 @@
 </ds:datastoreItem>
 </file>
 
-<file path=customXml/itemProps4.xml><?xml version="1.0" encoding="utf-8"?>
+<file path=customXml/itemProps3.xml><?xml version="1.0" encoding="utf-8"?>
 <ds:datastoreItem xmlns:ds="http://schemas.openxmlformats.org/officeDocument/2006/customXml" ds:itemID="{1279454D-02BE-4A9C-A117-DCD1573E2608}">
   <ds:schemaRefs>
     <ds:schemaRef ds:uri="http://schemas.microsoft.com/office/2006/metadata/properties"/>
     <ds:schemaRef ds:uri="http://schemas.microsoft.com/office/infopath/2007/PartnerControls"/>
-    <ds:schemaRef ds:uri="13c90a0b-73bc-4dc0-be5f-28d77b615beb"/>
-    <ds:schemaRef ds:uri="13c93bba-48ce-428c-bfe5-88b42c19b028"/>
+    <ds:schemaRef ds:uri="67a0edcd-0de5-43ed-8c27-e32f38a00c91"/>
+    <ds:schemaRef ds:uri="42760c81-fd8e-4d59-8953-7cdb9f38b14f"/>
+  </ds:schemaRefs>
+</ds:datastoreItem>
+</file>
+
+<file path=customXml/itemProps4.xml><?xml version="1.0" encoding="utf-8"?>
+<ds:datastoreItem xmlns:ds="http://schemas.openxmlformats.org/officeDocument/2006/customXml" ds:itemID="{BC42CB26-8AF5-49E3-8EBA-3F2C10B769A1}">
+  <ds:schemaRefs>
+    <ds:schemaRef ds:uri="http://schemas.microsoft.com/office/2006/metadata/contentType"/>
+    <ds:schemaRef ds:uri="http://schemas.microsoft.com/office/2006/metadata/properties/metaAttributes"/>
+    <ds:schemaRef ds:uri="http://www.w3.org/2001/XMLSchema"/>
+    <ds:schemaRef ds:uri="http://schemas.microsoft.com/office/2006/metadata/properties"/>
+    <ds:schemaRef ds:uri="42760c81-fd8e-4d59-8953-7cdb9f38b14f"/>
+    <ds:schemaRef ds:uri="67a0edcd-0de5-43ed-8c27-e32f38a00c91"/>
+    <ds:schemaRef ds:uri="http://schemas.microsoft.com/office/2006/documentManagement/types"/>
+    <ds:schemaRef ds:uri="http://schemas.microsoft.com/office/infopath/2007/PartnerControls"/>
+    <ds:schemaRef ds:uri="http://schemas.openxmlformats.org/package/2006/metadata/core-properties"/>
+    <ds:schemaRef ds:uri="http://purl.org/dc/elements/1.1/"/>
+    <ds:schemaRef ds:uri="http://purl.org/dc/terms/"/>
+    <ds:schemaRef ds:uri="http://schemas.microsoft.com/internal/obd"/>
   </ds:schemaRefs>
 </ds:datastoreItem>
 </file>